--- a/2-Abordare_metodologie.docx
+++ b/2-Abordare_metodologie.docx
@@ -1894,9 +1894,16 @@
     </w:p>
     <w:p>
       <w:pPr>
+        <w:spacing w:after="80" w:line="280" w:lineRule="auto"/>
+        <w:jc w:val="both"/>
+      </w:pPr>
+    </w:p>
+    <w:p>
+      <w:pPr>
         <w:pStyle w:val="Heading2"/>
       </w:pPr>
       <w:r>
+        <w:lastRenderedPageBreak/>
         <w:t xml:space="preserve">2.2 </w:t>
       </w:r>
       <w:proofErr w:type="spellStart"/>
@@ -1923,7 +1930,6 @@
       </w:pPr>
       <w:proofErr w:type="spellStart"/>
       <w:r>
-        <w:lastRenderedPageBreak/>
         <w:t>Pentru</w:t>
       </w:r>
       <w:proofErr w:type="spellEnd"/>
@@ -2319,12 +2325,6 @@
         <w:gridCol w:w="7438"/>
       </w:tblGrid>
       <w:tr>
-        <w:tblPrEx>
-          <w:tblCellMar>
-            <w:top w:w="0" w:type="dxa"/>
-            <w:bottom w:w="0" w:type="dxa"/>
-          </w:tblCellMar>
-        </w:tblPrEx>
         <w:tc>
           <w:tcPr>
             <w:tcW w:w="2200" w:type="dxa"/>
@@ -2449,12 +2449,6 @@
         </w:tc>
       </w:tr>
       <w:tr>
-        <w:tblPrEx>
-          <w:tblCellMar>
-            <w:top w:w="0" w:type="dxa"/>
-            <w:bottom w:w="0" w:type="dxa"/>
-          </w:tblCellMar>
-        </w:tblPrEx>
         <w:tc>
           <w:tcPr>
             <w:tcW w:w="2200" w:type="dxa"/>
@@ -2607,12 +2601,6 @@
         </w:tc>
       </w:tr>
       <w:tr>
-        <w:tblPrEx>
-          <w:tblCellMar>
-            <w:top w:w="0" w:type="dxa"/>
-            <w:bottom w:w="0" w:type="dxa"/>
-          </w:tblCellMar>
-        </w:tblPrEx>
         <w:tc>
           <w:tcPr>
             <w:tcW w:w="2200" w:type="dxa"/>
@@ -2813,12 +2801,6 @@
         </w:tc>
       </w:tr>
       <w:tr>
-        <w:tblPrEx>
-          <w:tblCellMar>
-            <w:top w:w="0" w:type="dxa"/>
-            <w:bottom w:w="0" w:type="dxa"/>
-          </w:tblCellMar>
-        </w:tblPrEx>
         <w:tc>
           <w:tcPr>
             <w:tcW w:w="2200" w:type="dxa"/>
@@ -3021,12 +3003,6 @@
         </w:tc>
       </w:tr>
       <w:tr>
-        <w:tblPrEx>
-          <w:tblCellMar>
-            <w:top w:w="0" w:type="dxa"/>
-            <w:bottom w:w="0" w:type="dxa"/>
-          </w:tblCellMar>
-        </w:tblPrEx>
         <w:tc>
           <w:tcPr>
             <w:tcW w:w="2200" w:type="dxa"/>
@@ -3218,12 +3194,6 @@
         </w:tc>
       </w:tr>
       <w:tr>
-        <w:tblPrEx>
-          <w:tblCellMar>
-            <w:top w:w="0" w:type="dxa"/>
-            <w:bottom w:w="0" w:type="dxa"/>
-          </w:tblCellMar>
-        </w:tblPrEx>
         <w:tc>
           <w:tcPr>
             <w:tcW w:w="2200" w:type="dxa"/>
@@ -7591,12 +7561,6 @@
         <w:gridCol w:w="1638"/>
       </w:tblGrid>
       <w:tr>
-        <w:tblPrEx>
-          <w:tblCellMar>
-            <w:top w:w="0" w:type="dxa"/>
-            <w:bottom w:w="0" w:type="dxa"/>
-          </w:tblCellMar>
-        </w:tblPrEx>
         <w:tc>
           <w:tcPr>
             <w:tcW w:w="1800" w:type="dxa"/>
@@ -7792,12 +7756,6 @@
         </w:tc>
       </w:tr>
       <w:tr>
-        <w:tblPrEx>
-          <w:tblCellMar>
-            <w:top w:w="0" w:type="dxa"/>
-            <w:bottom w:w="0" w:type="dxa"/>
-          </w:tblCellMar>
-        </w:tblPrEx>
         <w:tc>
           <w:tcPr>
             <w:tcW w:w="1800" w:type="dxa"/>
@@ -8031,12 +7989,6 @@
         </w:tc>
       </w:tr>
       <w:tr>
-        <w:tblPrEx>
-          <w:tblCellMar>
-            <w:top w:w="0" w:type="dxa"/>
-            <w:bottom w:w="0" w:type="dxa"/>
-          </w:tblCellMar>
-        </w:tblPrEx>
         <w:tc>
           <w:tcPr>
             <w:tcW w:w="1800" w:type="dxa"/>
@@ -8260,12 +8212,6 @@
         </w:tc>
       </w:tr>
       <w:tr>
-        <w:tblPrEx>
-          <w:tblCellMar>
-            <w:top w:w="0" w:type="dxa"/>
-            <w:bottom w:w="0" w:type="dxa"/>
-          </w:tblCellMar>
-        </w:tblPrEx>
         <w:tc>
           <w:tcPr>
             <w:tcW w:w="1800" w:type="dxa"/>
@@ -8523,12 +8469,6 @@
         </w:tc>
       </w:tr>
       <w:tr>
-        <w:tblPrEx>
-          <w:tblCellMar>
-            <w:top w:w="0" w:type="dxa"/>
-            <w:bottom w:w="0" w:type="dxa"/>
-          </w:tblCellMar>
-        </w:tblPrEx>
         <w:tc>
           <w:tcPr>
             <w:tcW w:w="1800" w:type="dxa"/>
@@ -10440,12 +10380,6 @@
         <w:gridCol w:w="2409"/>
       </w:tblGrid>
       <w:tr>
-        <w:tblPrEx>
-          <w:tblCellMar>
-            <w:top w:w="0" w:type="dxa"/>
-            <w:bottom w:w="0" w:type="dxa"/>
-          </w:tblCellMar>
-        </w:tblPrEx>
         <w:tc>
           <w:tcPr>
             <w:tcW w:w="2409" w:type="dxa"/>
@@ -10554,12 +10488,6 @@
         </w:tc>
       </w:tr>
       <w:tr>
-        <w:tblPrEx>
-          <w:tblCellMar>
-            <w:top w:w="0" w:type="dxa"/>
-            <w:bottom w:w="0" w:type="dxa"/>
-          </w:tblCellMar>
-        </w:tblPrEx>
         <w:tc>
           <w:tcPr>
             <w:tcW w:w="2409" w:type="dxa"/>
@@ -10637,12 +10565,6 @@
         </w:tc>
       </w:tr>
       <w:tr>
-        <w:tblPrEx>
-          <w:tblCellMar>
-            <w:top w:w="0" w:type="dxa"/>
-            <w:bottom w:w="0" w:type="dxa"/>
-          </w:tblCellMar>
-        </w:tblPrEx>
         <w:tc>
           <w:tcPr>
             <w:tcW w:w="2409" w:type="dxa"/>
@@ -10727,12 +10649,6 @@
         </w:tc>
       </w:tr>
       <w:tr>
-        <w:tblPrEx>
-          <w:tblCellMar>
-            <w:top w:w="0" w:type="dxa"/>
-            <w:bottom w:w="0" w:type="dxa"/>
-          </w:tblCellMar>
-        </w:tblPrEx>
         <w:tc>
           <w:tcPr>
             <w:tcW w:w="2409" w:type="dxa"/>
@@ -10814,12 +10730,6 @@
         </w:tc>
       </w:tr>
       <w:tr>
-        <w:tblPrEx>
-          <w:tblCellMar>
-            <w:top w:w="0" w:type="dxa"/>
-            <w:bottom w:w="0" w:type="dxa"/>
-          </w:tblCellMar>
-        </w:tblPrEx>
         <w:tc>
           <w:tcPr>
             <w:tcW w:w="2409" w:type="dxa"/>
@@ -10912,12 +10822,6 @@
         </w:tc>
       </w:tr>
       <w:tr>
-        <w:tblPrEx>
-          <w:tblCellMar>
-            <w:top w:w="0" w:type="dxa"/>
-            <w:bottom w:w="0" w:type="dxa"/>
-          </w:tblCellMar>
-        </w:tblPrEx>
         <w:tc>
           <w:tcPr>
             <w:tcW w:w="2409" w:type="dxa"/>
@@ -10996,12 +10900,6 @@
         </w:tc>
       </w:tr>
       <w:tr>
-        <w:tblPrEx>
-          <w:tblCellMar>
-            <w:top w:w="0" w:type="dxa"/>
-            <w:bottom w:w="0" w:type="dxa"/>
-          </w:tblCellMar>
-        </w:tblPrEx>
         <w:tc>
           <w:tcPr>
             <w:tcW w:w="2409" w:type="dxa"/>
@@ -11073,12 +10971,6 @@
         </w:tc>
       </w:tr>
       <w:tr>
-        <w:tblPrEx>
-          <w:tblCellMar>
-            <w:top w:w="0" w:type="dxa"/>
-            <w:bottom w:w="0" w:type="dxa"/>
-          </w:tblCellMar>
-        </w:tblPrEx>
         <w:tc>
           <w:tcPr>
             <w:tcW w:w="2409" w:type="dxa"/>
@@ -11126,12 +11018,6 @@
         </w:tc>
       </w:tr>
       <w:tr>
-        <w:tblPrEx>
-          <w:tblCellMar>
-            <w:top w:w="0" w:type="dxa"/>
-            <w:bottom w:w="0" w:type="dxa"/>
-          </w:tblCellMar>
-        </w:tblPrEx>
         <w:tc>
           <w:tcPr>
             <w:tcW w:w="2409" w:type="dxa"/>
@@ -11192,12 +11078,6 @@
         </w:tc>
       </w:tr>
       <w:tr>
-        <w:tblPrEx>
-          <w:tblCellMar>
-            <w:top w:w="0" w:type="dxa"/>
-            <w:bottom w:w="0" w:type="dxa"/>
-          </w:tblCellMar>
-        </w:tblPrEx>
         <w:tc>
           <w:tcPr>
             <w:tcW w:w="2409" w:type="dxa"/>
@@ -11263,12 +11143,6 @@
         </w:tc>
       </w:tr>
       <w:tr>
-        <w:tblPrEx>
-          <w:tblCellMar>
-            <w:top w:w="0" w:type="dxa"/>
-            <w:bottom w:w="0" w:type="dxa"/>
-          </w:tblCellMar>
-        </w:tblPrEx>
         <w:tc>
           <w:tcPr>
             <w:tcW w:w="2409" w:type="dxa"/>
@@ -13991,8 +13865,694 @@
     </w:p>
     <w:tbl>
       <w:tblPr>
-        <w:tblW w:type="auto" w:w="0"/>
-        <w:tblLook w:firstColumn="1" w:firstRow="1" w:lastColumn="0" w:lastRow="0" w:noHBand="0" w:noVBand="1" w:val="04A0"/>
+        <w:tblW w:w="0" w:type="auto"/>
+        <w:tblLook w:val="04A0" w:firstRow="1" w:lastRow="0" w:firstColumn="1" w:lastColumn="0" w:noHBand="0" w:noVBand="1"/>
+      </w:tblPr>
+      <w:tblGrid>
+        <w:gridCol w:w="3420"/>
+        <w:gridCol w:w="2036"/>
+        <w:gridCol w:w="2000"/>
+        <w:gridCol w:w="2182"/>
+      </w:tblGrid>
+      <w:tr>
+        <w:tc>
+          <w:tcPr>
+            <w:tcW w:w="2409" w:type="dxa"/>
+          </w:tcPr>
+          <w:p>
+            <w:r>
+              <w:rPr>
+                <w:b/>
+              </w:rPr>
+              <w:t>Componenta SIDISVA (cap. CdS)</w:t>
+            </w:r>
+          </w:p>
+        </w:tc>
+        <w:tc>
+          <w:tcPr>
+            <w:tcW w:w="2409" w:type="dxa"/>
+          </w:tcPr>
+          <w:p>
+            <w:r>
+              <w:rPr>
+                <w:b/>
+              </w:rPr>
+              <w:t>Furnizor</w:t>
+            </w:r>
+          </w:p>
+        </w:tc>
+        <w:tc>
+          <w:tcPr>
+            <w:tcW w:w="2409" w:type="dxa"/>
+          </w:tcPr>
+          <w:p>
+            <w:r>
+              <w:rPr>
+                <w:b/>
+              </w:rPr>
+              <w:t>Produs / Tehnologie</w:t>
+            </w:r>
+          </w:p>
+        </w:tc>
+        <w:tc>
+          <w:tcPr>
+            <w:tcW w:w="2409" w:type="dxa"/>
+          </w:tcPr>
+          <w:p>
+            <w:r>
+              <w:rPr>
+                <w:b/>
+              </w:rPr>
+              <w:t>Strategia de implementare</w:t>
+            </w:r>
+          </w:p>
+        </w:tc>
+      </w:tr>
+      <w:tr>
+        <w:tc>
+          <w:tcPr>
+            <w:tcW w:w="2409" w:type="dxa"/>
+          </w:tcPr>
+          <w:p>
+            <w:r>
+              <w:t>1. LIMS — Laboratory Info Mgmt (3.4.2.1)</w:t>
+            </w:r>
+          </w:p>
+        </w:tc>
+        <w:tc>
+          <w:tcPr>
+            <w:tcW w:w="2409" w:type="dxa"/>
+          </w:tcPr>
+          <w:p>
+            <w:r>
+              <w:t>&lt;FURNIZOR LIMS&gt;</w:t>
+            </w:r>
+          </w:p>
+        </w:tc>
+        <w:tc>
+          <w:tcPr>
+            <w:tcW w:w="2409" w:type="dxa"/>
+          </w:tcPr>
+          <w:p>
+            <w:r>
+              <w:t>LIMS COTS + cod sursă</w:t>
+            </w:r>
+          </w:p>
+        </w:tc>
+        <w:tc>
+          <w:tcPr>
+            <w:tcW w:w="2409" w:type="dxa"/>
+          </w:tcPr>
+          <w:p>
+            <w:r>
+              <w:t>Configurare COTS + dezvoltări specifice ANSVSA (HL7 prin Mirth Connect, integrare echipamente IoT)</w:t>
+            </w:r>
+          </w:p>
+        </w:tc>
+      </w:tr>
+      <w:tr>
+        <w:tc>
+          <w:tcPr>
+            <w:tcW w:w="2409" w:type="dxa"/>
+          </w:tcPr>
+          <w:p>
+            <w:r>
+              <w:t>2. DMS — Document Mgmt (3.4.2.2)</w:t>
+            </w:r>
+          </w:p>
+        </w:tc>
+        <w:tc>
+          <w:tcPr>
+            <w:tcW w:w="2409" w:type="dxa"/>
+          </w:tcPr>
+          <w:p>
+            <w:r>
+              <w:t>&lt;FURNIZOR DMS&gt;</w:t>
+            </w:r>
+          </w:p>
+        </w:tc>
+        <w:tc>
+          <w:tcPr>
+            <w:tcW w:w="2409" w:type="dxa"/>
+          </w:tcPr>
+          <w:p>
+            <w:r>
+              <w:t>ZIPPER DMS + cod sursă</w:t>
+            </w:r>
+          </w:p>
+        </w:tc>
+        <w:tc>
+          <w:tcPr>
+            <w:tcW w:w="2409" w:type="dxa"/>
+          </w:tcPr>
+          <w:p>
+            <w:r>
+              <w:t xml:space="preserve">Configurare nucleu + dezvoltări fluxuri </w:t>
+            </w:r>
+            <w:r>
+              <w:lastRenderedPageBreak/>
+              <w:t>ANSVSA (registre, fluxuri aprobare, integrare pad-uri semnătură olografă)</w:t>
+            </w:r>
+          </w:p>
+        </w:tc>
+      </w:tr>
+      <w:tr>
+        <w:tc>
+          <w:tcPr>
+            <w:tcW w:w="2409" w:type="dxa"/>
+          </w:tcPr>
+          <w:p>
+            <w:r>
+              <w:lastRenderedPageBreak/>
+              <w:t>3. Mgmt scheme intercomparare (3.4.2.3)</w:t>
+            </w:r>
+          </w:p>
+        </w:tc>
+        <w:tc>
+          <w:tcPr>
+            <w:tcW w:w="2409" w:type="dxa"/>
+          </w:tcPr>
+          <w:p>
+            <w:r>
+              <w:t>&lt;FURNIZOR DMS&gt; + &lt;FURNIZOR LIMS&gt;</w:t>
+            </w:r>
+          </w:p>
+        </w:tc>
+        <w:tc>
+          <w:tcPr>
+            <w:tcW w:w="2409" w:type="dxa"/>
+          </w:tcPr>
+          <w:p>
+            <w:r>
+              <w:t>DMS + LIMS configurate</w:t>
+            </w:r>
+          </w:p>
+        </w:tc>
+        <w:tc>
+          <w:tcPr>
+            <w:tcW w:w="2409" w:type="dxa"/>
+          </w:tcPr>
+          <w:p>
+            <w:r>
+              <w:t>Configurare în DMS și LIMS, fără cod nou — folosit fluxuri standard</w:t>
+            </w:r>
+          </w:p>
+        </w:tc>
+      </w:tr>
+      <w:tr>
+        <w:tc>
+          <w:tcPr>
+            <w:tcW w:w="2409" w:type="dxa"/>
+          </w:tcPr>
+          <w:p>
+            <w:r>
+              <w:t>4. GIS (3.4.2.4)</w:t>
+            </w:r>
+          </w:p>
+        </w:tc>
+        <w:tc>
+          <w:tcPr>
+            <w:tcW w:w="2409" w:type="dxa"/>
+          </w:tcPr>
+          <w:p>
+            <w:r>
+              <w:t>&lt;FURNIZOR GIS&gt;</w:t>
+            </w:r>
+          </w:p>
+        </w:tc>
+        <w:tc>
+          <w:tcPr>
+            <w:tcW w:w="2409" w:type="dxa"/>
+          </w:tcPr>
+          <w:p>
+            <w:r>
+              <w:t>Soluție GIS dedicată</w:t>
+            </w:r>
+          </w:p>
+        </w:tc>
+        <w:tc>
+          <w:tcPr>
+            <w:tcW w:w="2409" w:type="dxa"/>
+          </w:tcPr>
+          <w:p>
+            <w:r>
+              <w:t>Configurare + layere ANSVSA + integrare APIA pentru coordonate exploatații</w:t>
+            </w:r>
+          </w:p>
+        </w:tc>
+      </w:tr>
+      <w:tr>
+        <w:tc>
+          <w:tcPr>
+            <w:tcW w:w="2409" w:type="dxa"/>
+          </w:tcPr>
+          <w:p>
+            <w:r>
+              <w:t>5. Raportare/BI/Dashboard (3.4.2.5)</w:t>
+            </w:r>
+          </w:p>
+        </w:tc>
+        <w:tc>
+          <w:tcPr>
+            <w:tcW w:w="2409" w:type="dxa"/>
+          </w:tcPr>
+          <w:p>
+            <w:r>
+              <w:t>&lt;FURNIZOR BI&gt; + &lt;FURNIZOR ETL&gt;</w:t>
+            </w:r>
+          </w:p>
+        </w:tc>
+        <w:tc>
+          <w:tcPr>
+            <w:tcW w:w="2409" w:type="dxa"/>
+          </w:tcPr>
+          <w:p>
+            <w:r>
+              <w:t>MS Power BI + SSRS + SSAS / MS SSIS</w:t>
+            </w:r>
+          </w:p>
+        </w:tc>
+        <w:tc>
+          <w:tcPr>
+            <w:tcW w:w="2409" w:type="dxa"/>
+          </w:tcPr>
+          <w:p>
+            <w:r>
+              <w:t>Configurare Data Warehouse + cube-uri SSAS + dashboards Power BI + ETL din &gt;50 surse</w:t>
+            </w:r>
+          </w:p>
+        </w:tc>
+      </w:tr>
+      <w:tr>
+        <w:tc>
+          <w:tcPr>
+            <w:tcW w:w="2409" w:type="dxa"/>
+          </w:tcPr>
+          <w:p>
+            <w:r>
+              <w:t>6. Portal Servicii Publice (3.4.2.6)</w:t>
+            </w:r>
+          </w:p>
+        </w:tc>
+        <w:tc>
+          <w:tcPr>
+            <w:tcW w:w="2409" w:type="dxa"/>
+          </w:tcPr>
+          <w:p>
+            <w:r>
+              <w:t>&lt;FURNIZOR PORTAL&gt;</w:t>
+            </w:r>
+          </w:p>
+        </w:tc>
+        <w:tc>
+          <w:tcPr>
+            <w:tcW w:w="2409" w:type="dxa"/>
+          </w:tcPr>
+          <w:p>
+            <w:r>
+              <w:t>Enterprise Suite (Portal)</w:t>
+            </w:r>
+          </w:p>
+        </w:tc>
+        <w:tc>
+          <w:tcPr>
+            <w:tcW w:w="2409" w:type="dxa"/>
+          </w:tcPr>
+          <w:p>
+            <w:r>
+              <w:t>Configurare + dezvoltare 56 servicii electronice + integrare ROeID, eIDAS, ONRC, Ghiseul.ro</w:t>
+            </w:r>
+          </w:p>
+        </w:tc>
+      </w:tr>
+      <w:tr>
+        <w:tc>
+          <w:tcPr>
+            <w:tcW w:w="2409" w:type="dxa"/>
+          </w:tcPr>
+          <w:p>
+            <w:r>
+              <w:t>7. BND-SNIIA + mobile vet + mobile fermieri (3.4.2.7)</w:t>
+            </w:r>
+          </w:p>
+        </w:tc>
+        <w:tc>
+          <w:tcPr>
+            <w:tcW w:w="2409" w:type="dxa"/>
+          </w:tcPr>
+          <w:p>
+            <w:r>
+              <w:t>&lt;LIDER&gt; + &lt;FURNIZOR APP MOBILĂ&gt;</w:t>
+            </w:r>
+          </w:p>
+        </w:tc>
+        <w:tc>
+          <w:tcPr>
+            <w:tcW w:w="2409" w:type="dxa"/>
+          </w:tcPr>
+          <w:p>
+            <w:r>
+              <w:t>Custom + Enterprise Suite (Mobile)</w:t>
+            </w:r>
+          </w:p>
+        </w:tc>
+        <w:tc>
+          <w:tcPr>
+            <w:tcW w:w="2409" w:type="dxa"/>
+          </w:tcPr>
+          <w:p>
+            <w:r>
+              <w:t>Dezvoltare full BND-SNIIA + apps native iOS/Android (Swift/SwiftUI + Kotlin/Compose) + offline + AI/ML</w:t>
+            </w:r>
+          </w:p>
+        </w:tc>
+      </w:tr>
+      <w:tr>
+        <w:tc>
+          <w:tcPr>
+            <w:tcW w:w="2409" w:type="dxa"/>
+          </w:tcPr>
+          <w:p>
+            <w:r>
+              <w:t>8. Catagrafie/cartografiere unități (3.4.2.8)</w:t>
+            </w:r>
+          </w:p>
+        </w:tc>
+        <w:tc>
+          <w:tcPr>
+            <w:tcW w:w="2409" w:type="dxa"/>
+          </w:tcPr>
+          <w:p>
+            <w:r>
+              <w:t>&lt;FURNIZOR DMS&gt; + &lt;FURNIZOR GIS&gt;</w:t>
+            </w:r>
+          </w:p>
+        </w:tc>
+        <w:tc>
+          <w:tcPr>
+            <w:tcW w:w="2409" w:type="dxa"/>
+          </w:tcPr>
+          <w:p>
+            <w:r>
+              <w:t>DMS + GIS</w:t>
+            </w:r>
+          </w:p>
+        </w:tc>
+        <w:tc>
+          <w:tcPr>
+            <w:tcW w:w="2409" w:type="dxa"/>
+          </w:tcPr>
+          <w:p>
+            <w:r>
+              <w:t>Configurare DMS + layere GIS + import date xls existente</w:t>
+            </w:r>
+          </w:p>
+        </w:tc>
+      </w:tr>
+      <w:tr>
+        <w:tc>
+          <w:tcPr>
+            <w:tcW w:w="2409" w:type="dxa"/>
+          </w:tcPr>
+          <w:p>
+            <w:r>
+              <w:t>9. Supraveghere/control/anchete (3.4.2.9)</w:t>
+            </w:r>
+          </w:p>
+        </w:tc>
+        <w:tc>
+          <w:tcPr>
+            <w:tcW w:w="2409" w:type="dxa"/>
+          </w:tcPr>
+          <w:p>
+            <w:r>
+              <w:t>&lt;FURNIZOR DMS&gt;</w:t>
+            </w:r>
+          </w:p>
+        </w:tc>
+        <w:tc>
+          <w:tcPr>
+            <w:tcW w:w="2409" w:type="dxa"/>
+          </w:tcPr>
+          <w:p>
+            <w:r>
+              <w:t>ZIPPER DMS + pad semnătură olografă</w:t>
+            </w:r>
+          </w:p>
+        </w:tc>
+        <w:tc>
+          <w:tcPr>
+            <w:tcW w:w="2409" w:type="dxa"/>
+          </w:tcPr>
+          <w:p>
+            <w:r>
+              <w:t>Configurare DMS + integrare pad-uri USB + dosare unitate partajate</w:t>
+            </w:r>
+          </w:p>
+        </w:tc>
+      </w:tr>
+      <w:tr>
+        <w:tc>
+          <w:tcPr>
+            <w:tcW w:w="2409" w:type="dxa"/>
+          </w:tcPr>
+          <w:p>
+            <w:r>
+              <w:t>10. Mgmt instruire personal laboratoare (3.4.2.10)</w:t>
+            </w:r>
+          </w:p>
+        </w:tc>
+        <w:tc>
+          <w:tcPr>
+            <w:tcW w:w="2409" w:type="dxa"/>
+          </w:tcPr>
+          <w:p>
+            <w:r>
+              <w:t>&lt;FURNIZOR DMS&gt;</w:t>
+            </w:r>
+          </w:p>
+        </w:tc>
+        <w:tc>
+          <w:tcPr>
+            <w:tcW w:w="2409" w:type="dxa"/>
+          </w:tcPr>
+          <w:p>
+            <w:r>
+              <w:t>ZIPPER DMS configurat</w:t>
+            </w:r>
+          </w:p>
+        </w:tc>
+        <w:tc>
+          <w:tcPr>
+            <w:tcW w:w="2409" w:type="dxa"/>
+          </w:tcPr>
+          <w:p>
+            <w:r>
+              <w:t>Configurare DMS — calendar, înscrieri, feedback, materiale</w:t>
+            </w:r>
+          </w:p>
+        </w:tc>
+      </w:tr>
+      <w:tr>
+        <w:tc>
+          <w:tcPr>
+            <w:tcW w:w="2409" w:type="dxa"/>
+          </w:tcPr>
+          <w:p>
+            <w:r>
+              <w:t>11. App cetățeni — raportare animale sălbatice (3.4.2.11)</w:t>
+            </w:r>
+          </w:p>
+        </w:tc>
+        <w:tc>
+          <w:tcPr>
+            <w:tcW w:w="2409" w:type="dxa"/>
+          </w:tcPr>
+          <w:p>
+            <w:r>
+              <w:t>&lt;FURNIZOR APP MOBILĂ&gt;</w:t>
+            </w:r>
+          </w:p>
+        </w:tc>
+        <w:tc>
+          <w:tcPr>
+            <w:tcW w:w="2409" w:type="dxa"/>
+          </w:tcPr>
+          <w:p>
+            <w:r>
+              <w:t>Enterprise Suite (Mobile)</w:t>
+            </w:r>
+          </w:p>
+        </w:tc>
+        <w:tc>
+          <w:tcPr>
+            <w:tcW w:w="2409" w:type="dxa"/>
+          </w:tcPr>
+          <w:p>
+            <w:r>
+              <w:t>Native iOS + Android + GPS + foto + GIS + ROeID</w:t>
+            </w:r>
+          </w:p>
+        </w:tc>
+      </w:tr>
+      <w:tr>
+        <w:tc>
+          <w:tcPr>
+            <w:tcW w:w="2409" w:type="dxa"/>
+          </w:tcPr>
+          <w:p>
+            <w:r>
+              <w:t>12. Autorizare/acreditare/desemnare (3.4.2.12)</w:t>
+            </w:r>
+          </w:p>
+        </w:tc>
+        <w:tc>
+          <w:tcPr>
+            <w:tcW w:w="2409" w:type="dxa"/>
+          </w:tcPr>
+          <w:p>
+            <w:r>
+              <w:t>&lt;FURNIZOR DMS&gt; + &lt;FURNIZOR PORTAL&gt;</w:t>
+            </w:r>
+          </w:p>
+        </w:tc>
+        <w:tc>
+          <w:tcPr>
+            <w:tcW w:w="2409" w:type="dxa"/>
+          </w:tcPr>
+          <w:p>
+            <w:r>
+              <w:t>DMS + Portal</w:t>
+            </w:r>
+          </w:p>
+        </w:tc>
+        <w:tc>
+          <w:tcPr>
+            <w:tcW w:w="2409" w:type="dxa"/>
+          </w:tcPr>
+          <w:p>
+            <w:r>
+              <w:t>Configurare DMS pentru dosare + servicii Portal pentru depunere online + semnătură digitală</w:t>
+            </w:r>
+          </w:p>
+        </w:tc>
+      </w:tr>
+      <w:tr>
+        <w:tc>
+          <w:tcPr>
+            <w:tcW w:w="2409" w:type="dxa"/>
+          </w:tcPr>
+          <w:p>
+            <w:r>
+              <w:t>13. Contorizare folosire servicii publice — RCR11 (3.4.2.13)</w:t>
+            </w:r>
+          </w:p>
+        </w:tc>
+        <w:tc>
+          <w:tcPr>
+            <w:tcW w:w="2409" w:type="dxa"/>
+          </w:tcPr>
+          <w:p>
+            <w:r>
+              <w:t>&lt;FURNIZOR PORTAL&gt;</w:t>
+            </w:r>
+          </w:p>
+        </w:tc>
+        <w:tc>
+          <w:tcPr>
+            <w:tcW w:w="2409" w:type="dxa"/>
+          </w:tcPr>
+          <w:p>
+            <w:r>
+              <w:t>Enterprise Suite (modul telemetrie)</w:t>
+            </w:r>
+          </w:p>
+        </w:tc>
+        <w:tc>
+          <w:tcPr>
+            <w:tcW w:w="2409" w:type="dxa"/>
+          </w:tcPr>
+          <w:p>
+            <w:r>
+              <w:t xml:space="preserve">Configurare modul telemetrie + integrare Data </w:t>
+            </w:r>
+            <w:r>
+              <w:lastRenderedPageBreak/>
+              <w:t>Warehouse + dashboard auditor</w:t>
+            </w:r>
+          </w:p>
+        </w:tc>
+      </w:tr>
+      <w:tr>
+        <w:tc>
+          <w:tcPr>
+            <w:tcW w:w="2409" w:type="dxa"/>
+          </w:tcPr>
+          <w:p>
+            <w:r>
+              <w:lastRenderedPageBreak/>
+              <w:t>14. Integrări externe (3.4.2.14)</w:t>
+            </w:r>
+          </w:p>
+        </w:tc>
+        <w:tc>
+          <w:tcPr>
+            <w:tcW w:w="2409" w:type="dxa"/>
+          </w:tcPr>
+          <w:p>
+            <w:r>
+              <w:t>&lt;LIDER&gt; + &lt;FURNIZOR ESB&gt;</w:t>
+            </w:r>
+          </w:p>
+        </w:tc>
+        <w:tc>
+          <w:tcPr>
+            <w:tcW w:w="2409" w:type="dxa"/>
+          </w:tcPr>
+          <w:p>
+            <w:r>
+              <w:t>Custom + Oracle Service Bus</w:t>
+            </w:r>
+          </w:p>
+        </w:tc>
+        <w:tc>
+          <w:tcPr>
+            <w:tcW w:w="2409" w:type="dxa"/>
+          </w:tcPr>
+          <w:p>
+            <w:r>
+              <w:t>API-uri pe Oracle Service Bus + mock-up-uri pentru sisteme guvernamentale neimplementate (PNI, PJN, PCUe)</w:t>
+            </w:r>
+          </w:p>
+        </w:tc>
+      </w:tr>
+    </w:tbl>
+    <w:p>
+      <w:r>
+        <w:t>Observație: componentele 3 (scheme intercomparare), 8 (catagrafie), 10 (instruire lab), 12 (autorizare/acreditare) sunt explicit prevăzute în Caietul de Sarcini să fie implementate folosind soluția DMS — adică prin configurare, nu dezvoltare. Acest fapt reduce semnificativ efortul de dezvoltare net și riscul tehnic asociat și permite concentrarea resurselor pe componentele inovatoare (BND-SNIIA cu AI/ML, app mobilă, integrări guvernamentale).</w:t>
+      </w:r>
+    </w:p>
+    <w:p>
+      <w:pPr>
+        <w:spacing w:before="240" w:after="80"/>
+      </w:pPr>
+      <w:r>
+        <w:rPr>
+          <w:b/>
+          <w:sz w:val="24"/>
+        </w:rPr>
+        <w:t>2.10.2 Stack-ul tehnologic concret propus</w:t>
+      </w:r>
+    </w:p>
+    <w:p>
+      <w:r>
+        <w:t>Pentru a elimina orice ambiguitate privind soluția tehnică ofertată — element esențial pentru calificativul EXCEPȚIONAL la subfactorul 3.1 — tabelul de mai jos prezintă produsele și tehnologiile propuse pe fiecare nivel arhitectural. Toate cantitățile și sizing-urile respectă cerințele exacte din cap. 3.4.3.2 + 3.4.3.4 al Caietului de Sarcini. Toate produsele COTS sunt licențiate BYOL (Bring Your Own License) prin Microsoft Azure în Cloud Guvernamental, conform cap. 3.4.3.1.</w:t>
+      </w:r>
+    </w:p>
+    <w:tbl>
+      <w:tblPr>
+        <w:tblW w:w="0" w:type="auto"/>
+        <w:tblLook w:val="04A0" w:firstRow="1" w:lastRow="0" w:firstColumn="1" w:lastColumn="0" w:noHBand="0" w:noVBand="1"/>
       </w:tblPr>
       <w:tblGrid>
         <w:gridCol w:w="2409"/>
@@ -14003,38 +14563,35 @@
       <w:tr>
         <w:tc>
           <w:tcPr>
-            <w:tcW w:type="dxa" w:w="2409"/>
-          </w:tcPr>
-          <w:p>
-            <w:r/>
+            <w:tcW w:w="2409" w:type="dxa"/>
+          </w:tcPr>
+          <w:p>
             <w:r>
               <w:rPr>
                 <w:b/>
               </w:rPr>
-              <w:t>Componenta SIDISVA (cap. CdS)</w:t>
-            </w:r>
-          </w:p>
-        </w:tc>
-        <w:tc>
-          <w:tcPr>
-            <w:tcW w:type="dxa" w:w="2409"/>
-          </w:tcPr>
-          <w:p>
-            <w:r/>
+              <w:t>Strat arhitectural</w:t>
+            </w:r>
+          </w:p>
+        </w:tc>
+        <w:tc>
+          <w:tcPr>
+            <w:tcW w:w="2409" w:type="dxa"/>
+          </w:tcPr>
+          <w:p>
             <w:r>
               <w:rPr>
                 <w:b/>
               </w:rPr>
-              <w:t>Furnizor</w:t>
-            </w:r>
-          </w:p>
-        </w:tc>
-        <w:tc>
-          <w:tcPr>
-            <w:tcW w:type="dxa" w:w="2409"/>
-          </w:tcPr>
-          <w:p>
-            <w:r/>
+              <w:t>Componentă</w:t>
+            </w:r>
+          </w:p>
+        </w:tc>
+        <w:tc>
+          <w:tcPr>
+            <w:tcW w:w="2409" w:type="dxa"/>
+          </w:tcPr>
+          <w:p>
             <w:r>
               <w:rPr>
                 <w:b/>
@@ -14045,15 +14602,14 @@
         </w:tc>
         <w:tc>
           <w:tcPr>
-            <w:tcW w:type="dxa" w:w="2409"/>
-          </w:tcPr>
-          <w:p>
-            <w:r/>
+            <w:tcW w:w="2409" w:type="dxa"/>
+          </w:tcPr>
+          <w:p>
             <w:r>
               <w:rPr>
                 <w:b/>
               </w:rPr>
-              <w:t>Strategia de implementare</w:t>
+              <w:t>Sizing</w:t>
             </w:r>
           </w:p>
         </w:tc>
@@ -14061,41 +14617,41 @@
       <w:tr>
         <w:tc>
           <w:tcPr>
-            <w:tcW w:type="dxa" w:w="2409"/>
-          </w:tcPr>
-          <w:p>
-            <w:r>
-              <w:t>1. LIMS — Laboratory Info Mgmt (3.4.2.1)</w:t>
-            </w:r>
-          </w:p>
-        </w:tc>
-        <w:tc>
-          <w:tcPr>
-            <w:tcW w:type="dxa" w:w="2409"/>
-          </w:tcPr>
-          <w:p>
-            <w:r>
-              <w:t>&lt;FURNIZOR LIMS&gt;</w:t>
-            </w:r>
-          </w:p>
-        </w:tc>
-        <w:tc>
-          <w:tcPr>
-            <w:tcW w:type="dxa" w:w="2409"/>
-          </w:tcPr>
-          <w:p>
-            <w:r>
-              <w:t>LIMS COTS + cod sursă</w:t>
-            </w:r>
-          </w:p>
-        </w:tc>
-        <w:tc>
-          <w:tcPr>
-            <w:tcW w:type="dxa" w:w="2409"/>
-          </w:tcPr>
-          <w:p>
-            <w:r>
-              <w:t>Configurare COTS + dezvoltări specifice ANSVSA (HL7 prin Mirth Connect, integrare echipamente IoT)</w:t>
+            <w:tcW w:w="2409" w:type="dxa"/>
+          </w:tcPr>
+          <w:p>
+            <w:r>
+              <w:t>A. Infrastructură</w:t>
+            </w:r>
+          </w:p>
+        </w:tc>
+        <w:tc>
+          <w:tcPr>
+            <w:tcW w:w="2409" w:type="dxa"/>
+          </w:tcPr>
+          <w:p>
+            <w:r>
+              <w:t>OS server Linux</w:t>
+            </w:r>
+          </w:p>
+        </w:tc>
+        <w:tc>
+          <w:tcPr>
+            <w:tcW w:w="2409" w:type="dxa"/>
+          </w:tcPr>
+          <w:p>
+            <w:r>
+              <w:t>Red Hat Enterprise Linux 9 / Oracle Linux 9</w:t>
+            </w:r>
+          </w:p>
+        </w:tc>
+        <w:tc>
+          <w:tcPr>
+            <w:tcW w:w="2409" w:type="dxa"/>
+          </w:tcPr>
+          <w:p>
+            <w:r>
+              <w:t>20-30 VM</w:t>
             </w:r>
           </w:p>
         </w:tc>
@@ -14103,41 +14659,41 @@
       <w:tr>
         <w:tc>
           <w:tcPr>
-            <w:tcW w:type="dxa" w:w="2409"/>
-          </w:tcPr>
-          <w:p>
-            <w:r>
-              <w:t>2. DMS — Document Mgmt (3.4.2.2)</w:t>
-            </w:r>
-          </w:p>
-        </w:tc>
-        <w:tc>
-          <w:tcPr>
-            <w:tcW w:type="dxa" w:w="2409"/>
-          </w:tcPr>
-          <w:p>
-            <w:r>
-              <w:t>&lt;FURNIZOR DMS&gt;</w:t>
-            </w:r>
-          </w:p>
-        </w:tc>
-        <w:tc>
-          <w:tcPr>
-            <w:tcW w:type="dxa" w:w="2409"/>
-          </w:tcPr>
-          <w:p>
-            <w:r>
-              <w:t>ZIPPER DMS + cod sursă</w:t>
-            </w:r>
-          </w:p>
-        </w:tc>
-        <w:tc>
-          <w:tcPr>
-            <w:tcW w:type="dxa" w:w="2409"/>
-          </w:tcPr>
-          <w:p>
-            <w:r>
-              <w:t>Configurare nucleu + dezvoltări fluxuri ANSVSA (registre, fluxuri aprobare, integrare pad-uri semnătură olografă)</w:t>
+            <w:tcW w:w="2409" w:type="dxa"/>
+          </w:tcPr>
+          <w:p>
+            <w:r>
+              <w:t>A. Infrastructură</w:t>
+            </w:r>
+          </w:p>
+        </w:tc>
+        <w:tc>
+          <w:tcPr>
+            <w:tcW w:w="2409" w:type="dxa"/>
+          </w:tcPr>
+          <w:p>
+            <w:r>
+              <w:t>OS server Windows</w:t>
+            </w:r>
+          </w:p>
+        </w:tc>
+        <w:tc>
+          <w:tcPr>
+            <w:tcW w:w="2409" w:type="dxa"/>
+          </w:tcPr>
+          <w:p>
+            <w:r>
+              <w:t>Windows Server 2022 Datacenter</w:t>
+            </w:r>
+          </w:p>
+        </w:tc>
+        <w:tc>
+          <w:tcPr>
+            <w:tcW w:w="2409" w:type="dxa"/>
+          </w:tcPr>
+          <w:p>
+            <w:r>
+              <w:t>Min. 4 + 6-10 VM (inclusiv 4 honeypot)</w:t>
             </w:r>
           </w:p>
         </w:tc>
@@ -14145,41 +14701,41 @@
       <w:tr>
         <w:tc>
           <w:tcPr>
-            <w:tcW w:type="dxa" w:w="2409"/>
-          </w:tcPr>
-          <w:p>
-            <w:r>
-              <w:t>3. Mgmt scheme intercomparare (3.4.2.3)</w:t>
-            </w:r>
-          </w:p>
-        </w:tc>
-        <w:tc>
-          <w:tcPr>
-            <w:tcW w:type="dxa" w:w="2409"/>
-          </w:tcPr>
-          <w:p>
-            <w:r>
-              <w:t>&lt;FURNIZOR DMS&gt; + &lt;FURNIZOR LIMS&gt;</w:t>
-            </w:r>
-          </w:p>
-        </w:tc>
-        <w:tc>
-          <w:tcPr>
-            <w:tcW w:type="dxa" w:w="2409"/>
-          </w:tcPr>
-          <w:p>
-            <w:r>
-              <w:t>DMS + LIMS configurate</w:t>
-            </w:r>
-          </w:p>
-        </w:tc>
-        <w:tc>
-          <w:tcPr>
-            <w:tcW w:type="dxa" w:w="2409"/>
-          </w:tcPr>
-          <w:p>
-            <w:r>
-              <w:t>Configurare în DMS și LIMS, fără cod nou — folosit fluxuri standard</w:t>
+            <w:tcW w:w="2409" w:type="dxa"/>
+          </w:tcPr>
+          <w:p>
+            <w:r>
+              <w:t>A. Infrastructură</w:t>
+            </w:r>
+          </w:p>
+        </w:tc>
+        <w:tc>
+          <w:tcPr>
+            <w:tcW w:w="2409" w:type="dxa"/>
+          </w:tcPr>
+          <w:p>
+            <w:r>
+              <w:t>Web server</w:t>
+            </w:r>
+          </w:p>
+        </w:tc>
+        <w:tc>
+          <w:tcPr>
+            <w:tcW w:w="2409" w:type="dxa"/>
+          </w:tcPr>
+          <w:p>
+            <w:r>
+              <w:t>NGINX Plus</w:t>
+            </w:r>
+          </w:p>
+        </w:tc>
+        <w:tc>
+          <w:tcPr>
+            <w:tcW w:w="2409" w:type="dxa"/>
+          </w:tcPr>
+          <w:p>
+            <w:r>
+              <w:t>2 noduri × 16 cores, cluster activ-activ</w:t>
             </w:r>
           </w:p>
         </w:tc>
@@ -14187,41 +14743,41 @@
       <w:tr>
         <w:tc>
           <w:tcPr>
-            <w:tcW w:type="dxa" w:w="2409"/>
-          </w:tcPr>
-          <w:p>
-            <w:r>
-              <w:t>4. GIS (3.4.2.4)</w:t>
-            </w:r>
-          </w:p>
-        </w:tc>
-        <w:tc>
-          <w:tcPr>
-            <w:tcW w:type="dxa" w:w="2409"/>
-          </w:tcPr>
-          <w:p>
-            <w:r>
-              <w:t>&lt;FURNIZOR GIS&gt;</w:t>
-            </w:r>
-          </w:p>
-        </w:tc>
-        <w:tc>
-          <w:tcPr>
-            <w:tcW w:type="dxa" w:w="2409"/>
-          </w:tcPr>
-          <w:p>
-            <w:r>
-              <w:t>Soluție GIS dedicată</w:t>
-            </w:r>
-          </w:p>
-        </w:tc>
-        <w:tc>
-          <w:tcPr>
-            <w:tcW w:type="dxa" w:w="2409"/>
-          </w:tcPr>
-          <w:p>
-            <w:r>
-              <w:t>Configurare + layere ANSVSA + integrare APIA pentru coordonate exploatații</w:t>
+            <w:tcW w:w="2409" w:type="dxa"/>
+          </w:tcPr>
+          <w:p>
+            <w:r>
+              <w:t>A. Infrastructură</w:t>
+            </w:r>
+          </w:p>
+        </w:tc>
+        <w:tc>
+          <w:tcPr>
+            <w:tcW w:w="2409" w:type="dxa"/>
+          </w:tcPr>
+          <w:p>
+            <w:r>
+              <w:t>App server</w:t>
+            </w:r>
+          </w:p>
+        </w:tc>
+        <w:tc>
+          <w:tcPr>
+            <w:tcW w:w="2409" w:type="dxa"/>
+          </w:tcPr>
+          <w:p>
+            <w:r>
+              <w:t>Microsoft IIS</w:t>
+            </w:r>
+          </w:p>
+        </w:tc>
+        <w:tc>
+          <w:tcPr>
+            <w:tcW w:w="2409" w:type="dxa"/>
+          </w:tcPr>
+          <w:p>
+            <w:r>
+              <w:t>2 noduri × 16 cores</w:t>
             </w:r>
           </w:p>
         </w:tc>
@@ -14229,41 +14785,41 @@
       <w:tr>
         <w:tc>
           <w:tcPr>
-            <w:tcW w:type="dxa" w:w="2409"/>
-          </w:tcPr>
-          <w:p>
-            <w:r>
-              <w:t>5. Raportare/BI/Dashboard (3.4.2.5)</w:t>
-            </w:r>
-          </w:p>
-        </w:tc>
-        <w:tc>
-          <w:tcPr>
-            <w:tcW w:type="dxa" w:w="2409"/>
-          </w:tcPr>
-          <w:p>
-            <w:r>
-              <w:t>&lt;FURNIZOR BI&gt; + &lt;FURNIZOR ETL&gt;</w:t>
-            </w:r>
-          </w:p>
-        </w:tc>
-        <w:tc>
-          <w:tcPr>
-            <w:tcW w:type="dxa" w:w="2409"/>
-          </w:tcPr>
-          <w:p>
-            <w:r>
-              <w:t>MS Power BI + SSRS + SSAS / MS SSIS</w:t>
-            </w:r>
-          </w:p>
-        </w:tc>
-        <w:tc>
-          <w:tcPr>
-            <w:tcW w:type="dxa" w:w="2409"/>
-          </w:tcPr>
-          <w:p>
-            <w:r>
-              <w:t>Configurare Data Warehouse + cube-uri SSAS + dashboards Power BI + ETL din &gt;50 surse</w:t>
+            <w:tcW w:w="2409" w:type="dxa"/>
+          </w:tcPr>
+          <w:p>
+            <w:r>
+              <w:t>A. Infrastructură</w:t>
+            </w:r>
+          </w:p>
+        </w:tc>
+        <w:tc>
+          <w:tcPr>
+            <w:tcW w:w="2409" w:type="dxa"/>
+          </w:tcPr>
+          <w:p>
+            <w:r>
+              <w:t>SGBD principal</w:t>
+            </w:r>
+          </w:p>
+        </w:tc>
+        <w:tc>
+          <w:tcPr>
+            <w:tcW w:w="2409" w:type="dxa"/>
+          </w:tcPr>
+          <w:p>
+            <w:r>
+              <w:t>Microsoft SQL Server Enterprise (TDE, cache fusion)</w:t>
+            </w:r>
+          </w:p>
+        </w:tc>
+        <w:tc>
+          <w:tcPr>
+            <w:tcW w:w="2409" w:type="dxa"/>
+          </w:tcPr>
+          <w:p>
+            <w:r>
+              <w:t>2 noduri × 8 cores</w:t>
             </w:r>
           </w:p>
         </w:tc>
@@ -14271,41 +14827,41 @@
       <w:tr>
         <w:tc>
           <w:tcPr>
-            <w:tcW w:type="dxa" w:w="2409"/>
-          </w:tcPr>
-          <w:p>
-            <w:r>
-              <w:t>6. Portal Servicii Publice (3.4.2.6)</w:t>
-            </w:r>
-          </w:p>
-        </w:tc>
-        <w:tc>
-          <w:tcPr>
-            <w:tcW w:type="dxa" w:w="2409"/>
-          </w:tcPr>
-          <w:p>
-            <w:r>
-              <w:t>&lt;FURNIZOR PORTAL&gt;</w:t>
-            </w:r>
-          </w:p>
-        </w:tc>
-        <w:tc>
-          <w:tcPr>
-            <w:tcW w:type="dxa" w:w="2409"/>
-          </w:tcPr>
-          <w:p>
-            <w:r>
-              <w:t>Enterprise Suite (Portal)</w:t>
-            </w:r>
-          </w:p>
-        </w:tc>
-        <w:tc>
-          <w:tcPr>
-            <w:tcW w:type="dxa" w:w="2409"/>
-          </w:tcPr>
-          <w:p>
-            <w:r>
-              <w:t>Configurare + dezvoltare 56 servicii electronice + integrare ROeID, eIDAS, ONRC, Ghiseul.ro</w:t>
+            <w:tcW w:w="2409" w:type="dxa"/>
+          </w:tcPr>
+          <w:p>
+            <w:r>
+              <w:t>A. Infrastructură</w:t>
+            </w:r>
+          </w:p>
+        </w:tc>
+        <w:tc>
+          <w:tcPr>
+            <w:tcW w:w="2409" w:type="dxa"/>
+          </w:tcPr>
+          <w:p>
+            <w:r>
+              <w:t>SGBD NoSQL</w:t>
+            </w:r>
+          </w:p>
+        </w:tc>
+        <w:tc>
+          <w:tcPr>
+            <w:tcW w:w="2409" w:type="dxa"/>
+          </w:tcPr>
+          <w:p>
+            <w:r>
+              <w:t>Elasticsearch (cluster 3 noduri)</w:t>
+            </w:r>
+          </w:p>
+        </w:tc>
+        <w:tc>
+          <w:tcPr>
+            <w:tcW w:w="2409" w:type="dxa"/>
+          </w:tcPr>
+          <w:p>
+            <w:r>
+              <w:t>Log-uri, retenție conform NIS2</w:t>
             </w:r>
           </w:p>
         </w:tc>
@@ -14313,41 +14869,41 @@
       <w:tr>
         <w:tc>
           <w:tcPr>
-            <w:tcW w:type="dxa" w:w="2409"/>
-          </w:tcPr>
-          <w:p>
-            <w:r>
-              <w:t>7. BND-SNIIA + mobile vet + mobile fermieri (3.4.2.7)</w:t>
-            </w:r>
-          </w:p>
-        </w:tc>
-        <w:tc>
-          <w:tcPr>
-            <w:tcW w:type="dxa" w:w="2409"/>
-          </w:tcPr>
-          <w:p>
-            <w:r>
-              <w:t>&lt;LIDER&gt; + &lt;FURNIZOR APP MOBILĂ&gt;</w:t>
-            </w:r>
-          </w:p>
-        </w:tc>
-        <w:tc>
-          <w:tcPr>
-            <w:tcW w:type="dxa" w:w="2409"/>
-          </w:tcPr>
-          <w:p>
-            <w:r>
-              <w:t>Custom + Enterprise Suite (Mobile)</w:t>
-            </w:r>
-          </w:p>
-        </w:tc>
-        <w:tc>
-          <w:tcPr>
-            <w:tcW w:type="dxa" w:w="2409"/>
-          </w:tcPr>
-          <w:p>
-            <w:r>
-              <w:t>Dezvoltare full BND-SNIIA + apps native iOS/Android (Swift/SwiftUI + Kotlin/Compose) + offline + AI/ML</w:t>
+            <w:tcW w:w="2409" w:type="dxa"/>
+          </w:tcPr>
+          <w:p>
+            <w:r>
+              <w:t>A. Infrastructură</w:t>
+            </w:r>
+          </w:p>
+        </w:tc>
+        <w:tc>
+          <w:tcPr>
+            <w:tcW w:w="2409" w:type="dxa"/>
+          </w:tcPr>
+          <w:p>
+            <w:r>
+              <w:t>ETL</w:t>
+            </w:r>
+          </w:p>
+        </w:tc>
+        <w:tc>
+          <w:tcPr>
+            <w:tcW w:w="2409" w:type="dxa"/>
+          </w:tcPr>
+          <w:p>
+            <w:r>
+              <w:t>Microsoft SSIS</w:t>
+            </w:r>
+          </w:p>
+        </w:tc>
+        <w:tc>
+          <w:tcPr>
+            <w:tcW w:w="2409" w:type="dxa"/>
+          </w:tcPr>
+          <w:p>
+            <w:r>
+              <w:t>16 cores</w:t>
             </w:r>
           </w:p>
         </w:tc>
@@ -14355,41 +14911,41 @@
       <w:tr>
         <w:tc>
           <w:tcPr>
-            <w:tcW w:type="dxa" w:w="2409"/>
-          </w:tcPr>
-          <w:p>
-            <w:r>
-              <w:t>8. Catagrafie/cartografiere unități (3.4.2.8)</w:t>
-            </w:r>
-          </w:p>
-        </w:tc>
-        <w:tc>
-          <w:tcPr>
-            <w:tcW w:type="dxa" w:w="2409"/>
-          </w:tcPr>
-          <w:p>
-            <w:r>
-              <w:t>&lt;FURNIZOR DMS&gt; + &lt;FURNIZOR GIS&gt;</w:t>
-            </w:r>
-          </w:p>
-        </w:tc>
-        <w:tc>
-          <w:tcPr>
-            <w:tcW w:type="dxa" w:w="2409"/>
-          </w:tcPr>
-          <w:p>
-            <w:r>
-              <w:t>DMS + GIS</w:t>
-            </w:r>
-          </w:p>
-        </w:tc>
-        <w:tc>
-          <w:tcPr>
-            <w:tcW w:type="dxa" w:w="2409"/>
-          </w:tcPr>
-          <w:p>
-            <w:r>
-              <w:t>Configurare DMS + layere GIS + import date xls existente</w:t>
+            <w:tcW w:w="2409" w:type="dxa"/>
+          </w:tcPr>
+          <w:p>
+            <w:r>
+              <w:t>A. Infrastructură</w:t>
+            </w:r>
+          </w:p>
+        </w:tc>
+        <w:tc>
+          <w:tcPr>
+            <w:tcW w:w="2409" w:type="dxa"/>
+          </w:tcPr>
+          <w:p>
+            <w:r>
+              <w:t>BI</w:t>
+            </w:r>
+          </w:p>
+        </w:tc>
+        <w:tc>
+          <w:tcPr>
+            <w:tcW w:w="2409" w:type="dxa"/>
+          </w:tcPr>
+          <w:p>
+            <w:r>
+              <w:t>Microsoft Power BI + SSRS + SSAS</w:t>
+            </w:r>
+          </w:p>
+        </w:tc>
+        <w:tc>
+          <w:tcPr>
+            <w:tcW w:w="2409" w:type="dxa"/>
+          </w:tcPr>
+          <w:p>
+            <w:r>
+              <w:t>50 utilizatori</w:t>
             </w:r>
           </w:p>
         </w:tc>
@@ -14397,41 +14953,41 @@
       <w:tr>
         <w:tc>
           <w:tcPr>
-            <w:tcW w:type="dxa" w:w="2409"/>
-          </w:tcPr>
-          <w:p>
-            <w:r>
-              <w:t>9. Supraveghere/control/anchete (3.4.2.9)</w:t>
-            </w:r>
-          </w:p>
-        </w:tc>
-        <w:tc>
-          <w:tcPr>
-            <w:tcW w:type="dxa" w:w="2409"/>
-          </w:tcPr>
-          <w:p>
-            <w:r>
-              <w:t>&lt;FURNIZOR DMS&gt;</w:t>
-            </w:r>
-          </w:p>
-        </w:tc>
-        <w:tc>
-          <w:tcPr>
-            <w:tcW w:type="dxa" w:w="2409"/>
-          </w:tcPr>
-          <w:p>
-            <w:r>
-              <w:t>ZIPPER DMS + pad semnătură olografă</w:t>
-            </w:r>
-          </w:p>
-        </w:tc>
-        <w:tc>
-          <w:tcPr>
-            <w:tcW w:type="dxa" w:w="2409"/>
-          </w:tcPr>
-          <w:p>
-            <w:r>
-              <w:t>Configurare DMS + integrare pad-uri USB + dosare unitate partajate</w:t>
+            <w:tcW w:w="2409" w:type="dxa"/>
+          </w:tcPr>
+          <w:p>
+            <w:r>
+              <w:t>A. Infrastructură</w:t>
+            </w:r>
+          </w:p>
+        </w:tc>
+        <w:tc>
+          <w:tcPr>
+            <w:tcW w:w="2409" w:type="dxa"/>
+          </w:tcPr>
+          <w:p>
+            <w:r>
+              <w:t>IAM</w:t>
+            </w:r>
+          </w:p>
+        </w:tc>
+        <w:tc>
+          <w:tcPr>
+            <w:tcW w:w="2409" w:type="dxa"/>
+          </w:tcPr>
+          <w:p>
+            <w:r>
+              <w:t>Keycloak Enterprise</w:t>
+            </w:r>
+          </w:p>
+        </w:tc>
+        <w:tc>
+          <w:tcPr>
+            <w:tcW w:w="2409" w:type="dxa"/>
+          </w:tcPr>
+          <w:p>
+            <w:r>
+              <w:t>150 utilizatori interni + 185.000 portal</w:t>
             </w:r>
           </w:p>
         </w:tc>
@@ -14439,41 +14995,41 @@
       <w:tr>
         <w:tc>
           <w:tcPr>
-            <w:tcW w:type="dxa" w:w="2409"/>
-          </w:tcPr>
-          <w:p>
-            <w:r>
-              <w:t>10. Mgmt instruire personal laboratoare (3.4.2.10)</w:t>
-            </w:r>
-          </w:p>
-        </w:tc>
-        <w:tc>
-          <w:tcPr>
-            <w:tcW w:type="dxa" w:w="2409"/>
-          </w:tcPr>
-          <w:p>
-            <w:r>
-              <w:t>&lt;FURNIZOR DMS&gt;</w:t>
-            </w:r>
-          </w:p>
-        </w:tc>
-        <w:tc>
-          <w:tcPr>
-            <w:tcW w:type="dxa" w:w="2409"/>
-          </w:tcPr>
-          <w:p>
-            <w:r>
-              <w:t>ZIPPER DMS configurat</w:t>
-            </w:r>
-          </w:p>
-        </w:tc>
-        <w:tc>
-          <w:tcPr>
-            <w:tcW w:type="dxa" w:w="2409"/>
-          </w:tcPr>
-          <w:p>
-            <w:r>
-              <w:t>Configurare DMS — calendar, înscrieri, feedback, materiale</w:t>
+            <w:tcW w:w="2409" w:type="dxa"/>
+          </w:tcPr>
+          <w:p>
+            <w:r>
+              <w:t>A. Infrastructură</w:t>
+            </w:r>
+          </w:p>
+        </w:tc>
+        <w:tc>
+          <w:tcPr>
+            <w:tcW w:w="2409" w:type="dxa"/>
+          </w:tcPr>
+          <w:p>
+            <w:r>
+              <w:t>GIS</w:t>
+            </w:r>
+          </w:p>
+        </w:tc>
+        <w:tc>
+          <w:tcPr>
+            <w:tcW w:w="2409" w:type="dxa"/>
+          </w:tcPr>
+          <w:p>
+            <w:r>
+              <w:t>Soluție GIS dedicată — &lt;FURNIZOR GIS&gt;</w:t>
+            </w:r>
+          </w:p>
+        </w:tc>
+        <w:tc>
+          <w:tcPr>
+            <w:tcW w:w="2409" w:type="dxa"/>
+          </w:tcPr>
+          <w:p>
+            <w:r>
+              <w:t>1 server + 50 editori</w:t>
             </w:r>
           </w:p>
         </w:tc>
@@ -14481,41 +15037,41 @@
       <w:tr>
         <w:tc>
           <w:tcPr>
-            <w:tcW w:type="dxa" w:w="2409"/>
-          </w:tcPr>
-          <w:p>
-            <w:r>
-              <w:t>11. App cetățeni — raportare animale sălbatice (3.4.2.11)</w:t>
-            </w:r>
-          </w:p>
-        </w:tc>
-        <w:tc>
-          <w:tcPr>
-            <w:tcW w:type="dxa" w:w="2409"/>
-          </w:tcPr>
-          <w:p>
-            <w:r>
-              <w:t>&lt;FURNIZOR APP MOBILĂ&gt;</w:t>
-            </w:r>
-          </w:p>
-        </w:tc>
-        <w:tc>
-          <w:tcPr>
-            <w:tcW w:type="dxa" w:w="2409"/>
-          </w:tcPr>
-          <w:p>
-            <w:r>
-              <w:t>Enterprise Suite (Mobile)</w:t>
-            </w:r>
-          </w:p>
-        </w:tc>
-        <w:tc>
-          <w:tcPr>
-            <w:tcW w:type="dxa" w:w="2409"/>
-          </w:tcPr>
-          <w:p>
-            <w:r>
-              <w:t>Native iOS + Android + GPS + foto + GIS + ROeID</w:t>
+            <w:tcW w:w="2409" w:type="dxa"/>
+          </w:tcPr>
+          <w:p>
+            <w:r>
+              <w:t>A. Infrastructură</w:t>
+            </w:r>
+          </w:p>
+        </w:tc>
+        <w:tc>
+          <w:tcPr>
+            <w:tcW w:w="2409" w:type="dxa"/>
+          </w:tcPr>
+          <w:p>
+            <w:r>
+              <w:t>ESB</w:t>
+            </w:r>
+          </w:p>
+        </w:tc>
+        <w:tc>
+          <w:tcPr>
+            <w:tcW w:w="2409" w:type="dxa"/>
+          </w:tcPr>
+          <w:p>
+            <w:r>
+              <w:t>Oracle Service Bus</w:t>
+            </w:r>
+          </w:p>
+        </w:tc>
+        <w:tc>
+          <w:tcPr>
+            <w:tcW w:w="2409" w:type="dxa"/>
+          </w:tcPr>
+          <w:p>
+            <w:r>
+              <w:t>Cluster activ-pasiv, 16 cores/nod</w:t>
             </w:r>
           </w:p>
         </w:tc>
@@ -14523,41 +15079,41 @@
       <w:tr>
         <w:tc>
           <w:tcPr>
-            <w:tcW w:type="dxa" w:w="2409"/>
-          </w:tcPr>
-          <w:p>
-            <w:r>
-              <w:t>12. Autorizare/acreditare/desemnare (3.4.2.12)</w:t>
-            </w:r>
-          </w:p>
-        </w:tc>
-        <w:tc>
-          <w:tcPr>
-            <w:tcW w:type="dxa" w:w="2409"/>
-          </w:tcPr>
-          <w:p>
-            <w:r>
-              <w:t>&lt;FURNIZOR DMS&gt; + &lt;FURNIZOR PORTAL&gt;</w:t>
-            </w:r>
-          </w:p>
-        </w:tc>
-        <w:tc>
-          <w:tcPr>
-            <w:tcW w:type="dxa" w:w="2409"/>
-          </w:tcPr>
-          <w:p>
-            <w:r>
-              <w:t>DMS + Portal</w:t>
-            </w:r>
-          </w:p>
-        </w:tc>
-        <w:tc>
-          <w:tcPr>
-            <w:tcW w:type="dxa" w:w="2409"/>
-          </w:tcPr>
-          <w:p>
-            <w:r>
-              <w:t>Configurare DMS pentru dosare + servicii Portal pentru depunere online + semnătură digitală</w:t>
+            <w:tcW w:w="2409" w:type="dxa"/>
+          </w:tcPr>
+          <w:p>
+            <w:r>
+              <w:t>B. Software aplicativ</w:t>
+            </w:r>
+          </w:p>
+        </w:tc>
+        <w:tc>
+          <w:tcPr>
+            <w:tcW w:w="2409" w:type="dxa"/>
+          </w:tcPr>
+          <w:p>
+            <w:r>
+              <w:t>DMS</w:t>
+            </w:r>
+          </w:p>
+        </w:tc>
+        <w:tc>
+          <w:tcPr>
+            <w:tcW w:w="2409" w:type="dxa"/>
+          </w:tcPr>
+          <w:p>
+            <w:r>
+              <w:t>ZIPPER DMS</w:t>
+            </w:r>
+          </w:p>
+        </w:tc>
+        <w:tc>
+          <w:tcPr>
+            <w:tcW w:w="2409" w:type="dxa"/>
+          </w:tcPr>
+          <w:p>
+            <w:r>
+              <w:t>Utilizatori nelimitați + cod sursă</w:t>
             </w:r>
           </w:p>
         </w:tc>
@@ -14565,41 +15121,41 @@
       <w:tr>
         <w:tc>
           <w:tcPr>
-            <w:tcW w:type="dxa" w:w="2409"/>
-          </w:tcPr>
-          <w:p>
-            <w:r>
-              <w:t>13. Contorizare folosire servicii publice — RCR11 (3.4.2.13)</w:t>
-            </w:r>
-          </w:p>
-        </w:tc>
-        <w:tc>
-          <w:tcPr>
-            <w:tcW w:type="dxa" w:w="2409"/>
-          </w:tcPr>
-          <w:p>
-            <w:r>
-              <w:t>&lt;FURNIZOR PORTAL&gt;</w:t>
-            </w:r>
-          </w:p>
-        </w:tc>
-        <w:tc>
-          <w:tcPr>
-            <w:tcW w:type="dxa" w:w="2409"/>
-          </w:tcPr>
-          <w:p>
-            <w:r>
-              <w:t>Enterprise Suite (modul telemetrie)</w:t>
-            </w:r>
-          </w:p>
-        </w:tc>
-        <w:tc>
-          <w:tcPr>
-            <w:tcW w:type="dxa" w:w="2409"/>
-          </w:tcPr>
-          <w:p>
-            <w:r>
-              <w:t>Configurare modul telemetrie + integrare Data Warehouse + dashboard auditor</w:t>
+            <w:tcW w:w="2409" w:type="dxa"/>
+          </w:tcPr>
+          <w:p>
+            <w:r>
+              <w:t>B. Software aplicativ</w:t>
+            </w:r>
+          </w:p>
+        </w:tc>
+        <w:tc>
+          <w:tcPr>
+            <w:tcW w:w="2409" w:type="dxa"/>
+          </w:tcPr>
+          <w:p>
+            <w:r>
+              <w:t>Portal</w:t>
+            </w:r>
+          </w:p>
+        </w:tc>
+        <w:tc>
+          <w:tcPr>
+            <w:tcW w:w="2409" w:type="dxa"/>
+          </w:tcPr>
+          <w:p>
+            <w:r>
+              <w:t>Enterprise Suite (modul Portal)</w:t>
+            </w:r>
+          </w:p>
+        </w:tc>
+        <w:tc>
+          <w:tcPr>
+            <w:tcW w:w="2409" w:type="dxa"/>
+          </w:tcPr>
+          <w:p>
+            <w:r>
+              <w:t>Nelimitat + perpetuu</w:t>
             </w:r>
           </w:p>
         </w:tc>
@@ -14607,133 +15163,41 @@
       <w:tr>
         <w:tc>
           <w:tcPr>
-            <w:tcW w:type="dxa" w:w="2409"/>
-          </w:tcPr>
-          <w:p>
-            <w:r>
-              <w:t>14. Integrări externe (3.4.2.14)</w:t>
-            </w:r>
-          </w:p>
-        </w:tc>
-        <w:tc>
-          <w:tcPr>
-            <w:tcW w:type="dxa" w:w="2409"/>
-          </w:tcPr>
-          <w:p>
-            <w:r>
-              <w:t>&lt;LIDER&gt; + &lt;FURNIZOR ESB&gt;</w:t>
-            </w:r>
-          </w:p>
-        </w:tc>
-        <w:tc>
-          <w:tcPr>
-            <w:tcW w:type="dxa" w:w="2409"/>
-          </w:tcPr>
-          <w:p>
-            <w:r>
-              <w:t>Custom + Oracle Service Bus</w:t>
-            </w:r>
-          </w:p>
-        </w:tc>
-        <w:tc>
-          <w:tcPr>
-            <w:tcW w:type="dxa" w:w="2409"/>
-          </w:tcPr>
-          <w:p>
-            <w:r>
-              <w:t>API-uri pe Oracle Service Bus + mock-up-uri pentru sisteme guvernamentale neimplementate (PNI, PJN, PCUe)</w:t>
-            </w:r>
-          </w:p>
-        </w:tc>
-      </w:tr>
-    </w:tbl>
-    <w:p>
-      <w:r>
-        <w:t>Observație: componentele 3 (scheme intercomparare), 8 (catagrafie), 10 (instruire lab), 12 (autorizare/acreditare) sunt explicit prevăzute în Caietul de Sarcini să fie implementate folosind soluția DMS — adică prin configurare, nu dezvoltare. Acest fapt reduce semnificativ efortul de dezvoltare net și riscul tehnic asociat și permite concentrarea resurselor pe componentele inovatoare (BND-SNIIA cu AI/ML, app mobilă, integrări guvernamentale).</w:t>
-      </w:r>
-    </w:p>
-    <w:p>
-      <w:pPr>
-        <w:spacing w:before="240" w:after="80"/>
-      </w:pPr>
-      <w:r>
-        <w:rPr>
-          <w:b/>
-          <w:sz w:val="24"/>
-        </w:rPr>
-        <w:t>2.10.2 Stack-ul tehnologic concret propus</w:t>
-      </w:r>
-    </w:p>
-    <w:p>
-      <w:r>
-        <w:t>Pentru a elimina orice ambiguitate privind soluția tehnică ofertată — element esențial pentru calificativul EXCEPȚIONAL la subfactorul 3.1 — tabelul de mai jos prezintă produsele și tehnologiile propuse pe fiecare nivel arhitectural. Toate cantitățile și sizing-urile respectă cerințele exacte din cap. 3.4.3.2 + 3.4.3.4 al Caietului de Sarcini. Toate produsele COTS sunt licențiate BYOL (Bring Your Own License) prin Microsoft Azure în Cloud Guvernamental, conform cap. 3.4.3.1.</w:t>
-      </w:r>
-    </w:p>
-    <w:tbl>
-      <w:tblPr>
-        <w:tblW w:type="auto" w:w="0"/>
-        <w:tblLook w:firstColumn="1" w:firstRow="1" w:lastColumn="0" w:lastRow="0" w:noHBand="0" w:noVBand="1" w:val="04A0"/>
-      </w:tblPr>
-      <w:tblGrid>
-        <w:gridCol w:w="2409"/>
-        <w:gridCol w:w="2409"/>
-        <w:gridCol w:w="2409"/>
-        <w:gridCol w:w="2409"/>
-      </w:tblGrid>
-      <w:tr>
-        <w:tc>
-          <w:tcPr>
-            <w:tcW w:type="dxa" w:w="2409"/>
-          </w:tcPr>
-          <w:p>
-            <w:r/>
-            <w:r>
-              <w:rPr>
-                <w:b/>
-              </w:rPr>
-              <w:t>Strat arhitectural</w:t>
-            </w:r>
-          </w:p>
-        </w:tc>
-        <w:tc>
-          <w:tcPr>
-            <w:tcW w:type="dxa" w:w="2409"/>
-          </w:tcPr>
-          <w:p>
-            <w:r/>
-            <w:r>
-              <w:rPr>
-                <w:b/>
-              </w:rPr>
-              <w:t>Componentă</w:t>
-            </w:r>
-          </w:p>
-        </w:tc>
-        <w:tc>
-          <w:tcPr>
-            <w:tcW w:type="dxa" w:w="2409"/>
-          </w:tcPr>
-          <w:p>
-            <w:r/>
-            <w:r>
-              <w:rPr>
-                <w:b/>
-              </w:rPr>
-              <w:t>Produs / Tehnologie</w:t>
-            </w:r>
-          </w:p>
-        </w:tc>
-        <w:tc>
-          <w:tcPr>
-            <w:tcW w:type="dxa" w:w="2409"/>
-          </w:tcPr>
-          <w:p>
-            <w:r/>
-            <w:r>
-              <w:rPr>
-                <w:b/>
-              </w:rPr>
-              <w:t>Sizing</w:t>
+            <w:tcW w:w="2409" w:type="dxa"/>
+          </w:tcPr>
+          <w:p>
+            <w:r>
+              <w:t>B. Software aplicativ</w:t>
+            </w:r>
+          </w:p>
+        </w:tc>
+        <w:tc>
+          <w:tcPr>
+            <w:tcW w:w="2409" w:type="dxa"/>
+          </w:tcPr>
+          <w:p>
+            <w:r>
+              <w:t>Chatbot AI / NLP RO</w:t>
+            </w:r>
+          </w:p>
+        </w:tc>
+        <w:tc>
+          <w:tcPr>
+            <w:tcW w:w="2409" w:type="dxa"/>
+          </w:tcPr>
+          <w:p>
+            <w:r>
+              <w:t>Enterprise Suite (modul Chatbot)</w:t>
+            </w:r>
+          </w:p>
+        </w:tc>
+        <w:tc>
+          <w:tcPr>
+            <w:tcW w:w="2409" w:type="dxa"/>
+          </w:tcPr>
+          <w:p>
+            <w:r>
+              <w:t>1 instanță</w:t>
             </w:r>
           </w:p>
         </w:tc>
@@ -14741,41 +15205,41 @@
       <w:tr>
         <w:tc>
           <w:tcPr>
-            <w:tcW w:type="dxa" w:w="2409"/>
-          </w:tcPr>
-          <w:p>
-            <w:r>
-              <w:t>A. Infrastructură</w:t>
-            </w:r>
-          </w:p>
-        </w:tc>
-        <w:tc>
-          <w:tcPr>
-            <w:tcW w:type="dxa" w:w="2409"/>
-          </w:tcPr>
-          <w:p>
-            <w:r>
-              <w:t>OS server Linux</w:t>
-            </w:r>
-          </w:p>
-        </w:tc>
-        <w:tc>
-          <w:tcPr>
-            <w:tcW w:type="dxa" w:w="2409"/>
-          </w:tcPr>
-          <w:p>
-            <w:r>
-              <w:t>Red Hat Enterprise Linux 9 / Oracle Linux 9</w:t>
-            </w:r>
-          </w:p>
-        </w:tc>
-        <w:tc>
-          <w:tcPr>
-            <w:tcW w:type="dxa" w:w="2409"/>
-          </w:tcPr>
-          <w:p>
-            <w:r>
-              <w:t>20-30 VM</w:t>
+            <w:tcW w:w="2409" w:type="dxa"/>
+          </w:tcPr>
+          <w:p>
+            <w:r>
+              <w:t>B. Software aplicativ</w:t>
+            </w:r>
+          </w:p>
+        </w:tc>
+        <w:tc>
+          <w:tcPr>
+            <w:tcW w:w="2409" w:type="dxa"/>
+          </w:tcPr>
+          <w:p>
+            <w:r>
+              <w:t>App mobilă</w:t>
+            </w:r>
+          </w:p>
+        </w:tc>
+        <w:tc>
+          <w:tcPr>
+            <w:tcW w:w="2409" w:type="dxa"/>
+          </w:tcPr>
+          <w:p>
+            <w:r>
+              <w:t>Enterprise Suite (modul Mobile)</w:t>
+            </w:r>
+          </w:p>
+        </w:tc>
+        <w:tc>
+          <w:tcPr>
+            <w:tcW w:w="2409" w:type="dxa"/>
+          </w:tcPr>
+          <w:p>
+            <w:r>
+              <w:t>iOS + Android + PWA, dev accounts Apple 99$/an + Google free</w:t>
             </w:r>
           </w:p>
         </w:tc>
@@ -14783,41 +15247,41 @@
       <w:tr>
         <w:tc>
           <w:tcPr>
-            <w:tcW w:type="dxa" w:w="2409"/>
-          </w:tcPr>
-          <w:p>
-            <w:r>
-              <w:t>A. Infrastructură</w:t>
-            </w:r>
-          </w:p>
-        </w:tc>
-        <w:tc>
-          <w:tcPr>
-            <w:tcW w:type="dxa" w:w="2409"/>
-          </w:tcPr>
-          <w:p>
-            <w:r>
-              <w:t>OS server Windows</w:t>
-            </w:r>
-          </w:p>
-        </w:tc>
-        <w:tc>
-          <w:tcPr>
-            <w:tcW w:type="dxa" w:w="2409"/>
-          </w:tcPr>
-          <w:p>
-            <w:r>
-              <w:t>Windows Server 2022 Datacenter</w:t>
-            </w:r>
-          </w:p>
-        </w:tc>
-        <w:tc>
-          <w:tcPr>
-            <w:tcW w:type="dxa" w:w="2409"/>
-          </w:tcPr>
-          <w:p>
-            <w:r>
-              <w:t>Min. 4 + 6-10 VM (inclusiv 4 honeypot)</w:t>
+            <w:tcW w:w="2409" w:type="dxa"/>
+          </w:tcPr>
+          <w:p>
+            <w:r>
+              <w:t>B. Software aplicativ</w:t>
+            </w:r>
+          </w:p>
+        </w:tc>
+        <w:tc>
+          <w:tcPr>
+            <w:tcW w:w="2409" w:type="dxa"/>
+          </w:tcPr>
+          <w:p>
+            <w:r>
+              <w:t>LIMS</w:t>
+            </w:r>
+          </w:p>
+        </w:tc>
+        <w:tc>
+          <w:tcPr>
+            <w:tcW w:w="2409" w:type="dxa"/>
+          </w:tcPr>
+          <w:p>
+            <w:r>
+              <w:t>&lt;FURNIZOR LIMS&gt; COTS</w:t>
+            </w:r>
+          </w:p>
+        </w:tc>
+        <w:tc>
+          <w:tcPr>
+            <w:tcW w:w="2409" w:type="dxa"/>
+          </w:tcPr>
+          <w:p>
+            <w:r>
+              <w:t>Utilizatori nelimitați + cod sursă + 3 ani L2/L3</w:t>
             </w:r>
           </w:p>
         </w:tc>
@@ -14825,41 +15289,42 @@
       <w:tr>
         <w:tc>
           <w:tcPr>
-            <w:tcW w:type="dxa" w:w="2409"/>
-          </w:tcPr>
-          <w:p>
-            <w:r>
-              <w:t>A. Infrastructură</w:t>
-            </w:r>
-          </w:p>
-        </w:tc>
-        <w:tc>
-          <w:tcPr>
-            <w:tcW w:type="dxa" w:w="2409"/>
-          </w:tcPr>
-          <w:p>
-            <w:r>
-              <w:t>Web server</w:t>
-            </w:r>
-          </w:p>
-        </w:tc>
-        <w:tc>
-          <w:tcPr>
-            <w:tcW w:type="dxa" w:w="2409"/>
-          </w:tcPr>
-          <w:p>
-            <w:r>
-              <w:t>NGINX Plus</w:t>
-            </w:r>
-          </w:p>
-        </w:tc>
-        <w:tc>
-          <w:tcPr>
-            <w:tcW w:type="dxa" w:w="2409"/>
-          </w:tcPr>
-          <w:p>
-            <w:r>
-              <w:t>2 noduri × 16 cores, cluster activ-activ</w:t>
+            <w:tcW w:w="2409" w:type="dxa"/>
+          </w:tcPr>
+          <w:p>
+            <w:r>
+              <w:lastRenderedPageBreak/>
+              <w:t>B. Software aplicativ</w:t>
+            </w:r>
+          </w:p>
+        </w:tc>
+        <w:tc>
+          <w:tcPr>
+            <w:tcW w:w="2409" w:type="dxa"/>
+          </w:tcPr>
+          <w:p>
+            <w:r>
+              <w:t>Integrare HL7</w:t>
+            </w:r>
+          </w:p>
+        </w:tc>
+        <w:tc>
+          <w:tcPr>
+            <w:tcW w:w="2409" w:type="dxa"/>
+          </w:tcPr>
+          <w:p>
+            <w:r>
+              <w:t>Mirth Connect (NextGen)</w:t>
+            </w:r>
+          </w:p>
+        </w:tc>
+        <w:tc>
+          <w:tcPr>
+            <w:tcW w:w="2409" w:type="dxa"/>
+          </w:tcPr>
+          <w:p>
+            <w:r>
+              <w:t>1 instanță</w:t>
             </w:r>
           </w:p>
         </w:tc>
@@ -14867,41 +15332,41 @@
       <w:tr>
         <w:tc>
           <w:tcPr>
-            <w:tcW w:type="dxa" w:w="2409"/>
-          </w:tcPr>
-          <w:p>
-            <w:r>
-              <w:t>A. Infrastructură</w:t>
-            </w:r>
-          </w:p>
-        </w:tc>
-        <w:tc>
-          <w:tcPr>
-            <w:tcW w:type="dxa" w:w="2409"/>
-          </w:tcPr>
-          <w:p>
-            <w:r>
-              <w:t>App server</w:t>
-            </w:r>
-          </w:p>
-        </w:tc>
-        <w:tc>
-          <w:tcPr>
-            <w:tcW w:type="dxa" w:w="2409"/>
-          </w:tcPr>
-          <w:p>
-            <w:r>
-              <w:t>Microsoft IIS</w:t>
-            </w:r>
-          </w:p>
-        </w:tc>
-        <w:tc>
-          <w:tcPr>
-            <w:tcW w:type="dxa" w:w="2409"/>
-          </w:tcPr>
-          <w:p>
-            <w:r>
-              <w:t>2 noduri × 16 cores</w:t>
+            <w:tcW w:w="2409" w:type="dxa"/>
+          </w:tcPr>
+          <w:p>
+            <w:r>
+              <w:t>C. Securitate</w:t>
+            </w:r>
+          </w:p>
+        </w:tc>
+        <w:tc>
+          <w:tcPr>
+            <w:tcW w:w="2409" w:type="dxa"/>
+          </w:tcPr>
+          <w:p>
+            <w:r>
+              <w:t>WAF</w:t>
+            </w:r>
+          </w:p>
+        </w:tc>
+        <w:tc>
+          <w:tcPr>
+            <w:tcW w:w="2409" w:type="dxa"/>
+          </w:tcPr>
+          <w:p>
+            <w:r>
+              <w:t>F5 / Imperva / FortiWeb</w:t>
+            </w:r>
+          </w:p>
+        </w:tc>
+        <w:tc>
+          <w:tcPr>
+            <w:tcW w:w="2409" w:type="dxa"/>
+          </w:tcPr>
+          <w:p>
+            <w:r>
+              <w:t>2 buc (OWASP Top 10)</w:t>
             </w:r>
           </w:p>
         </w:tc>
@@ -14909,41 +15374,41 @@
       <w:tr>
         <w:tc>
           <w:tcPr>
-            <w:tcW w:type="dxa" w:w="2409"/>
-          </w:tcPr>
-          <w:p>
-            <w:r>
-              <w:t>A. Infrastructură</w:t>
-            </w:r>
-          </w:p>
-        </w:tc>
-        <w:tc>
-          <w:tcPr>
-            <w:tcW w:type="dxa" w:w="2409"/>
-          </w:tcPr>
-          <w:p>
-            <w:r>
-              <w:t>SGBD principal</w:t>
-            </w:r>
-          </w:p>
-        </w:tc>
-        <w:tc>
-          <w:tcPr>
-            <w:tcW w:type="dxa" w:w="2409"/>
-          </w:tcPr>
-          <w:p>
-            <w:r>
-              <w:t>Microsoft SQL Server Enterprise (TDE, cache fusion)</w:t>
-            </w:r>
-          </w:p>
-        </w:tc>
-        <w:tc>
-          <w:tcPr>
-            <w:tcW w:type="dxa" w:w="2409"/>
-          </w:tcPr>
-          <w:p>
-            <w:r>
-              <w:t>2 noduri × 8 cores</w:t>
+            <w:tcW w:w="2409" w:type="dxa"/>
+          </w:tcPr>
+          <w:p>
+            <w:r>
+              <w:t>C. Securitate</w:t>
+            </w:r>
+          </w:p>
+        </w:tc>
+        <w:tc>
+          <w:tcPr>
+            <w:tcW w:w="2409" w:type="dxa"/>
+          </w:tcPr>
+          <w:p>
+            <w:r>
+              <w:t>Honeypot</w:t>
+            </w:r>
+          </w:p>
+        </w:tc>
+        <w:tc>
+          <w:tcPr>
+            <w:tcW w:w="2409" w:type="dxa"/>
+          </w:tcPr>
+          <w:p>
+            <w:r>
+              <w:t>FortiDeceptor</w:t>
+            </w:r>
+          </w:p>
+        </w:tc>
+        <w:tc>
+          <w:tcPr>
+            <w:tcW w:w="2409" w:type="dxa"/>
+          </w:tcPr>
+          <w:p>
+            <w:r>
+              <w:t>1 + 4 instanțe Win × 4 vCPU</w:t>
             </w:r>
           </w:p>
         </w:tc>
@@ -14951,41 +15416,41 @@
       <w:tr>
         <w:tc>
           <w:tcPr>
-            <w:tcW w:type="dxa" w:w="2409"/>
-          </w:tcPr>
-          <w:p>
-            <w:r>
-              <w:t>A. Infrastructură</w:t>
-            </w:r>
-          </w:p>
-        </w:tc>
-        <w:tc>
-          <w:tcPr>
-            <w:tcW w:type="dxa" w:w="2409"/>
-          </w:tcPr>
-          <w:p>
-            <w:r>
-              <w:t>SGBD NoSQL</w:t>
-            </w:r>
-          </w:p>
-        </w:tc>
-        <w:tc>
-          <w:tcPr>
-            <w:tcW w:type="dxa" w:w="2409"/>
-          </w:tcPr>
-          <w:p>
-            <w:r>
-              <w:t>Elasticsearch (cluster 3 noduri)</w:t>
-            </w:r>
-          </w:p>
-        </w:tc>
-        <w:tc>
-          <w:tcPr>
-            <w:tcW w:type="dxa" w:w="2409"/>
-          </w:tcPr>
-          <w:p>
-            <w:r>
-              <w:t>Log-uri, retenție conform NIS2</w:t>
+            <w:tcW w:w="2409" w:type="dxa"/>
+          </w:tcPr>
+          <w:p>
+            <w:r>
+              <w:t>C. Securitate</w:t>
+            </w:r>
+          </w:p>
+        </w:tc>
+        <w:tc>
+          <w:tcPr>
+            <w:tcW w:w="2409" w:type="dxa"/>
+          </w:tcPr>
+          <w:p>
+            <w:r>
+              <w:t>NMS / NAC</w:t>
+            </w:r>
+          </w:p>
+        </w:tc>
+        <w:tc>
+          <w:tcPr>
+            <w:tcW w:w="2409" w:type="dxa"/>
+          </w:tcPr>
+          <w:p>
+            <w:r>
+              <w:t>Cisco DNA / ClearPass</w:t>
+            </w:r>
+          </w:p>
+        </w:tc>
+        <w:tc>
+          <w:tcPr>
+            <w:tcW w:w="2409" w:type="dxa"/>
+          </w:tcPr>
+          <w:p>
+            <w:r>
+              <w:t>Min. 600 dispozitive</w:t>
             </w:r>
           </w:p>
         </w:tc>
@@ -14993,41 +15458,41 @@
       <w:tr>
         <w:tc>
           <w:tcPr>
-            <w:tcW w:type="dxa" w:w="2409"/>
-          </w:tcPr>
-          <w:p>
-            <w:r>
-              <w:t>A. Infrastructură</w:t>
-            </w:r>
-          </w:p>
-        </w:tc>
-        <w:tc>
-          <w:tcPr>
-            <w:tcW w:type="dxa" w:w="2409"/>
-          </w:tcPr>
-          <w:p>
-            <w:r>
-              <w:t>ETL</w:t>
-            </w:r>
-          </w:p>
-        </w:tc>
-        <w:tc>
-          <w:tcPr>
-            <w:tcW w:type="dxa" w:w="2409"/>
-          </w:tcPr>
-          <w:p>
-            <w:r>
-              <w:t>Microsoft SSIS</w:t>
-            </w:r>
-          </w:p>
-        </w:tc>
-        <w:tc>
-          <w:tcPr>
-            <w:tcW w:type="dxa" w:w="2409"/>
-          </w:tcPr>
-          <w:p>
-            <w:r>
-              <w:t>16 cores</w:t>
+            <w:tcW w:w="2409" w:type="dxa"/>
+          </w:tcPr>
+          <w:p>
+            <w:r>
+              <w:t>C. Securitate</w:t>
+            </w:r>
+          </w:p>
+        </w:tc>
+        <w:tc>
+          <w:tcPr>
+            <w:tcW w:w="2409" w:type="dxa"/>
+          </w:tcPr>
+          <w:p>
+            <w:r>
+              <w:t>SIEM</w:t>
+            </w:r>
+          </w:p>
+        </w:tc>
+        <w:tc>
+          <w:tcPr>
+            <w:tcW w:w="2409" w:type="dxa"/>
+          </w:tcPr>
+          <w:p>
+            <w:r>
+              <w:t>Splunk Enterprise Security / IBM QRadar</w:t>
+            </w:r>
+          </w:p>
+        </w:tc>
+        <w:tc>
+          <w:tcPr>
+            <w:tcW w:w="2409" w:type="dxa"/>
+          </w:tcPr>
+          <w:p>
+            <w:r>
+              <w:t>1 cluster (IOC 3 ani)</w:t>
             </w:r>
           </w:p>
         </w:tc>
@@ -15035,41 +15500,41 @@
       <w:tr>
         <w:tc>
           <w:tcPr>
-            <w:tcW w:type="dxa" w:w="2409"/>
-          </w:tcPr>
-          <w:p>
-            <w:r>
-              <w:t>A. Infrastructură</w:t>
-            </w:r>
-          </w:p>
-        </w:tc>
-        <w:tc>
-          <w:tcPr>
-            <w:tcW w:type="dxa" w:w="2409"/>
-          </w:tcPr>
-          <w:p>
-            <w:r>
-              <w:t>BI</w:t>
-            </w:r>
-          </w:p>
-        </w:tc>
-        <w:tc>
-          <w:tcPr>
-            <w:tcW w:type="dxa" w:w="2409"/>
-          </w:tcPr>
-          <w:p>
-            <w:r>
-              <w:t>Microsoft Power BI + SSRS + SSAS</w:t>
-            </w:r>
-          </w:p>
-        </w:tc>
-        <w:tc>
-          <w:tcPr>
-            <w:tcW w:type="dxa" w:w="2409"/>
-          </w:tcPr>
-          <w:p>
-            <w:r>
-              <w:t>50 utilizatori</w:t>
+            <w:tcW w:w="2409" w:type="dxa"/>
+          </w:tcPr>
+          <w:p>
+            <w:r>
+              <w:t>C. Securitate</w:t>
+            </w:r>
+          </w:p>
+        </w:tc>
+        <w:tc>
+          <w:tcPr>
+            <w:tcW w:w="2409" w:type="dxa"/>
+          </w:tcPr>
+          <w:p>
+            <w:r>
+              <w:t>Email Security</w:t>
+            </w:r>
+          </w:p>
+        </w:tc>
+        <w:tc>
+          <w:tcPr>
+            <w:tcW w:w="2409" w:type="dxa"/>
+          </w:tcPr>
+          <w:p>
+            <w:r>
+              <w:t>Cisco IronPort</w:t>
+            </w:r>
+          </w:p>
+        </w:tc>
+        <w:tc>
+          <w:tcPr>
+            <w:tcW w:w="2409" w:type="dxa"/>
+          </w:tcPr>
+          <w:p>
+            <w:r>
+              <w:t>2 buc (filtrare + sandbox)</w:t>
             </w:r>
           </w:p>
         </w:tc>
@@ -15077,41 +15542,41 @@
       <w:tr>
         <w:tc>
           <w:tcPr>
-            <w:tcW w:type="dxa" w:w="2409"/>
-          </w:tcPr>
-          <w:p>
-            <w:r>
-              <w:t>A. Infrastructură</w:t>
-            </w:r>
-          </w:p>
-        </w:tc>
-        <w:tc>
-          <w:tcPr>
-            <w:tcW w:type="dxa" w:w="2409"/>
-          </w:tcPr>
-          <w:p>
-            <w:r>
-              <w:t>IAM</w:t>
-            </w:r>
-          </w:p>
-        </w:tc>
-        <w:tc>
-          <w:tcPr>
-            <w:tcW w:type="dxa" w:w="2409"/>
-          </w:tcPr>
-          <w:p>
-            <w:r>
-              <w:t>Keycloak Enterprise</w:t>
-            </w:r>
-          </w:p>
-        </w:tc>
-        <w:tc>
-          <w:tcPr>
-            <w:tcW w:type="dxa" w:w="2409"/>
-          </w:tcPr>
-          <w:p>
-            <w:r>
-              <w:t>150 utilizatori interni + 185.000 portal</w:t>
+            <w:tcW w:w="2409" w:type="dxa"/>
+          </w:tcPr>
+          <w:p>
+            <w:r>
+              <w:t>C. Securitate</w:t>
+            </w:r>
+          </w:p>
+        </w:tc>
+        <w:tc>
+          <w:tcPr>
+            <w:tcW w:w="2409" w:type="dxa"/>
+          </w:tcPr>
+          <w:p>
+            <w:r>
+              <w:t>NGFW centru</w:t>
+            </w:r>
+          </w:p>
+        </w:tc>
+        <w:tc>
+          <w:tcPr>
+            <w:tcW w:w="2409" w:type="dxa"/>
+          </w:tcPr>
+          <w:p>
+            <w:r>
+              <w:t>FortiGate / Palo Alto</w:t>
+            </w:r>
+          </w:p>
+        </w:tc>
+        <w:tc>
+          <w:tcPr>
+            <w:tcW w:w="2409" w:type="dxa"/>
+          </w:tcPr>
+          <w:p>
+            <w:r>
+              <w:t>2 buc, redundant, 10 VDOM</w:t>
             </w:r>
           </w:p>
         </w:tc>
@@ -15119,41 +15584,41 @@
       <w:tr>
         <w:tc>
           <w:tcPr>
-            <w:tcW w:type="dxa" w:w="2409"/>
-          </w:tcPr>
-          <w:p>
-            <w:r>
-              <w:t>A. Infrastructură</w:t>
-            </w:r>
-          </w:p>
-        </w:tc>
-        <w:tc>
-          <w:tcPr>
-            <w:tcW w:type="dxa" w:w="2409"/>
-          </w:tcPr>
-          <w:p>
-            <w:r>
-              <w:t>GIS</w:t>
-            </w:r>
-          </w:p>
-        </w:tc>
-        <w:tc>
-          <w:tcPr>
-            <w:tcW w:type="dxa" w:w="2409"/>
-          </w:tcPr>
-          <w:p>
-            <w:r>
-              <w:t>Soluție GIS dedicată — &lt;FURNIZOR GIS&gt;</w:t>
-            </w:r>
-          </w:p>
-        </w:tc>
-        <w:tc>
-          <w:tcPr>
-            <w:tcW w:type="dxa" w:w="2409"/>
-          </w:tcPr>
-          <w:p>
-            <w:r>
-              <w:t>1 server + 50 editori</w:t>
+            <w:tcW w:w="2409" w:type="dxa"/>
+          </w:tcPr>
+          <w:p>
+            <w:r>
+              <w:t>C. Securitate</w:t>
+            </w:r>
+          </w:p>
+        </w:tc>
+        <w:tc>
+          <w:tcPr>
+            <w:tcW w:w="2409" w:type="dxa"/>
+          </w:tcPr>
+          <w:p>
+            <w:r>
+              <w:t>NGFW locații</w:t>
+            </w:r>
+          </w:p>
+        </w:tc>
+        <w:tc>
+          <w:tcPr>
+            <w:tcW w:w="2409" w:type="dxa"/>
+          </w:tcPr>
+          <w:p>
+            <w:r>
+              <w:t>FortiGate 100F</w:t>
+            </w:r>
+          </w:p>
+        </w:tc>
+        <w:tc>
+          <w:tcPr>
+            <w:tcW w:w="2409" w:type="dxa"/>
+          </w:tcPr>
+          <w:p>
+            <w:r>
+              <w:t>90 buc (45 locații × 2)</w:t>
             </w:r>
           </w:p>
         </w:tc>
@@ -15161,41 +15626,41 @@
       <w:tr>
         <w:tc>
           <w:tcPr>
-            <w:tcW w:type="dxa" w:w="2409"/>
-          </w:tcPr>
-          <w:p>
-            <w:r>
-              <w:t>A. Infrastructură</w:t>
-            </w:r>
-          </w:p>
-        </w:tc>
-        <w:tc>
-          <w:tcPr>
-            <w:tcW w:type="dxa" w:w="2409"/>
-          </w:tcPr>
-          <w:p>
-            <w:r>
-              <w:t>ESB</w:t>
-            </w:r>
-          </w:p>
-        </w:tc>
-        <w:tc>
-          <w:tcPr>
-            <w:tcW w:type="dxa" w:w="2409"/>
-          </w:tcPr>
-          <w:p>
-            <w:r>
-              <w:t>Oracle Service Bus</w:t>
-            </w:r>
-          </w:p>
-        </w:tc>
-        <w:tc>
-          <w:tcPr>
-            <w:tcW w:type="dxa" w:w="2409"/>
-          </w:tcPr>
-          <w:p>
-            <w:r>
-              <w:t>Cluster activ-pasiv, 16 cores/nod</w:t>
+            <w:tcW w:w="2409" w:type="dxa"/>
+          </w:tcPr>
+          <w:p>
+            <w:r>
+              <w:t>C. Securitate</w:t>
+            </w:r>
+          </w:p>
+        </w:tc>
+        <w:tc>
+          <w:tcPr>
+            <w:tcW w:w="2409" w:type="dxa"/>
+          </w:tcPr>
+          <w:p>
+            <w:r>
+              <w:t>Antivirus EDR</w:t>
+            </w:r>
+          </w:p>
+        </w:tc>
+        <w:tc>
+          <w:tcPr>
+            <w:tcW w:w="2409" w:type="dxa"/>
+          </w:tcPr>
+          <w:p>
+            <w:r>
+              <w:t>CrowdStrike / SentinelOne</w:t>
+            </w:r>
+          </w:p>
+        </w:tc>
+        <w:tc>
+          <w:tcPr>
+            <w:tcW w:w="2409" w:type="dxa"/>
+          </w:tcPr>
+          <w:p>
+            <w:r>
+              <w:t>436 + 50 endpoints</w:t>
             </w:r>
           </w:p>
         </w:tc>
@@ -15203,41 +15668,41 @@
       <w:tr>
         <w:tc>
           <w:tcPr>
-            <w:tcW w:type="dxa" w:w="2409"/>
-          </w:tcPr>
-          <w:p>
-            <w:r>
-              <w:t>B. Software aplicativ</w:t>
-            </w:r>
-          </w:p>
-        </w:tc>
-        <w:tc>
-          <w:tcPr>
-            <w:tcW w:type="dxa" w:w="2409"/>
-          </w:tcPr>
-          <w:p>
-            <w:r>
-              <w:t>DMS</w:t>
-            </w:r>
-          </w:p>
-        </w:tc>
-        <w:tc>
-          <w:tcPr>
-            <w:tcW w:type="dxa" w:w="2409"/>
-          </w:tcPr>
-          <w:p>
-            <w:r>
-              <w:t>ZIPPER DMS</w:t>
-            </w:r>
-          </w:p>
-        </w:tc>
-        <w:tc>
-          <w:tcPr>
-            <w:tcW w:type="dxa" w:w="2409"/>
-          </w:tcPr>
-          <w:p>
-            <w:r>
-              <w:t>Utilizatori nelimitați + cod sursă</w:t>
+            <w:tcW w:w="2409" w:type="dxa"/>
+          </w:tcPr>
+          <w:p>
+            <w:r>
+              <w:t>D. Productivity</w:t>
+            </w:r>
+          </w:p>
+        </w:tc>
+        <w:tc>
+          <w:tcPr>
+            <w:tcW w:w="2409" w:type="dxa"/>
+          </w:tcPr>
+          <w:p>
+            <w:r>
+              <w:t>MS Office laptopuri</w:t>
+            </w:r>
+          </w:p>
+        </w:tc>
+        <w:tc>
+          <w:tcPr>
+            <w:tcW w:w="2409" w:type="dxa"/>
+          </w:tcPr>
+          <w:p>
+            <w:r>
+              <w:t>Microsoft Office Home &amp; Business 2024 OEM</w:t>
+            </w:r>
+          </w:p>
+        </w:tc>
+        <w:tc>
+          <w:tcPr>
+            <w:tcW w:w="2409" w:type="dxa"/>
+          </w:tcPr>
+          <w:p>
+            <w:r>
+              <w:t>100 buc</w:t>
             </w:r>
           </w:p>
         </w:tc>
@@ -15245,553 +15710,7 @@
       <w:tr>
         <w:tc>
           <w:tcPr>
-            <w:tcW w:type="dxa" w:w="2409"/>
-          </w:tcPr>
-          <w:p>
-            <w:r>
-              <w:t>B. Software aplicativ</w:t>
-            </w:r>
-          </w:p>
-        </w:tc>
-        <w:tc>
-          <w:tcPr>
-            <w:tcW w:type="dxa" w:w="2409"/>
-          </w:tcPr>
-          <w:p>
-            <w:r>
-              <w:t>Portal</w:t>
-            </w:r>
-          </w:p>
-        </w:tc>
-        <w:tc>
-          <w:tcPr>
-            <w:tcW w:type="dxa" w:w="2409"/>
-          </w:tcPr>
-          <w:p>
-            <w:r>
-              <w:t>Enterprise Suite (modul Portal)</w:t>
-            </w:r>
-          </w:p>
-        </w:tc>
-        <w:tc>
-          <w:tcPr>
-            <w:tcW w:type="dxa" w:w="2409"/>
-          </w:tcPr>
-          <w:p>
-            <w:r>
-              <w:t>Nelimitat + perpetuu</w:t>
-            </w:r>
-          </w:p>
-        </w:tc>
-      </w:tr>
-      <w:tr>
-        <w:tc>
-          <w:tcPr>
-            <w:tcW w:type="dxa" w:w="2409"/>
-          </w:tcPr>
-          <w:p>
-            <w:r>
-              <w:t>B. Software aplicativ</w:t>
-            </w:r>
-          </w:p>
-        </w:tc>
-        <w:tc>
-          <w:tcPr>
-            <w:tcW w:type="dxa" w:w="2409"/>
-          </w:tcPr>
-          <w:p>
-            <w:r>
-              <w:t>Chatbot AI / NLP RO</w:t>
-            </w:r>
-          </w:p>
-        </w:tc>
-        <w:tc>
-          <w:tcPr>
-            <w:tcW w:type="dxa" w:w="2409"/>
-          </w:tcPr>
-          <w:p>
-            <w:r>
-              <w:t>Enterprise Suite (modul Chatbot)</w:t>
-            </w:r>
-          </w:p>
-        </w:tc>
-        <w:tc>
-          <w:tcPr>
-            <w:tcW w:type="dxa" w:w="2409"/>
-          </w:tcPr>
-          <w:p>
-            <w:r>
-              <w:t>1 instanță</w:t>
-            </w:r>
-          </w:p>
-        </w:tc>
-      </w:tr>
-      <w:tr>
-        <w:tc>
-          <w:tcPr>
-            <w:tcW w:type="dxa" w:w="2409"/>
-          </w:tcPr>
-          <w:p>
-            <w:r>
-              <w:t>B. Software aplicativ</w:t>
-            </w:r>
-          </w:p>
-        </w:tc>
-        <w:tc>
-          <w:tcPr>
-            <w:tcW w:type="dxa" w:w="2409"/>
-          </w:tcPr>
-          <w:p>
-            <w:r>
-              <w:t>App mobilă</w:t>
-            </w:r>
-          </w:p>
-        </w:tc>
-        <w:tc>
-          <w:tcPr>
-            <w:tcW w:type="dxa" w:w="2409"/>
-          </w:tcPr>
-          <w:p>
-            <w:r>
-              <w:t>Enterprise Suite (modul Mobile)</w:t>
-            </w:r>
-          </w:p>
-        </w:tc>
-        <w:tc>
-          <w:tcPr>
-            <w:tcW w:type="dxa" w:w="2409"/>
-          </w:tcPr>
-          <w:p>
-            <w:r>
-              <w:t>iOS + Android + PWA, dev accounts Apple 99$/an + Google free</w:t>
-            </w:r>
-          </w:p>
-        </w:tc>
-      </w:tr>
-      <w:tr>
-        <w:tc>
-          <w:tcPr>
-            <w:tcW w:type="dxa" w:w="2409"/>
-          </w:tcPr>
-          <w:p>
-            <w:r>
-              <w:t>B. Software aplicativ</w:t>
-            </w:r>
-          </w:p>
-        </w:tc>
-        <w:tc>
-          <w:tcPr>
-            <w:tcW w:type="dxa" w:w="2409"/>
-          </w:tcPr>
-          <w:p>
-            <w:r>
-              <w:t>LIMS</w:t>
-            </w:r>
-          </w:p>
-        </w:tc>
-        <w:tc>
-          <w:tcPr>
-            <w:tcW w:type="dxa" w:w="2409"/>
-          </w:tcPr>
-          <w:p>
-            <w:r>
-              <w:t>&lt;FURNIZOR LIMS&gt; COTS</w:t>
-            </w:r>
-          </w:p>
-        </w:tc>
-        <w:tc>
-          <w:tcPr>
-            <w:tcW w:type="dxa" w:w="2409"/>
-          </w:tcPr>
-          <w:p>
-            <w:r>
-              <w:t>Utilizatori nelimitați + cod sursă + 3 ani L2/L3</w:t>
-            </w:r>
-          </w:p>
-        </w:tc>
-      </w:tr>
-      <w:tr>
-        <w:tc>
-          <w:tcPr>
-            <w:tcW w:type="dxa" w:w="2409"/>
-          </w:tcPr>
-          <w:p>
-            <w:r>
-              <w:t>B. Software aplicativ</w:t>
-            </w:r>
-          </w:p>
-        </w:tc>
-        <w:tc>
-          <w:tcPr>
-            <w:tcW w:type="dxa" w:w="2409"/>
-          </w:tcPr>
-          <w:p>
-            <w:r>
-              <w:t>Integrare HL7</w:t>
-            </w:r>
-          </w:p>
-        </w:tc>
-        <w:tc>
-          <w:tcPr>
-            <w:tcW w:type="dxa" w:w="2409"/>
-          </w:tcPr>
-          <w:p>
-            <w:r>
-              <w:t>Mirth Connect (NextGen)</w:t>
-            </w:r>
-          </w:p>
-        </w:tc>
-        <w:tc>
-          <w:tcPr>
-            <w:tcW w:type="dxa" w:w="2409"/>
-          </w:tcPr>
-          <w:p>
-            <w:r>
-              <w:t>1 instanță</w:t>
-            </w:r>
-          </w:p>
-        </w:tc>
-      </w:tr>
-      <w:tr>
-        <w:tc>
-          <w:tcPr>
-            <w:tcW w:type="dxa" w:w="2409"/>
-          </w:tcPr>
-          <w:p>
-            <w:r>
-              <w:t>C. Securitate</w:t>
-            </w:r>
-          </w:p>
-        </w:tc>
-        <w:tc>
-          <w:tcPr>
-            <w:tcW w:type="dxa" w:w="2409"/>
-          </w:tcPr>
-          <w:p>
-            <w:r>
-              <w:t>WAF</w:t>
-            </w:r>
-          </w:p>
-        </w:tc>
-        <w:tc>
-          <w:tcPr>
-            <w:tcW w:type="dxa" w:w="2409"/>
-          </w:tcPr>
-          <w:p>
-            <w:r>
-              <w:t>F5 / Imperva / FortiWeb</w:t>
-            </w:r>
-          </w:p>
-        </w:tc>
-        <w:tc>
-          <w:tcPr>
-            <w:tcW w:type="dxa" w:w="2409"/>
-          </w:tcPr>
-          <w:p>
-            <w:r>
-              <w:t>2 buc (OWASP Top 10)</w:t>
-            </w:r>
-          </w:p>
-        </w:tc>
-      </w:tr>
-      <w:tr>
-        <w:tc>
-          <w:tcPr>
-            <w:tcW w:type="dxa" w:w="2409"/>
-          </w:tcPr>
-          <w:p>
-            <w:r>
-              <w:t>C. Securitate</w:t>
-            </w:r>
-          </w:p>
-        </w:tc>
-        <w:tc>
-          <w:tcPr>
-            <w:tcW w:type="dxa" w:w="2409"/>
-          </w:tcPr>
-          <w:p>
-            <w:r>
-              <w:t>Honeypot</w:t>
-            </w:r>
-          </w:p>
-        </w:tc>
-        <w:tc>
-          <w:tcPr>
-            <w:tcW w:type="dxa" w:w="2409"/>
-          </w:tcPr>
-          <w:p>
-            <w:r>
-              <w:t>FortiDeceptor</w:t>
-            </w:r>
-          </w:p>
-        </w:tc>
-        <w:tc>
-          <w:tcPr>
-            <w:tcW w:type="dxa" w:w="2409"/>
-          </w:tcPr>
-          <w:p>
-            <w:r>
-              <w:t>1 + 4 instanțe Win × 4 vCPU</w:t>
-            </w:r>
-          </w:p>
-        </w:tc>
-      </w:tr>
-      <w:tr>
-        <w:tc>
-          <w:tcPr>
-            <w:tcW w:type="dxa" w:w="2409"/>
-          </w:tcPr>
-          <w:p>
-            <w:r>
-              <w:t>C. Securitate</w:t>
-            </w:r>
-          </w:p>
-        </w:tc>
-        <w:tc>
-          <w:tcPr>
-            <w:tcW w:type="dxa" w:w="2409"/>
-          </w:tcPr>
-          <w:p>
-            <w:r>
-              <w:t>NMS / NAC</w:t>
-            </w:r>
-          </w:p>
-        </w:tc>
-        <w:tc>
-          <w:tcPr>
-            <w:tcW w:type="dxa" w:w="2409"/>
-          </w:tcPr>
-          <w:p>
-            <w:r>
-              <w:t>Cisco DNA / ClearPass</w:t>
-            </w:r>
-          </w:p>
-        </w:tc>
-        <w:tc>
-          <w:tcPr>
-            <w:tcW w:type="dxa" w:w="2409"/>
-          </w:tcPr>
-          <w:p>
-            <w:r>
-              <w:t>Min. 600 dispozitive</w:t>
-            </w:r>
-          </w:p>
-        </w:tc>
-      </w:tr>
-      <w:tr>
-        <w:tc>
-          <w:tcPr>
-            <w:tcW w:type="dxa" w:w="2409"/>
-          </w:tcPr>
-          <w:p>
-            <w:r>
-              <w:t>C. Securitate</w:t>
-            </w:r>
-          </w:p>
-        </w:tc>
-        <w:tc>
-          <w:tcPr>
-            <w:tcW w:type="dxa" w:w="2409"/>
-          </w:tcPr>
-          <w:p>
-            <w:r>
-              <w:t>SIEM</w:t>
-            </w:r>
-          </w:p>
-        </w:tc>
-        <w:tc>
-          <w:tcPr>
-            <w:tcW w:type="dxa" w:w="2409"/>
-          </w:tcPr>
-          <w:p>
-            <w:r>
-              <w:t>Splunk Enterprise Security / IBM QRadar</w:t>
-            </w:r>
-          </w:p>
-        </w:tc>
-        <w:tc>
-          <w:tcPr>
-            <w:tcW w:type="dxa" w:w="2409"/>
-          </w:tcPr>
-          <w:p>
-            <w:r>
-              <w:t>1 cluster (IOC 3 ani)</w:t>
-            </w:r>
-          </w:p>
-        </w:tc>
-      </w:tr>
-      <w:tr>
-        <w:tc>
-          <w:tcPr>
-            <w:tcW w:type="dxa" w:w="2409"/>
-          </w:tcPr>
-          <w:p>
-            <w:r>
-              <w:t>C. Securitate</w:t>
-            </w:r>
-          </w:p>
-        </w:tc>
-        <w:tc>
-          <w:tcPr>
-            <w:tcW w:type="dxa" w:w="2409"/>
-          </w:tcPr>
-          <w:p>
-            <w:r>
-              <w:t>Email Security</w:t>
-            </w:r>
-          </w:p>
-        </w:tc>
-        <w:tc>
-          <w:tcPr>
-            <w:tcW w:type="dxa" w:w="2409"/>
-          </w:tcPr>
-          <w:p>
-            <w:r>
-              <w:t>Cisco IronPort</w:t>
-            </w:r>
-          </w:p>
-        </w:tc>
-        <w:tc>
-          <w:tcPr>
-            <w:tcW w:type="dxa" w:w="2409"/>
-          </w:tcPr>
-          <w:p>
-            <w:r>
-              <w:t>2 buc (filtrare + sandbox)</w:t>
-            </w:r>
-          </w:p>
-        </w:tc>
-      </w:tr>
-      <w:tr>
-        <w:tc>
-          <w:tcPr>
-            <w:tcW w:type="dxa" w:w="2409"/>
-          </w:tcPr>
-          <w:p>
-            <w:r>
-              <w:t>C. Securitate</w:t>
-            </w:r>
-          </w:p>
-        </w:tc>
-        <w:tc>
-          <w:tcPr>
-            <w:tcW w:type="dxa" w:w="2409"/>
-          </w:tcPr>
-          <w:p>
-            <w:r>
-              <w:t>NGFW centru</w:t>
-            </w:r>
-          </w:p>
-        </w:tc>
-        <w:tc>
-          <w:tcPr>
-            <w:tcW w:type="dxa" w:w="2409"/>
-          </w:tcPr>
-          <w:p>
-            <w:r>
-              <w:t>FortiGate / Palo Alto</w:t>
-            </w:r>
-          </w:p>
-        </w:tc>
-        <w:tc>
-          <w:tcPr>
-            <w:tcW w:type="dxa" w:w="2409"/>
-          </w:tcPr>
-          <w:p>
-            <w:r>
-              <w:t>2 buc, redundant, 10 VDOM</w:t>
-            </w:r>
-          </w:p>
-        </w:tc>
-      </w:tr>
-      <w:tr>
-        <w:tc>
-          <w:tcPr>
-            <w:tcW w:type="dxa" w:w="2409"/>
-          </w:tcPr>
-          <w:p>
-            <w:r>
-              <w:t>C. Securitate</w:t>
-            </w:r>
-          </w:p>
-        </w:tc>
-        <w:tc>
-          <w:tcPr>
-            <w:tcW w:type="dxa" w:w="2409"/>
-          </w:tcPr>
-          <w:p>
-            <w:r>
-              <w:t>NGFW locații</w:t>
-            </w:r>
-          </w:p>
-        </w:tc>
-        <w:tc>
-          <w:tcPr>
-            <w:tcW w:type="dxa" w:w="2409"/>
-          </w:tcPr>
-          <w:p>
-            <w:r>
-              <w:t>FortiGate 100F</w:t>
-            </w:r>
-          </w:p>
-        </w:tc>
-        <w:tc>
-          <w:tcPr>
-            <w:tcW w:type="dxa" w:w="2409"/>
-          </w:tcPr>
-          <w:p>
-            <w:r>
-              <w:t>90 buc (45 locații × 2)</w:t>
-            </w:r>
-          </w:p>
-        </w:tc>
-      </w:tr>
-      <w:tr>
-        <w:tc>
-          <w:tcPr>
-            <w:tcW w:type="dxa" w:w="2409"/>
-          </w:tcPr>
-          <w:p>
-            <w:r>
-              <w:t>C. Securitate</w:t>
-            </w:r>
-          </w:p>
-        </w:tc>
-        <w:tc>
-          <w:tcPr>
-            <w:tcW w:type="dxa" w:w="2409"/>
-          </w:tcPr>
-          <w:p>
-            <w:r>
-              <w:t>Antivirus EDR</w:t>
-            </w:r>
-          </w:p>
-        </w:tc>
-        <w:tc>
-          <w:tcPr>
-            <w:tcW w:type="dxa" w:w="2409"/>
-          </w:tcPr>
-          <w:p>
-            <w:r>
-              <w:t>CrowdStrike / SentinelOne</w:t>
-            </w:r>
-          </w:p>
-        </w:tc>
-        <w:tc>
-          <w:tcPr>
-            <w:tcW w:type="dxa" w:w="2409"/>
-          </w:tcPr>
-          <w:p>
-            <w:r>
-              <w:t>436 + 50 endpoints</w:t>
-            </w:r>
-          </w:p>
-        </w:tc>
-      </w:tr>
-      <w:tr>
-        <w:tc>
-          <w:tcPr>
-            <w:tcW w:type="dxa" w:w="2409"/>
+            <w:tcW w:w="2409" w:type="dxa"/>
           </w:tcPr>
           <w:p>
             <w:r>
@@ -15801,17 +15720,17 @@
         </w:tc>
         <w:tc>
           <w:tcPr>
-            <w:tcW w:type="dxa" w:w="2409"/>
-          </w:tcPr>
-          <w:p>
-            <w:r>
-              <w:t>MS Office laptopuri</w:t>
-            </w:r>
-          </w:p>
-        </w:tc>
-        <w:tc>
-          <w:tcPr>
-            <w:tcW w:type="dxa" w:w="2409"/>
+            <w:tcW w:w="2409" w:type="dxa"/>
+          </w:tcPr>
+          <w:p>
+            <w:r>
+              <w:t>MS Office complete teren</w:t>
+            </w:r>
+          </w:p>
+        </w:tc>
+        <w:tc>
+          <w:tcPr>
+            <w:tcW w:w="2409" w:type="dxa"/>
           </w:tcPr>
           <w:p>
             <w:r>
@@ -15821,49 +15740,7 @@
         </w:tc>
         <w:tc>
           <w:tcPr>
-            <w:tcW w:type="dxa" w:w="2409"/>
-          </w:tcPr>
-          <w:p>
-            <w:r>
-              <w:t>100 buc</w:t>
-            </w:r>
-          </w:p>
-        </w:tc>
-      </w:tr>
-      <w:tr>
-        <w:tc>
-          <w:tcPr>
-            <w:tcW w:type="dxa" w:w="2409"/>
-          </w:tcPr>
-          <w:p>
-            <w:r>
-              <w:t>D. Productivity</w:t>
-            </w:r>
-          </w:p>
-        </w:tc>
-        <w:tc>
-          <w:tcPr>
-            <w:tcW w:type="dxa" w:w="2409"/>
-          </w:tcPr>
-          <w:p>
-            <w:r>
-              <w:t>MS Office complete teren</w:t>
-            </w:r>
-          </w:p>
-        </w:tc>
-        <w:tc>
-          <w:tcPr>
-            <w:tcW w:type="dxa" w:w="2409"/>
-          </w:tcPr>
-          <w:p>
-            <w:r>
-              <w:t>Microsoft Office Home &amp; Business 2024 OEM</w:t>
-            </w:r>
-          </w:p>
-        </w:tc>
-        <w:tc>
-          <w:tcPr>
-            <w:tcW w:type="dxa" w:w="2409"/>
+            <w:tcW w:w="2409" w:type="dxa"/>
           </w:tcPr>
           <w:p>
             <w:r>
@@ -15897,22 +15774,21 @@
     </w:p>
     <w:tbl>
       <w:tblPr>
-        <w:tblW w:type="auto" w:w="0"/>
-        <w:tblLook w:firstColumn="1" w:firstRow="1" w:lastColumn="0" w:lastRow="0" w:noHBand="0" w:noVBand="1" w:val="04A0"/>
+        <w:tblW w:w="0" w:type="auto"/>
+        <w:tblLook w:val="04A0" w:firstRow="1" w:lastRow="0" w:firstColumn="1" w:lastColumn="0" w:noHBand="0" w:noVBand="1"/>
       </w:tblPr>
       <w:tblGrid>
-        <w:gridCol w:w="2409"/>
-        <w:gridCol w:w="2409"/>
-        <w:gridCol w:w="2409"/>
-        <w:gridCol w:w="2409"/>
+        <w:gridCol w:w="1739"/>
+        <w:gridCol w:w="3359"/>
+        <w:gridCol w:w="2378"/>
+        <w:gridCol w:w="2162"/>
       </w:tblGrid>
       <w:tr>
         <w:tc>
           <w:tcPr>
-            <w:tcW w:type="dxa" w:w="2409"/>
-          </w:tcPr>
-          <w:p>
-            <w:r/>
+            <w:tcW w:w="2409" w:type="dxa"/>
+          </w:tcPr>
+          <w:p>
             <w:r>
               <w:rPr>
                 <w:b/>
@@ -15923,10 +15799,9 @@
         </w:tc>
         <w:tc>
           <w:tcPr>
-            <w:tcW w:type="dxa" w:w="2409"/>
-          </w:tcPr>
-          <w:p>
-            <w:r/>
+            <w:tcW w:w="2409" w:type="dxa"/>
+          </w:tcPr>
+          <w:p>
             <w:r>
               <w:rPr>
                 <w:b/>
@@ -15937,10 +15812,9 @@
         </w:tc>
         <w:tc>
           <w:tcPr>
-            <w:tcW w:type="dxa" w:w="2409"/>
-          </w:tcPr>
-          <w:p>
-            <w:r/>
+            <w:tcW w:w="2409" w:type="dxa"/>
+          </w:tcPr>
+          <w:p>
             <w:r>
               <w:rPr>
                 <w:b/>
@@ -15951,10 +15825,9 @@
         </w:tc>
         <w:tc>
           <w:tcPr>
-            <w:tcW w:type="dxa" w:w="2409"/>
-          </w:tcPr>
-          <w:p>
-            <w:r/>
+            <w:tcW w:w="2409" w:type="dxa"/>
+          </w:tcPr>
+          <w:p>
             <w:r>
               <w:rPr>
                 <w:b/>
@@ -15967,7 +15840,7 @@
       <w:tr>
         <w:tc>
           <w:tcPr>
-            <w:tcW w:type="dxa" w:w="2409"/>
+            <w:tcW w:w="2409" w:type="dxa"/>
           </w:tcPr>
           <w:p>
             <w:r>
@@ -15977,7 +15850,7 @@
         </w:tc>
         <w:tc>
           <w:tcPr>
-            <w:tcW w:type="dxa" w:w="2409"/>
+            <w:tcW w:w="2409" w:type="dxa"/>
           </w:tcPr>
           <w:p>
             <w:r>
@@ -15987,7 +15860,7 @@
         </w:tc>
         <w:tc>
           <w:tcPr>
-            <w:tcW w:type="dxa" w:w="2409"/>
+            <w:tcW w:w="2409" w:type="dxa"/>
           </w:tcPr>
           <w:p>
             <w:r>
@@ -15997,7 +15870,7 @@
         </w:tc>
         <w:tc>
           <w:tcPr>
-            <w:tcW w:type="dxa" w:w="2409"/>
+            <w:tcW w:w="2409" w:type="dxa"/>
           </w:tcPr>
           <w:p>
             <w:r>
@@ -16009,7 +15882,7 @@
       <w:tr>
         <w:tc>
           <w:tcPr>
-            <w:tcW w:type="dxa" w:w="2409"/>
+            <w:tcW w:w="2409" w:type="dxa"/>
           </w:tcPr>
           <w:p>
             <w:r>
@@ -16019,7 +15892,7 @@
         </w:tc>
         <w:tc>
           <w:tcPr>
-            <w:tcW w:type="dxa" w:w="2409"/>
+            <w:tcW w:w="2409" w:type="dxa"/>
           </w:tcPr>
           <w:p>
             <w:r>
@@ -16029,7 +15902,7 @@
         </w:tc>
         <w:tc>
           <w:tcPr>
-            <w:tcW w:type="dxa" w:w="2409"/>
+            <w:tcW w:w="2409" w:type="dxa"/>
           </w:tcPr>
           <w:p>
             <w:r>
@@ -16039,7 +15912,7 @@
         </w:tc>
         <w:tc>
           <w:tcPr>
-            <w:tcW w:type="dxa" w:w="2409"/>
+            <w:tcW w:w="2409" w:type="dxa"/>
           </w:tcPr>
           <w:p>
             <w:r>
@@ -16051,7 +15924,7 @@
       <w:tr>
         <w:tc>
           <w:tcPr>
-            <w:tcW w:type="dxa" w:w="2409"/>
+            <w:tcW w:w="2409" w:type="dxa"/>
           </w:tcPr>
           <w:p>
             <w:r>
@@ -16061,7 +15934,7 @@
         </w:tc>
         <w:tc>
           <w:tcPr>
-            <w:tcW w:type="dxa" w:w="2409"/>
+            <w:tcW w:w="2409" w:type="dxa"/>
           </w:tcPr>
           <w:p>
             <w:r>
@@ -16071,7 +15944,7 @@
         </w:tc>
         <w:tc>
           <w:tcPr>
-            <w:tcW w:type="dxa" w:w="2409"/>
+            <w:tcW w:w="2409" w:type="dxa"/>
           </w:tcPr>
           <w:p>
             <w:r>
@@ -16081,7 +15954,7 @@
         </w:tc>
         <w:tc>
           <w:tcPr>
-            <w:tcW w:type="dxa" w:w="2409"/>
+            <w:tcW w:w="2409" w:type="dxa"/>
           </w:tcPr>
           <w:p>
             <w:r>
@@ -16093,7 +15966,7 @@
       <w:tr>
         <w:tc>
           <w:tcPr>
-            <w:tcW w:type="dxa" w:w="2409"/>
+            <w:tcW w:w="2409" w:type="dxa"/>
           </w:tcPr>
           <w:p>
             <w:r>
@@ -16103,7 +15976,7 @@
         </w:tc>
         <w:tc>
           <w:tcPr>
-            <w:tcW w:type="dxa" w:w="2409"/>
+            <w:tcW w:w="2409" w:type="dxa"/>
           </w:tcPr>
           <w:p>
             <w:r>
@@ -16113,21 +15986,30 @@
         </w:tc>
         <w:tc>
           <w:tcPr>
-            <w:tcW w:type="dxa" w:w="2409"/>
-          </w:tcPr>
-          <w:p>
-            <w:r>
-              <w:t>Cod sursă livrat (DMS configurat, LIMS configurat, BND-SNIIA dezvoltat, Portal/Chatbot/Mobile dezvoltate, GIS configurat, BI configurat, integrări API live)</w:t>
-            </w:r>
-          </w:p>
-        </w:tc>
-        <w:tc>
-          <w:tcPr>
-            <w:tcW w:type="dxa" w:w="2409"/>
-          </w:tcPr>
-          <w:p>
-            <w:r>
-              <w:t>Drum critic real: BND-SNIIA + Integrări guvernamentale (vezi mai jos)</w:t>
+            <w:tcW w:w="2409" w:type="dxa"/>
+          </w:tcPr>
+          <w:p>
+            <w:r>
+              <w:t xml:space="preserve">Cod sursă livrat (DMS configurat, LIMS configurat, BND-SNIIA dezvoltat, </w:t>
+            </w:r>
+            <w:r>
+              <w:lastRenderedPageBreak/>
+              <w:t>Portal/Chatbot/Mobile dezvoltate, GIS configurat, BI configurat, integrări API live)</w:t>
+            </w:r>
+          </w:p>
+        </w:tc>
+        <w:tc>
+          <w:tcPr>
+            <w:tcW w:w="2409" w:type="dxa"/>
+          </w:tcPr>
+          <w:p>
+            <w:r>
+              <w:lastRenderedPageBreak/>
+              <w:t xml:space="preserve">Drum critic real: BND-SNIIA + Integrări </w:t>
+            </w:r>
+            <w:r>
+              <w:lastRenderedPageBreak/>
+              <w:t>guvernamentale (vezi mai jos)</w:t>
             </w:r>
           </w:p>
         </w:tc>
@@ -16135,17 +16017,18 @@
       <w:tr>
         <w:tc>
           <w:tcPr>
-            <w:tcW w:type="dxa" w:w="2409"/>
-          </w:tcPr>
-          <w:p>
-            <w:r>
+            <w:tcW w:w="2409" w:type="dxa"/>
+          </w:tcPr>
+          <w:p>
+            <w:r>
+              <w:lastRenderedPageBreak/>
               <w:t>L15-L16</w:t>
             </w:r>
           </w:p>
         </w:tc>
         <w:tc>
           <w:tcPr>
-            <w:tcW w:type="dxa" w:w="2409"/>
+            <w:tcW w:w="2409" w:type="dxa"/>
           </w:tcPr>
           <w:p>
             <w:r>
@@ -16155,7 +16038,7 @@
         </w:tc>
         <w:tc>
           <w:tcPr>
-            <w:tcW w:type="dxa" w:w="2409"/>
+            <w:tcW w:w="2409" w:type="dxa"/>
           </w:tcPr>
           <w:p>
             <w:r>
@@ -16165,7 +16048,7 @@
         </w:tc>
         <w:tc>
           <w:tcPr>
-            <w:tcW w:type="dxa" w:w="2409"/>
+            <w:tcW w:w="2409" w:type="dxa"/>
           </w:tcPr>
           <w:p>
             <w:r>
@@ -16177,7 +16060,7 @@
       <w:tr>
         <w:tc>
           <w:tcPr>
-            <w:tcW w:type="dxa" w:w="2409"/>
+            <w:tcW w:w="2409" w:type="dxa"/>
           </w:tcPr>
           <w:p>
             <w:r>
@@ -16187,7 +16070,7 @@
         </w:tc>
         <w:tc>
           <w:tcPr>
-            <w:tcW w:type="dxa" w:w="2409"/>
+            <w:tcW w:w="2409" w:type="dxa"/>
           </w:tcPr>
           <w:p>
             <w:r>
@@ -16197,7 +16080,7 @@
         </w:tc>
         <w:tc>
           <w:tcPr>
-            <w:tcW w:type="dxa" w:w="2409"/>
+            <w:tcW w:w="2409" w:type="dxa"/>
           </w:tcPr>
           <w:p>
             <w:r>
@@ -16207,7 +16090,7 @@
         </w:tc>
         <w:tc>
           <w:tcPr>
-            <w:tcW w:type="dxa" w:w="2409"/>
+            <w:tcW w:w="2409" w:type="dxa"/>
           </w:tcPr>
           <w:p>
             <w:r>
@@ -16219,7 +16102,7 @@
       <w:tr>
         <w:tc>
           <w:tcPr>
-            <w:tcW w:type="dxa" w:w="2409"/>
+            <w:tcW w:w="2409" w:type="dxa"/>
           </w:tcPr>
           <w:p>
             <w:r>
@@ -16229,7 +16112,7 @@
         </w:tc>
         <w:tc>
           <w:tcPr>
-            <w:tcW w:type="dxa" w:w="2409"/>
+            <w:tcW w:w="2409" w:type="dxa"/>
           </w:tcPr>
           <w:p>
             <w:r>
@@ -16239,7 +16122,7 @@
         </w:tc>
         <w:tc>
           <w:tcPr>
-            <w:tcW w:type="dxa" w:w="2409"/>
+            <w:tcW w:w="2409" w:type="dxa"/>
           </w:tcPr>
           <w:p>
             <w:r>
@@ -16249,7 +16132,7 @@
         </w:tc>
         <w:tc>
           <w:tcPr>
-            <w:tcW w:type="dxa" w:w="2409"/>
+            <w:tcW w:w="2409" w:type="dxa"/>
           </w:tcPr>
           <w:p>
             <w:r>
@@ -16261,7 +16144,7 @@
       <w:tr>
         <w:tc>
           <w:tcPr>
-            <w:tcW w:type="dxa" w:w="2409"/>
+            <w:tcW w:w="2409" w:type="dxa"/>
           </w:tcPr>
           <w:p>
             <w:r>
@@ -16271,7 +16154,7 @@
         </w:tc>
         <w:tc>
           <w:tcPr>
-            <w:tcW w:type="dxa" w:w="2409"/>
+            <w:tcW w:w="2409" w:type="dxa"/>
           </w:tcPr>
           <w:p>
             <w:r>
@@ -16281,7 +16164,7 @@
         </w:tc>
         <w:tc>
           <w:tcPr>
-            <w:tcW w:type="dxa" w:w="2409"/>
+            <w:tcW w:w="2409" w:type="dxa"/>
           </w:tcPr>
           <w:p>
             <w:r>
@@ -16291,7 +16174,7 @@
         </w:tc>
         <w:tc>
           <w:tcPr>
-            <w:tcW w:type="dxa" w:w="2409"/>
+            <w:tcW w:w="2409" w:type="dxa"/>
           </w:tcPr>
           <w:p>
             <w:r>
@@ -16377,6 +16260,7 @@
     </w:p>
     <w:p>
       <w:r>
+        <w:lastRenderedPageBreak/>
         <w:t>Riscul cel mai mare al drumului critic — disponibilitatea sistemelor guvernamentale țintă (PNI, eIDAS extins, PJN) la momentul integrării — este atenuat prin clauza explicită din cap. 3.4.2.14 al Caietului de Sarcini: dacă sistemele guvernamentale țintă nu sunt finalizate până la finalul perioadei de implementare, integrarea se realizează cu mock-up-uri OpenAPI și apoi cu sistemele reale în perioada de garanție, fără cost suplimentar pentru ANSVSA. Această clauză transformă riscul tehnologic extern într-un risc gestionabil contractual.</w:t>
       </w:r>
     </w:p>
@@ -16399,21 +16283,20 @@
     </w:p>
     <w:tbl>
       <w:tblPr>
-        <w:tblW w:type="auto" w:w="0"/>
-        <w:tblLook w:firstColumn="1" w:firstRow="1" w:lastColumn="0" w:lastRow="0" w:noHBand="0" w:noVBand="1" w:val="04A0"/>
+        <w:tblW w:w="0" w:type="auto"/>
+        <w:tblLook w:val="04A0" w:firstRow="1" w:lastRow="0" w:firstColumn="1" w:lastColumn="0" w:noHBand="0" w:noVBand="1"/>
       </w:tblPr>
       <w:tblGrid>
-        <w:gridCol w:w="3213"/>
+        <w:gridCol w:w="3212"/>
         <w:gridCol w:w="3213"/>
         <w:gridCol w:w="3213"/>
       </w:tblGrid>
       <w:tr>
         <w:tc>
           <w:tcPr>
-            <w:tcW w:type="dxa" w:w="3213"/>
-          </w:tcPr>
-          <w:p>
-            <w:r/>
+            <w:tcW w:w="3213" w:type="dxa"/>
+          </w:tcPr>
+          <w:p>
             <w:r>
               <w:rPr>
                 <w:b/>
@@ -16424,10 +16307,9 @@
         </w:tc>
         <w:tc>
           <w:tcPr>
-            <w:tcW w:type="dxa" w:w="3213"/>
-          </w:tcPr>
-          <w:p>
-            <w:r/>
+            <w:tcW w:w="3213" w:type="dxa"/>
+          </w:tcPr>
+          <w:p>
             <w:r>
               <w:rPr>
                 <w:b/>
@@ -16438,10 +16320,9 @@
         </w:tc>
         <w:tc>
           <w:tcPr>
-            <w:tcW w:type="dxa" w:w="3213"/>
-          </w:tcPr>
-          <w:p>
-            <w:r/>
+            <w:tcW w:w="3213" w:type="dxa"/>
+          </w:tcPr>
+          <w:p>
             <w:r>
               <w:rPr>
                 <w:b/>
@@ -16454,7 +16335,7 @@
       <w:tr>
         <w:tc>
           <w:tcPr>
-            <w:tcW w:type="dxa" w:w="3213"/>
+            <w:tcW w:w="3213" w:type="dxa"/>
           </w:tcPr>
           <w:p>
             <w:r>
@@ -16464,7 +16345,7 @@
         </w:tc>
         <w:tc>
           <w:tcPr>
-            <w:tcW w:type="dxa" w:w="3213"/>
+            <w:tcW w:w="3213" w:type="dxa"/>
           </w:tcPr>
           <w:p>
             <w:r>
@@ -16474,7 +16355,7 @@
         </w:tc>
         <w:tc>
           <w:tcPr>
-            <w:tcW w:type="dxa" w:w="3213"/>
+            <w:tcW w:w="3213" w:type="dxa"/>
           </w:tcPr>
           <w:p>
             <w:r>
@@ -16486,7 +16367,7 @@
       <w:tr>
         <w:tc>
           <w:tcPr>
-            <w:tcW w:type="dxa" w:w="3213"/>
+            <w:tcW w:w="3213" w:type="dxa"/>
           </w:tcPr>
           <w:p>
             <w:r>
@@ -16496,7 +16377,7 @@
         </w:tc>
         <w:tc>
           <w:tcPr>
-            <w:tcW w:type="dxa" w:w="3213"/>
+            <w:tcW w:w="3213" w:type="dxa"/>
           </w:tcPr>
           <w:p>
             <w:r>
@@ -16506,7 +16387,7 @@
         </w:tc>
         <w:tc>
           <w:tcPr>
-            <w:tcW w:type="dxa" w:w="3213"/>
+            <w:tcW w:w="3213" w:type="dxa"/>
           </w:tcPr>
           <w:p>
             <w:r>
@@ -16518,7 +16399,7 @@
       <w:tr>
         <w:tc>
           <w:tcPr>
-            <w:tcW w:type="dxa" w:w="3213"/>
+            <w:tcW w:w="3213" w:type="dxa"/>
           </w:tcPr>
           <w:p>
             <w:r>
@@ -16528,7 +16409,7 @@
         </w:tc>
         <w:tc>
           <w:tcPr>
-            <w:tcW w:type="dxa" w:w="3213"/>
+            <w:tcW w:w="3213" w:type="dxa"/>
           </w:tcPr>
           <w:p>
             <w:r>
@@ -16538,7 +16419,7 @@
         </w:tc>
         <w:tc>
           <w:tcPr>
-            <w:tcW w:type="dxa" w:w="3213"/>
+            <w:tcW w:w="3213" w:type="dxa"/>
           </w:tcPr>
           <w:p>
             <w:r>
@@ -16550,7 +16431,7 @@
       <w:tr>
         <w:tc>
           <w:tcPr>
-            <w:tcW w:type="dxa" w:w="3213"/>
+            <w:tcW w:w="3213" w:type="dxa"/>
           </w:tcPr>
           <w:p>
             <w:r>
@@ -16560,7 +16441,7 @@
         </w:tc>
         <w:tc>
           <w:tcPr>
-            <w:tcW w:type="dxa" w:w="3213"/>
+            <w:tcW w:w="3213" w:type="dxa"/>
           </w:tcPr>
           <w:p>
             <w:r>
@@ -16570,7 +16451,7 @@
         </w:tc>
         <w:tc>
           <w:tcPr>
-            <w:tcW w:type="dxa" w:w="3213"/>
+            <w:tcW w:w="3213" w:type="dxa"/>
           </w:tcPr>
           <w:p>
             <w:r>
@@ -16589,6 +16470,7 @@
           <w:b/>
           <w:sz w:val="28"/>
         </w:rPr>
+        <w:lastRenderedPageBreak/>
         <w:t>2.11 Registrul de riscuri al proiectului SIDISVA</w:t>
       </w:r>
     </w:p>
@@ -16616,24 +16498,23 @@
     </w:p>
     <w:tbl>
       <w:tblPr>
-        <w:tblW w:type="auto" w:w="0"/>
-        <w:tblLook w:firstColumn="1" w:firstRow="1" w:lastColumn="0" w:lastRow="0" w:noHBand="0" w:noVBand="1" w:val="04A0"/>
+        <w:tblW w:w="0" w:type="auto"/>
+        <w:tblLook w:val="04A0" w:firstRow="1" w:lastRow="0" w:firstColumn="1" w:lastColumn="0" w:noHBand="0" w:noVBand="1"/>
       </w:tblPr>
       <w:tblGrid>
-        <w:gridCol w:w="1606"/>
-        <w:gridCol w:w="1606"/>
-        <w:gridCol w:w="1606"/>
-        <w:gridCol w:w="1606"/>
-        <w:gridCol w:w="1606"/>
-        <w:gridCol w:w="1606"/>
+        <w:gridCol w:w="1413"/>
+        <w:gridCol w:w="1806"/>
+        <w:gridCol w:w="1491"/>
+        <w:gridCol w:w="1537"/>
+        <w:gridCol w:w="1812"/>
+        <w:gridCol w:w="1579"/>
       </w:tblGrid>
       <w:tr>
         <w:tc>
           <w:tcPr>
-            <w:tcW w:type="dxa" w:w="1606"/>
-          </w:tcPr>
-          <w:p>
-            <w:r/>
+            <w:tcW w:w="1606" w:type="dxa"/>
+          </w:tcPr>
+          <w:p>
             <w:r>
               <w:rPr>
                 <w:b/>
@@ -16644,10 +16525,9 @@
         </w:tc>
         <w:tc>
           <w:tcPr>
-            <w:tcW w:type="dxa" w:w="1606"/>
-          </w:tcPr>
-          <w:p>
-            <w:r/>
+            <w:tcW w:w="1606" w:type="dxa"/>
+          </w:tcPr>
+          <w:p>
             <w:r>
               <w:rPr>
                 <w:b/>
@@ -16658,10 +16538,9 @@
         </w:tc>
         <w:tc>
           <w:tcPr>
-            <w:tcW w:type="dxa" w:w="1606"/>
-          </w:tcPr>
-          <w:p>
-            <w:r/>
+            <w:tcW w:w="1606" w:type="dxa"/>
+          </w:tcPr>
+          <w:p>
             <w:r>
               <w:rPr>
                 <w:b/>
@@ -16672,10 +16551,9 @@
         </w:tc>
         <w:tc>
           <w:tcPr>
-            <w:tcW w:type="dxa" w:w="1606"/>
-          </w:tcPr>
-          <w:p>
-            <w:r/>
+            <w:tcW w:w="1606" w:type="dxa"/>
+          </w:tcPr>
+          <w:p>
             <w:r>
               <w:rPr>
                 <w:b/>
@@ -16686,10 +16564,9 @@
         </w:tc>
         <w:tc>
           <w:tcPr>
-            <w:tcW w:type="dxa" w:w="1606"/>
-          </w:tcPr>
-          <w:p>
-            <w:r/>
+            <w:tcW w:w="1606" w:type="dxa"/>
+          </w:tcPr>
+          <w:p>
             <w:r>
               <w:rPr>
                 <w:b/>
@@ -16700,10 +16577,9 @@
         </w:tc>
         <w:tc>
           <w:tcPr>
-            <w:tcW w:type="dxa" w:w="1606"/>
-          </w:tcPr>
-          <w:p>
-            <w:r/>
+            <w:tcW w:w="1606" w:type="dxa"/>
+          </w:tcPr>
+          <w:p>
             <w:r>
               <w:rPr>
                 <w:b/>
@@ -16716,7 +16592,7 @@
       <w:tr>
         <w:tc>
           <w:tcPr>
-            <w:tcW w:type="dxa" w:w="1606"/>
+            <w:tcW w:w="1606" w:type="dxa"/>
           </w:tcPr>
           <w:p>
             <w:r>
@@ -16726,7 +16602,7 @@
         </w:tc>
         <w:tc>
           <w:tcPr>
-            <w:tcW w:type="dxa" w:w="1606"/>
+            <w:tcW w:w="1606" w:type="dxa"/>
           </w:tcPr>
           <w:p>
             <w:r>
@@ -16736,7 +16612,7 @@
         </w:tc>
         <w:tc>
           <w:tcPr>
-            <w:tcW w:type="dxa" w:w="1606"/>
+            <w:tcW w:w="1606" w:type="dxa"/>
           </w:tcPr>
           <w:p>
             <w:r>
@@ -16746,7 +16622,7 @@
         </w:tc>
         <w:tc>
           <w:tcPr>
-            <w:tcW w:type="dxa" w:w="1606"/>
+            <w:tcW w:w="1606" w:type="dxa"/>
           </w:tcPr>
           <w:p>
             <w:r>
@@ -16756,7 +16632,7 @@
         </w:tc>
         <w:tc>
           <w:tcPr>
-            <w:tcW w:type="dxa" w:w="1606"/>
+            <w:tcW w:w="1606" w:type="dxa"/>
           </w:tcPr>
           <w:p>
             <w:r>
@@ -16766,7 +16642,7 @@
         </w:tc>
         <w:tc>
           <w:tcPr>
-            <w:tcW w:type="dxa" w:w="1606"/>
+            <w:tcW w:w="1606" w:type="dxa"/>
           </w:tcPr>
           <w:p>
             <w:r>
@@ -16778,7 +16654,7 @@
       <w:tr>
         <w:tc>
           <w:tcPr>
-            <w:tcW w:type="dxa" w:w="1606"/>
+            <w:tcW w:w="1606" w:type="dxa"/>
           </w:tcPr>
           <w:p>
             <w:r>
@@ -16788,7 +16664,7 @@
         </w:tc>
         <w:tc>
           <w:tcPr>
-            <w:tcW w:type="dxa" w:w="1606"/>
+            <w:tcW w:w="1606" w:type="dxa"/>
           </w:tcPr>
           <w:p>
             <w:r>
@@ -16798,7 +16674,7 @@
         </w:tc>
         <w:tc>
           <w:tcPr>
-            <w:tcW w:type="dxa" w:w="1606"/>
+            <w:tcW w:w="1606" w:type="dxa"/>
           </w:tcPr>
           <w:p>
             <w:r>
@@ -16808,7 +16684,7 @@
         </w:tc>
         <w:tc>
           <w:tcPr>
-            <w:tcW w:type="dxa" w:w="1606"/>
+            <w:tcW w:w="1606" w:type="dxa"/>
           </w:tcPr>
           <w:p>
             <w:r>
@@ -16818,7 +16694,7 @@
         </w:tc>
         <w:tc>
           <w:tcPr>
-            <w:tcW w:type="dxa" w:w="1606"/>
+            <w:tcW w:w="1606" w:type="dxa"/>
           </w:tcPr>
           <w:p>
             <w:r>
@@ -16828,7 +16704,7 @@
         </w:tc>
         <w:tc>
           <w:tcPr>
-            <w:tcW w:type="dxa" w:w="1606"/>
+            <w:tcW w:w="1606" w:type="dxa"/>
           </w:tcPr>
           <w:p>
             <w:r>
@@ -16840,7 +16716,7 @@
       <w:tr>
         <w:tc>
           <w:tcPr>
-            <w:tcW w:type="dxa" w:w="1606"/>
+            <w:tcW w:w="1606" w:type="dxa"/>
           </w:tcPr>
           <w:p>
             <w:r>
@@ -16850,7 +16726,7 @@
         </w:tc>
         <w:tc>
           <w:tcPr>
-            <w:tcW w:type="dxa" w:w="1606"/>
+            <w:tcW w:w="1606" w:type="dxa"/>
           </w:tcPr>
           <w:p>
             <w:r>
@@ -16860,7 +16736,7 @@
         </w:tc>
         <w:tc>
           <w:tcPr>
-            <w:tcW w:type="dxa" w:w="1606"/>
+            <w:tcW w:w="1606" w:type="dxa"/>
           </w:tcPr>
           <w:p>
             <w:r>
@@ -16870,7 +16746,7 @@
         </w:tc>
         <w:tc>
           <w:tcPr>
-            <w:tcW w:type="dxa" w:w="1606"/>
+            <w:tcW w:w="1606" w:type="dxa"/>
           </w:tcPr>
           <w:p>
             <w:r>
@@ -16880,20 +16756,25 @@
         </w:tc>
         <w:tc>
           <w:tcPr>
-            <w:tcW w:type="dxa" w:w="1606"/>
-          </w:tcPr>
-          <w:p>
-            <w:r>
-              <w:t>Prezentarea proiectului tuturor decidentilor cheie din luna 1; documentatie de proiect actualizata permanent pentru onboarding rapid al unor noi decidenti; arhiva deciziilor in Confluence.</w:t>
-            </w:r>
-          </w:p>
-        </w:tc>
-        <w:tc>
-          <w:tcPr>
-            <w:tcW w:type="dxa" w:w="1606"/>
-          </w:tcPr>
-          <w:p>
-            <w:r>
+            <w:tcW w:w="1606" w:type="dxa"/>
+          </w:tcPr>
+          <w:p>
+            <w:r>
+              <w:t xml:space="preserve">Prezentarea proiectului tuturor decidentilor cheie din luna 1; documentatie de proiect actualizata permanent pentru onboarding rapid al unor noi decidenti; </w:t>
+            </w:r>
+            <w:r>
+              <w:lastRenderedPageBreak/>
+              <w:t>arhiva deciziilor in Confluence.</w:t>
+            </w:r>
+          </w:p>
+        </w:tc>
+        <w:tc>
+          <w:tcPr>
+            <w:tcW w:w="1606" w:type="dxa"/>
+          </w:tcPr>
+          <w:p>
+            <w:r>
+              <w:lastRenderedPageBreak/>
               <w:t>&lt;LIDER&gt; + ANSVSA</w:t>
             </w:r>
           </w:p>
@@ -16902,7 +16783,7 @@
       <w:tr>
         <w:tc>
           <w:tcPr>
-            <w:tcW w:type="dxa" w:w="1606"/>
+            <w:tcW w:w="1606" w:type="dxa"/>
           </w:tcPr>
           <w:p>
             <w:r>
@@ -16912,7 +16793,7 @@
         </w:tc>
         <w:tc>
           <w:tcPr>
-            <w:tcW w:type="dxa" w:w="1606"/>
+            <w:tcW w:w="1606" w:type="dxa"/>
           </w:tcPr>
           <w:p>
             <w:r>
@@ -16922,7 +16803,7 @@
         </w:tc>
         <w:tc>
           <w:tcPr>
-            <w:tcW w:type="dxa" w:w="1606"/>
+            <w:tcW w:w="1606" w:type="dxa"/>
           </w:tcPr>
           <w:p>
             <w:r>
@@ -16932,7 +16813,7 @@
         </w:tc>
         <w:tc>
           <w:tcPr>
-            <w:tcW w:type="dxa" w:w="1606"/>
+            <w:tcW w:w="1606" w:type="dxa"/>
           </w:tcPr>
           <w:p>
             <w:r>
@@ -16942,7 +16823,7 @@
         </w:tc>
         <w:tc>
           <w:tcPr>
-            <w:tcW w:type="dxa" w:w="1606"/>
+            <w:tcW w:w="1606" w:type="dxa"/>
           </w:tcPr>
           <w:p>
             <w:r>
@@ -16952,7 +16833,7 @@
         </w:tc>
         <w:tc>
           <w:tcPr>
-            <w:tcW w:type="dxa" w:w="1606"/>
+            <w:tcW w:w="1606" w:type="dxa"/>
           </w:tcPr>
           <w:p>
             <w:r>
@@ -16964,7 +16845,7 @@
       <w:tr>
         <w:tc>
           <w:tcPr>
-            <w:tcW w:type="dxa" w:w="1606"/>
+            <w:tcW w:w="1606" w:type="dxa"/>
           </w:tcPr>
           <w:p>
             <w:r>
@@ -16974,7 +16855,7 @@
         </w:tc>
         <w:tc>
           <w:tcPr>
-            <w:tcW w:type="dxa" w:w="1606"/>
+            <w:tcW w:w="1606" w:type="dxa"/>
           </w:tcPr>
           <w:p>
             <w:r>
@@ -16984,7 +16865,7 @@
         </w:tc>
         <w:tc>
           <w:tcPr>
-            <w:tcW w:type="dxa" w:w="1606"/>
+            <w:tcW w:w="1606" w:type="dxa"/>
           </w:tcPr>
           <w:p>
             <w:r>
@@ -16994,7 +16875,7 @@
         </w:tc>
         <w:tc>
           <w:tcPr>
-            <w:tcW w:type="dxa" w:w="1606"/>
+            <w:tcW w:w="1606" w:type="dxa"/>
           </w:tcPr>
           <w:p>
             <w:r>
@@ -17004,7 +16885,7 @@
         </w:tc>
         <w:tc>
           <w:tcPr>
-            <w:tcW w:type="dxa" w:w="1606"/>
+            <w:tcW w:w="1606" w:type="dxa"/>
           </w:tcPr>
           <w:p>
             <w:r>
@@ -17014,7 +16895,7 @@
         </w:tc>
         <w:tc>
           <w:tcPr>
-            <w:tcW w:type="dxa" w:w="1606"/>
+            <w:tcW w:w="1606" w:type="dxa"/>
           </w:tcPr>
           <w:p>
             <w:r>
@@ -17026,7 +16907,7 @@
       <w:tr>
         <w:tc>
           <w:tcPr>
-            <w:tcW w:type="dxa" w:w="1606"/>
+            <w:tcW w:w="1606" w:type="dxa"/>
           </w:tcPr>
           <w:p>
             <w:r>
@@ -17036,7 +16917,7 @@
         </w:tc>
         <w:tc>
           <w:tcPr>
-            <w:tcW w:type="dxa" w:w="1606"/>
+            <w:tcW w:w="1606" w:type="dxa"/>
           </w:tcPr>
           <w:p>
             <w:r>
@@ -17046,7 +16927,7 @@
         </w:tc>
         <w:tc>
           <w:tcPr>
-            <w:tcW w:type="dxa" w:w="1606"/>
+            <w:tcW w:w="1606" w:type="dxa"/>
           </w:tcPr>
           <w:p>
             <w:r>
@@ -17056,7 +16937,7 @@
         </w:tc>
         <w:tc>
           <w:tcPr>
-            <w:tcW w:type="dxa" w:w="1606"/>
+            <w:tcW w:w="1606" w:type="dxa"/>
           </w:tcPr>
           <w:p>
             <w:r>
@@ -17066,7 +16947,7 @@
         </w:tc>
         <w:tc>
           <w:tcPr>
-            <w:tcW w:type="dxa" w:w="1606"/>
+            <w:tcW w:w="1606" w:type="dxa"/>
           </w:tcPr>
           <w:p>
             <w:r>
@@ -17076,7 +16957,7 @@
         </w:tc>
         <w:tc>
           <w:tcPr>
-            <w:tcW w:type="dxa" w:w="1606"/>
+            <w:tcW w:w="1606" w:type="dxa"/>
           </w:tcPr>
           <w:p>
             <w:r>
@@ -17088,7 +16969,7 @@
       <w:tr>
         <w:tc>
           <w:tcPr>
-            <w:tcW w:type="dxa" w:w="1606"/>
+            <w:tcW w:w="1606" w:type="dxa"/>
           </w:tcPr>
           <w:p>
             <w:r>
@@ -17098,27 +16979,32 @@
         </w:tc>
         <w:tc>
           <w:tcPr>
-            <w:tcW w:type="dxa" w:w="1606"/>
-          </w:tcPr>
-          <w:p>
-            <w:r>
-              <w:t>Adaugare cerinte/activitati noi din modificari legislative (NIS2, L 242/2022, L 354/2022)</w:t>
-            </w:r>
-          </w:p>
-        </w:tc>
-        <w:tc>
-          <w:tcPr>
-            <w:tcW w:type="dxa" w:w="1606"/>
-          </w:tcPr>
-          <w:p>
-            <w:r>
+            <w:tcW w:w="1606" w:type="dxa"/>
+          </w:tcPr>
+          <w:p>
+            <w:r>
+              <w:t xml:space="preserve">Adaugare cerinte/activitati noi din modificari legislative (NIS2, L </w:t>
+            </w:r>
+            <w:r>
+              <w:lastRenderedPageBreak/>
+              <w:t>242/2022, L 354/2022)</w:t>
+            </w:r>
+          </w:p>
+        </w:tc>
+        <w:tc>
+          <w:tcPr>
+            <w:tcW w:w="1606" w:type="dxa"/>
+          </w:tcPr>
+          <w:p>
+            <w:r>
+              <w:lastRenderedPageBreak/>
               <w:t>3x3=9</w:t>
             </w:r>
           </w:p>
         </w:tc>
         <w:tc>
           <w:tcPr>
-            <w:tcW w:type="dxa" w:w="1606"/>
+            <w:tcW w:w="1606" w:type="dxa"/>
           </w:tcPr>
           <w:p>
             <w:r>
@@ -17128,20 +17014,25 @@
         </w:tc>
         <w:tc>
           <w:tcPr>
-            <w:tcW w:type="dxa" w:w="1606"/>
-          </w:tcPr>
-          <w:p>
-            <w:r>
-              <w:t>Procedura formala CR cu CCB; buffer de 5% timp/buget contingency; monitorizare permanenta a actelor normative cu impact (DPO + Expert Securitate &lt;LIDER&gt;); arhitectura flexibila pentru ajustari legislative.</w:t>
-            </w:r>
-          </w:p>
-        </w:tc>
-        <w:tc>
-          <w:tcPr>
-            <w:tcW w:type="dxa" w:w="1606"/>
-          </w:tcPr>
-          <w:p>
-            <w:r>
+            <w:tcW w:w="1606" w:type="dxa"/>
+          </w:tcPr>
+          <w:p>
+            <w:r>
+              <w:t xml:space="preserve">Procedura formala CR cu CCB; buffer de 5% timp/buget contingency; monitorizare permanenta a </w:t>
+            </w:r>
+            <w:r>
+              <w:lastRenderedPageBreak/>
+              <w:t>actelor normative cu impact (DPO + Expert Securitate &lt;LIDER&gt;); arhitectura flexibila pentru ajustari legislative.</w:t>
+            </w:r>
+          </w:p>
+        </w:tc>
+        <w:tc>
+          <w:tcPr>
+            <w:tcW w:w="1606" w:type="dxa"/>
+          </w:tcPr>
+          <w:p>
+            <w:r>
+              <w:lastRenderedPageBreak/>
               <w:t>PM &lt;LIDER&gt;</w:t>
             </w:r>
           </w:p>
@@ -17162,24 +17053,23 @@
     </w:p>
     <w:tbl>
       <w:tblPr>
-        <w:tblW w:type="auto" w:w="0"/>
-        <w:tblLook w:firstColumn="1" w:firstRow="1" w:lastColumn="0" w:lastRow="0" w:noHBand="0" w:noVBand="1" w:val="04A0"/>
+        <w:tblW w:w="0" w:type="auto"/>
+        <w:tblLook w:val="04A0" w:firstRow="1" w:lastRow="0" w:firstColumn="1" w:lastColumn="0" w:noHBand="0" w:noVBand="1"/>
       </w:tblPr>
       <w:tblGrid>
-        <w:gridCol w:w="1606"/>
-        <w:gridCol w:w="1606"/>
-        <w:gridCol w:w="1606"/>
-        <w:gridCol w:w="1606"/>
-        <w:gridCol w:w="1606"/>
-        <w:gridCol w:w="1606"/>
+        <w:gridCol w:w="1448"/>
+        <w:gridCol w:w="1794"/>
+        <w:gridCol w:w="1500"/>
+        <w:gridCol w:w="1589"/>
+        <w:gridCol w:w="1721"/>
+        <w:gridCol w:w="1586"/>
       </w:tblGrid>
       <w:tr>
         <w:tc>
           <w:tcPr>
-            <w:tcW w:type="dxa" w:w="1606"/>
-          </w:tcPr>
-          <w:p>
-            <w:r/>
+            <w:tcW w:w="1606" w:type="dxa"/>
+          </w:tcPr>
+          <w:p>
             <w:r>
               <w:rPr>
                 <w:b/>
@@ -17190,10 +17080,9 @@
         </w:tc>
         <w:tc>
           <w:tcPr>
-            <w:tcW w:type="dxa" w:w="1606"/>
-          </w:tcPr>
-          <w:p>
-            <w:r/>
+            <w:tcW w:w="1606" w:type="dxa"/>
+          </w:tcPr>
+          <w:p>
             <w:r>
               <w:rPr>
                 <w:b/>
@@ -17204,10 +17093,9 @@
         </w:tc>
         <w:tc>
           <w:tcPr>
-            <w:tcW w:type="dxa" w:w="1606"/>
-          </w:tcPr>
-          <w:p>
-            <w:r/>
+            <w:tcW w:w="1606" w:type="dxa"/>
+          </w:tcPr>
+          <w:p>
             <w:r>
               <w:rPr>
                 <w:b/>
@@ -17218,10 +17106,9 @@
         </w:tc>
         <w:tc>
           <w:tcPr>
-            <w:tcW w:type="dxa" w:w="1606"/>
-          </w:tcPr>
-          <w:p>
-            <w:r/>
+            <w:tcW w:w="1606" w:type="dxa"/>
+          </w:tcPr>
+          <w:p>
             <w:r>
               <w:rPr>
                 <w:b/>
@@ -17232,10 +17119,9 @@
         </w:tc>
         <w:tc>
           <w:tcPr>
-            <w:tcW w:type="dxa" w:w="1606"/>
-          </w:tcPr>
-          <w:p>
-            <w:r/>
+            <w:tcW w:w="1606" w:type="dxa"/>
+          </w:tcPr>
+          <w:p>
             <w:r>
               <w:rPr>
                 <w:b/>
@@ -17246,10 +17132,9 @@
         </w:tc>
         <w:tc>
           <w:tcPr>
-            <w:tcW w:type="dxa" w:w="1606"/>
-          </w:tcPr>
-          <w:p>
-            <w:r/>
+            <w:tcW w:w="1606" w:type="dxa"/>
+          </w:tcPr>
+          <w:p>
             <w:r>
               <w:rPr>
                 <w:b/>
@@ -17262,7 +17147,7 @@
       <w:tr>
         <w:tc>
           <w:tcPr>
-            <w:tcW w:type="dxa" w:w="1606"/>
+            <w:tcW w:w="1606" w:type="dxa"/>
           </w:tcPr>
           <w:p>
             <w:r>
@@ -17272,7 +17157,7 @@
         </w:tc>
         <w:tc>
           <w:tcPr>
-            <w:tcW w:type="dxa" w:w="1606"/>
+            <w:tcW w:w="1606" w:type="dxa"/>
           </w:tcPr>
           <w:p>
             <w:r>
@@ -17282,7 +17167,7 @@
         </w:tc>
         <w:tc>
           <w:tcPr>
-            <w:tcW w:type="dxa" w:w="1606"/>
+            <w:tcW w:w="1606" w:type="dxa"/>
           </w:tcPr>
           <w:p>
             <w:r>
@@ -17292,7 +17177,7 @@
         </w:tc>
         <w:tc>
           <w:tcPr>
-            <w:tcW w:type="dxa" w:w="1606"/>
+            <w:tcW w:w="1606" w:type="dxa"/>
           </w:tcPr>
           <w:p>
             <w:r>
@@ -17302,7 +17187,7 @@
         </w:tc>
         <w:tc>
           <w:tcPr>
-            <w:tcW w:type="dxa" w:w="1606"/>
+            <w:tcW w:w="1606" w:type="dxa"/>
           </w:tcPr>
           <w:p>
             <w:r>
@@ -17312,7 +17197,7 @@
         </w:tc>
         <w:tc>
           <w:tcPr>
-            <w:tcW w:type="dxa" w:w="1606"/>
+            <w:tcW w:w="1606" w:type="dxa"/>
           </w:tcPr>
           <w:p>
             <w:r>
@@ -17324,7 +17209,7 @@
       <w:tr>
         <w:tc>
           <w:tcPr>
-            <w:tcW w:type="dxa" w:w="1606"/>
+            <w:tcW w:w="1606" w:type="dxa"/>
           </w:tcPr>
           <w:p>
             <w:r>
@@ -17334,7 +17219,7 @@
         </w:tc>
         <w:tc>
           <w:tcPr>
-            <w:tcW w:type="dxa" w:w="1606"/>
+            <w:tcW w:w="1606" w:type="dxa"/>
           </w:tcPr>
           <w:p>
             <w:r>
@@ -17344,7 +17229,7 @@
         </w:tc>
         <w:tc>
           <w:tcPr>
-            <w:tcW w:type="dxa" w:w="1606"/>
+            <w:tcW w:w="1606" w:type="dxa"/>
           </w:tcPr>
           <w:p>
             <w:r>
@@ -17354,7 +17239,7 @@
         </w:tc>
         <w:tc>
           <w:tcPr>
-            <w:tcW w:type="dxa" w:w="1606"/>
+            <w:tcW w:w="1606" w:type="dxa"/>
           </w:tcPr>
           <w:p>
             <w:r>
@@ -17364,7 +17249,7 @@
         </w:tc>
         <w:tc>
           <w:tcPr>
-            <w:tcW w:type="dxa" w:w="1606"/>
+            <w:tcW w:w="1606" w:type="dxa"/>
           </w:tcPr>
           <w:p>
             <w:r>
@@ -17374,7 +17259,7 @@
         </w:tc>
         <w:tc>
           <w:tcPr>
-            <w:tcW w:type="dxa" w:w="1606"/>
+            <w:tcW w:w="1606" w:type="dxa"/>
           </w:tcPr>
           <w:p>
             <w:r>
@@ -17386,7 +17271,7 @@
       <w:tr>
         <w:tc>
           <w:tcPr>
-            <w:tcW w:type="dxa" w:w="1606"/>
+            <w:tcW w:w="1606" w:type="dxa"/>
           </w:tcPr>
           <w:p>
             <w:r>
@@ -17396,27 +17281,32 @@
         </w:tc>
         <w:tc>
           <w:tcPr>
-            <w:tcW w:type="dxa" w:w="1606"/>
-          </w:tcPr>
-          <w:p>
-            <w:r>
-              <w:t>Incidente de securitate cibernetica pe perioada implementarii (atacuri, ransomware, exfiltrare date)</w:t>
-            </w:r>
-          </w:p>
-        </w:tc>
-        <w:tc>
-          <w:tcPr>
-            <w:tcW w:type="dxa" w:w="1606"/>
-          </w:tcPr>
-          <w:p>
-            <w:r>
+            <w:tcW w:w="1606" w:type="dxa"/>
+          </w:tcPr>
+          <w:p>
+            <w:r>
+              <w:t xml:space="preserve">Incidente de securitate </w:t>
+            </w:r>
+            <w:r>
+              <w:lastRenderedPageBreak/>
+              <w:t>cibernetica pe perioada implementarii (atacuri, ransomware, exfiltrare date)</w:t>
+            </w:r>
+          </w:p>
+        </w:tc>
+        <w:tc>
+          <w:tcPr>
+            <w:tcW w:w="1606" w:type="dxa"/>
+          </w:tcPr>
+          <w:p>
+            <w:r>
+              <w:lastRenderedPageBreak/>
               <w:t>2x5=10</w:t>
             </w:r>
           </w:p>
         </w:tc>
         <w:tc>
           <w:tcPr>
-            <w:tcW w:type="dxa" w:w="1606"/>
+            <w:tcW w:w="1606" w:type="dxa"/>
           </w:tcPr>
           <w:p>
             <w:r>
@@ -17426,21 +17316,30 @@
         </w:tc>
         <w:tc>
           <w:tcPr>
-            <w:tcW w:type="dxa" w:w="1606"/>
-          </w:tcPr>
-          <w:p>
-            <w:r>
-              <w:t>Defense-in-depth pe 7 straturi (sec. 2.12.1); DevSecOps cu SAST/DAST in CI/CD; SIEM Splunk/QRadar cu SOC 24x7; Honeypot FortiDeceptor pentru early warning; asigurare cyber-risk; plan continuitate operationala (BCP).</w:t>
-            </w:r>
-          </w:p>
-        </w:tc>
-        <w:tc>
-          <w:tcPr>
-            <w:tcW w:type="dxa" w:w="1606"/>
-          </w:tcPr>
-          <w:p>
-            <w:r>
-              <w:t>&lt;LIDER&gt; Security + Expert Securitate</w:t>
+            <w:tcW w:w="1606" w:type="dxa"/>
+          </w:tcPr>
+          <w:p>
+            <w:r>
+              <w:t xml:space="preserve">Defense-in-depth pe 7 </w:t>
+            </w:r>
+            <w:r>
+              <w:lastRenderedPageBreak/>
+              <w:t>straturi (sec. 2.12.1); DevSecOps cu SAST/DAST in CI/CD; SIEM Splunk/QRadar cu SOC 24x7; Honeypot FortiDeceptor pentru early warning; asigurare cyber-risk; plan continuitate operationala (BCP).</w:t>
+            </w:r>
+          </w:p>
+        </w:tc>
+        <w:tc>
+          <w:tcPr>
+            <w:tcW w:w="1606" w:type="dxa"/>
+          </w:tcPr>
+          <w:p>
+            <w:r>
+              <w:lastRenderedPageBreak/>
+              <w:t xml:space="preserve">&lt;LIDER&gt; Security + </w:t>
+            </w:r>
+            <w:r>
+              <w:lastRenderedPageBreak/>
+              <w:t>Expert Securitate</w:t>
             </w:r>
           </w:p>
         </w:tc>
@@ -17448,17 +17347,18 @@
       <w:tr>
         <w:tc>
           <w:tcPr>
-            <w:tcW w:type="dxa" w:w="1606"/>
-          </w:tcPr>
-          <w:p>
-            <w:r>
+            <w:tcW w:w="1606" w:type="dxa"/>
+          </w:tcPr>
+          <w:p>
+            <w:r>
+              <w:lastRenderedPageBreak/>
               <w:t>R11</w:t>
             </w:r>
           </w:p>
         </w:tc>
         <w:tc>
           <w:tcPr>
-            <w:tcW w:type="dxa" w:w="1606"/>
+            <w:tcW w:w="1606" w:type="dxa"/>
           </w:tcPr>
           <w:p>
             <w:r>
@@ -17468,7 +17368,7 @@
         </w:tc>
         <w:tc>
           <w:tcPr>
-            <w:tcW w:type="dxa" w:w="1606"/>
+            <w:tcW w:w="1606" w:type="dxa"/>
           </w:tcPr>
           <w:p>
             <w:r>
@@ -17478,7 +17378,7 @@
         </w:tc>
         <w:tc>
           <w:tcPr>
-            <w:tcW w:type="dxa" w:w="1606"/>
+            <w:tcW w:w="1606" w:type="dxa"/>
           </w:tcPr>
           <w:p>
             <w:r>
@@ -17488,7 +17388,7 @@
         </w:tc>
         <w:tc>
           <w:tcPr>
-            <w:tcW w:type="dxa" w:w="1606"/>
+            <w:tcW w:w="1606" w:type="dxa"/>
           </w:tcPr>
           <w:p>
             <w:r>
@@ -17498,7 +17398,7 @@
         </w:tc>
         <w:tc>
           <w:tcPr>
-            <w:tcW w:type="dxa" w:w="1606"/>
+            <w:tcW w:w="1606" w:type="dxa"/>
           </w:tcPr>
           <w:p>
             <w:r>
@@ -17510,7 +17410,7 @@
       <w:tr>
         <w:tc>
           <w:tcPr>
-            <w:tcW w:type="dxa" w:w="1606"/>
+            <w:tcW w:w="1606" w:type="dxa"/>
           </w:tcPr>
           <w:p>
             <w:r>
@@ -17520,7 +17420,7 @@
         </w:tc>
         <w:tc>
           <w:tcPr>
-            <w:tcW w:type="dxa" w:w="1606"/>
+            <w:tcW w:w="1606" w:type="dxa"/>
           </w:tcPr>
           <w:p>
             <w:r>
@@ -17530,7 +17430,7 @@
         </w:tc>
         <w:tc>
           <w:tcPr>
-            <w:tcW w:type="dxa" w:w="1606"/>
+            <w:tcW w:w="1606" w:type="dxa"/>
           </w:tcPr>
           <w:p>
             <w:r>
@@ -17540,7 +17440,7 @@
         </w:tc>
         <w:tc>
           <w:tcPr>
-            <w:tcW w:type="dxa" w:w="1606"/>
+            <w:tcW w:w="1606" w:type="dxa"/>
           </w:tcPr>
           <w:p>
             <w:r>
@@ -17550,7 +17450,7 @@
         </w:tc>
         <w:tc>
           <w:tcPr>
-            <w:tcW w:type="dxa" w:w="1606"/>
+            <w:tcW w:w="1606" w:type="dxa"/>
           </w:tcPr>
           <w:p>
             <w:r>
@@ -17560,7 +17460,7 @@
         </w:tc>
         <w:tc>
           <w:tcPr>
-            <w:tcW w:type="dxa" w:w="1606"/>
+            <w:tcW w:w="1606" w:type="dxa"/>
           </w:tcPr>
           <w:p>
             <w:r>
@@ -17572,7 +17472,7 @@
       <w:tr>
         <w:tc>
           <w:tcPr>
-            <w:tcW w:type="dxa" w:w="1606"/>
+            <w:tcW w:w="1606" w:type="dxa"/>
           </w:tcPr>
           <w:p>
             <w:r>
@@ -17582,27 +17482,32 @@
         </w:tc>
         <w:tc>
           <w:tcPr>
-            <w:tcW w:type="dxa" w:w="1606"/>
-          </w:tcPr>
-          <w:p>
-            <w:r>
-              <w:t>Adoptie slaba utilizatori (5.300 angajati ANSVSA + 2.600 medici vet concesionari + 4.800 utilizatori acreditati)</w:t>
-            </w:r>
-          </w:p>
-        </w:tc>
-        <w:tc>
-          <w:tcPr>
-            <w:tcW w:type="dxa" w:w="1606"/>
-          </w:tcPr>
-          <w:p>
-            <w:r>
+            <w:tcW w:w="1606" w:type="dxa"/>
+          </w:tcPr>
+          <w:p>
+            <w:r>
+              <w:t xml:space="preserve">Adoptie slaba utilizatori (5.300 angajati ANSVSA + 2.600 medici vet concesionari + </w:t>
+            </w:r>
+            <w:r>
+              <w:lastRenderedPageBreak/>
+              <w:t>4.800 utilizatori acreditati)</w:t>
+            </w:r>
+          </w:p>
+        </w:tc>
+        <w:tc>
+          <w:tcPr>
+            <w:tcW w:w="1606" w:type="dxa"/>
+          </w:tcPr>
+          <w:p>
+            <w:r>
+              <w:lastRenderedPageBreak/>
               <w:t>3x3=9</w:t>
             </w:r>
           </w:p>
         </w:tc>
         <w:tc>
           <w:tcPr>
-            <w:tcW w:type="dxa" w:w="1606"/>
+            <w:tcW w:w="1606" w:type="dxa"/>
           </w:tcPr>
           <w:p>
             <w:r>
@@ -17612,20 +17517,25 @@
         </w:tc>
         <w:tc>
           <w:tcPr>
-            <w:tcW w:type="dxa" w:w="1606"/>
-          </w:tcPr>
-          <w:p>
-            <w:r>
-              <w:t>Plan instruire stratificat (Train-the-Trainer + sesiuni grupuri mici + e-learning); 144 utilizatori cheie + 3 administratori instruiti formal (cf. cap. 3.5 CdS); suport on-call in primele 3 luni post Go-live; chatbot AI pentru auto-asistenta; manuale video.</w:t>
-            </w:r>
-          </w:p>
-        </w:tc>
-        <w:tc>
-          <w:tcPr>
-            <w:tcW w:type="dxa" w:w="1606"/>
-          </w:tcPr>
-          <w:p>
-            <w:r>
+            <w:tcW w:w="1606" w:type="dxa"/>
+          </w:tcPr>
+          <w:p>
+            <w:r>
+              <w:t xml:space="preserve">Plan instruire stratificat (Train-the-Trainer + sesiuni grupuri mici + e-learning); 144 utilizatori cheie </w:t>
+            </w:r>
+            <w:r>
+              <w:lastRenderedPageBreak/>
+              <w:t>+ 3 administratori instruiti formal (cf. cap. 3.5 CdS); suport on-call in primele 3 luni post Go-live; chatbot AI pentru auto-asistenta; manuale video.</w:t>
+            </w:r>
+          </w:p>
+        </w:tc>
+        <w:tc>
+          <w:tcPr>
+            <w:tcW w:w="1606" w:type="dxa"/>
+          </w:tcPr>
+          <w:p>
+            <w:r>
+              <w:lastRenderedPageBreak/>
               <w:t>&lt;LIDER&gt; + Expert Instruire</w:t>
             </w:r>
           </w:p>
@@ -17724,21 +17634,20 @@
     </w:p>
     <w:tbl>
       <w:tblPr>
-        <w:tblW w:type="auto" w:w="0"/>
-        <w:tblLook w:firstColumn="1" w:firstRow="1" w:lastColumn="0" w:lastRow="0" w:noHBand="0" w:noVBand="1" w:val="04A0"/>
+        <w:tblW w:w="0" w:type="auto"/>
+        <w:tblLook w:val="04A0" w:firstRow="1" w:lastRow="0" w:firstColumn="1" w:lastColumn="0" w:noHBand="0" w:noVBand="1"/>
       </w:tblPr>
       <w:tblGrid>
-        <w:gridCol w:w="3213"/>
+        <w:gridCol w:w="3212"/>
         <w:gridCol w:w="3213"/>
         <w:gridCol w:w="3213"/>
       </w:tblGrid>
       <w:tr>
         <w:tc>
           <w:tcPr>
-            <w:tcW w:type="dxa" w:w="3213"/>
-          </w:tcPr>
-          <w:p>
-            <w:r/>
+            <w:tcW w:w="3213" w:type="dxa"/>
+          </w:tcPr>
+          <w:p>
             <w:r>
               <w:rPr>
                 <w:b/>
@@ -17749,10 +17658,9 @@
         </w:tc>
         <w:tc>
           <w:tcPr>
-            <w:tcW w:type="dxa" w:w="3213"/>
-          </w:tcPr>
-          <w:p>
-            <w:r/>
+            <w:tcW w:w="3213" w:type="dxa"/>
+          </w:tcPr>
+          <w:p>
             <w:r>
               <w:rPr>
                 <w:b/>
@@ -17763,10 +17671,9 @@
         </w:tc>
         <w:tc>
           <w:tcPr>
-            <w:tcW w:type="dxa" w:w="3213"/>
-          </w:tcPr>
-          <w:p>
-            <w:r/>
+            <w:tcW w:w="3213" w:type="dxa"/>
+          </w:tcPr>
+          <w:p>
             <w:r>
               <w:rPr>
                 <w:b/>
@@ -17779,7 +17686,7 @@
       <w:tr>
         <w:tc>
           <w:tcPr>
-            <w:tcW w:type="dxa" w:w="3213"/>
+            <w:tcW w:w="3213" w:type="dxa"/>
           </w:tcPr>
           <w:p>
             <w:r>
@@ -17789,7 +17696,7 @@
         </w:tc>
         <w:tc>
           <w:tcPr>
-            <w:tcW w:type="dxa" w:w="3213"/>
+            <w:tcW w:w="3213" w:type="dxa"/>
           </w:tcPr>
           <w:p>
             <w:r>
@@ -17799,7 +17706,7 @@
         </w:tc>
         <w:tc>
           <w:tcPr>
-            <w:tcW w:type="dxa" w:w="3213"/>
+            <w:tcW w:w="3213" w:type="dxa"/>
           </w:tcPr>
           <w:p>
             <w:r>
@@ -17811,7 +17718,7 @@
       <w:tr>
         <w:tc>
           <w:tcPr>
-            <w:tcW w:type="dxa" w:w="3213"/>
+            <w:tcW w:w="3213" w:type="dxa"/>
           </w:tcPr>
           <w:p>
             <w:r>
@@ -17821,7 +17728,7 @@
         </w:tc>
         <w:tc>
           <w:tcPr>
-            <w:tcW w:type="dxa" w:w="3213"/>
+            <w:tcW w:w="3213" w:type="dxa"/>
           </w:tcPr>
           <w:p>
             <w:r>
@@ -17831,7 +17738,7 @@
         </w:tc>
         <w:tc>
           <w:tcPr>
-            <w:tcW w:type="dxa" w:w="3213"/>
+            <w:tcW w:w="3213" w:type="dxa"/>
           </w:tcPr>
           <w:p>
             <w:r>
@@ -17843,7 +17750,7 @@
       <w:tr>
         <w:tc>
           <w:tcPr>
-            <w:tcW w:type="dxa" w:w="3213"/>
+            <w:tcW w:w="3213" w:type="dxa"/>
           </w:tcPr>
           <w:p>
             <w:r>
@@ -17853,20 +17760,25 @@
         </w:tc>
         <w:tc>
           <w:tcPr>
-            <w:tcW w:type="dxa" w:w="3213"/>
-          </w:tcPr>
-          <w:p>
-            <w:r>
-              <w:t>Segmentare VLAN per zona (DMZ, business, management, backup); NAC 802.1X pentru min. 600 dispozitive; NMS pentru detectie anomalii trafic</w:t>
-            </w:r>
-          </w:p>
-        </w:tc>
-        <w:tc>
-          <w:tcPr>
-            <w:tcW w:type="dxa" w:w="3213"/>
-          </w:tcPr>
-          <w:p>
-            <w:r>
+            <w:tcW w:w="3213" w:type="dxa"/>
+          </w:tcPr>
+          <w:p>
+            <w:r>
+              <w:t xml:space="preserve">Segmentare VLAN per zona (DMZ, business, management, backup); NAC </w:t>
+            </w:r>
+            <w:r>
+              <w:lastRenderedPageBreak/>
+              <w:t>802.1X pentru min. 600 dispozitive; NMS pentru detectie anomalii trafic</w:t>
+            </w:r>
+          </w:p>
+        </w:tc>
+        <w:tc>
+          <w:tcPr>
+            <w:tcW w:w="3213" w:type="dxa"/>
+          </w:tcPr>
+          <w:p>
+            <w:r>
+              <w:lastRenderedPageBreak/>
               <w:t>Cisco DNA / ClearPass</w:t>
             </w:r>
           </w:p>
@@ -17875,7 +17787,7 @@
       <w:tr>
         <w:tc>
           <w:tcPr>
-            <w:tcW w:type="dxa" w:w="3213"/>
+            <w:tcW w:w="3213" w:type="dxa"/>
           </w:tcPr>
           <w:p>
             <w:r>
@@ -17885,7 +17797,7 @@
         </w:tc>
         <w:tc>
           <w:tcPr>
-            <w:tcW w:type="dxa" w:w="3213"/>
+            <w:tcW w:w="3213" w:type="dxa"/>
           </w:tcPr>
           <w:p>
             <w:r>
@@ -17895,7 +17807,7 @@
         </w:tc>
         <w:tc>
           <w:tcPr>
-            <w:tcW w:type="dxa" w:w="3213"/>
+            <w:tcW w:w="3213" w:type="dxa"/>
           </w:tcPr>
           <w:p>
             <w:r>
@@ -17907,7 +17819,7 @@
       <w:tr>
         <w:tc>
           <w:tcPr>
-            <w:tcW w:type="dxa" w:w="3213"/>
+            <w:tcW w:w="3213" w:type="dxa"/>
           </w:tcPr>
           <w:p>
             <w:r>
@@ -17917,7 +17829,7 @@
         </w:tc>
         <w:tc>
           <w:tcPr>
-            <w:tcW w:type="dxa" w:w="3213"/>
+            <w:tcW w:w="3213" w:type="dxa"/>
           </w:tcPr>
           <w:p>
             <w:r>
@@ -17927,7 +17839,7 @@
         </w:tc>
         <w:tc>
           <w:tcPr>
-            <w:tcW w:type="dxa" w:w="3213"/>
+            <w:tcW w:w="3213" w:type="dxa"/>
           </w:tcPr>
           <w:p>
             <w:r>
@@ -17939,7 +17851,7 @@
       <w:tr>
         <w:tc>
           <w:tcPr>
-            <w:tcW w:type="dxa" w:w="3213"/>
+            <w:tcW w:w="3213" w:type="dxa"/>
           </w:tcPr>
           <w:p>
             <w:r>
@@ -17949,7 +17861,7 @@
         </w:tc>
         <w:tc>
           <w:tcPr>
-            <w:tcW w:type="dxa" w:w="3213"/>
+            <w:tcW w:w="3213" w:type="dxa"/>
           </w:tcPr>
           <w:p>
             <w:r>
@@ -17959,7 +17871,7 @@
         </w:tc>
         <w:tc>
           <w:tcPr>
-            <w:tcW w:type="dxa" w:w="3213"/>
+            <w:tcW w:w="3213" w:type="dxa"/>
           </w:tcPr>
           <w:p>
             <w:r>
@@ -17971,7 +17883,7 @@
       <w:tr>
         <w:tc>
           <w:tcPr>
-            <w:tcW w:type="dxa" w:w="3213"/>
+            <w:tcW w:w="3213" w:type="dxa"/>
           </w:tcPr>
           <w:p>
             <w:r>
@@ -17981,7 +17893,7 @@
         </w:tc>
         <w:tc>
           <w:tcPr>
-            <w:tcW w:type="dxa" w:w="3213"/>
+            <w:tcW w:w="3213" w:type="dxa"/>
           </w:tcPr>
           <w:p>
             <w:r>
@@ -17991,7 +17903,7 @@
         </w:tc>
         <w:tc>
           <w:tcPr>
-            <w:tcW w:type="dxa" w:w="3213"/>
+            <w:tcW w:w="3213" w:type="dxa"/>
           </w:tcPr>
           <w:p>
             <w:r>
@@ -18094,6 +18006,7 @@
         <w:ind w:left="360"/>
       </w:pPr>
       <w:r>
+        <w:lastRenderedPageBreak/>
         <w:t>• Dependency Scanning (SCA - Software Composition Analysis) - Snyk + Trivy + OWASP Dependency-Check pe fiecare build; alert daca apare CVE high/critical intr-o dependenta; politici de actualizare cu maxim 30 zile.</w:t>
       </w:r>
     </w:p>
@@ -18268,6 +18181,7 @@
     </w:p>
     <w:p>
       <w:r>
+        <w:lastRenderedPageBreak/>
         <w:t>Pentru a livra valoare adaugata semnificativa peste cerintele minime ale Caietului de Sarcini - element esential pentru obtinerea calificativului EXCEPTIONAL la subfactorul 3.1 (criteriul abordare inovatoare si eficienta) - consortiul propune 5 elemente concrete de inovatie si diferentiere. Fiecare element are impact direct verificabil asupra eficientei, calitatii sau riscului proiectului.</w:t>
       </w:r>
     </w:p>
@@ -18404,6 +18318,7 @@
         <w:ind w:left="360"/>
       </w:pPr>
       <w:r>
+        <w:lastRenderedPageBreak/>
         <w:t>• Anti-Corruption Layer pe Oracle Service Bus - pentru fiecare sistem tert, un strat de adaptare izoleaza SIDISVA de modelele de date si API-urile specifice; modificarile viitoare ale sistemelor partenere afecteaza doar layer-ul, nu componentele SIDISVA.</w:t>
       </w:r>
     </w:p>
@@ -18563,6 +18478,7 @@
         <w:ind w:left="360"/>
       </w:pPr>
       <w:r>
+        <w:lastRenderedPageBreak/>
         <w:t>• Conformitate DEMO video - cerintele 7 (chatbot AI configurare formulare), 8 (integrari terte), 9 (integrare GIS cu metadate locatie), 10 (lucru offline), 11 (dosare relationate).</w:t>
       </w:r>
     </w:p>

--- a/2-Abordare_metodologie.docx
+++ b/2-Abordare_metodologie.docx
@@ -9544,6 +9544,7 @@
     </w:p>
     <w:p>
       <w:pPr>
+        <w:pStyle w:val="Heading2"/>
         <w:spacing w:before="360" w:after="120"/>
       </w:pPr>
       <w:r>
@@ -9551,7 +9552,7 @@
           <w:b/>
           <w:sz w:val="28"/>
         </w:rPr>
-        <w:t xml:space="preserve">2.9 </w:t>
+        <w:t>2.9 Consorțiul ofertant și repartizarea responsabilităților</w:t>
       </w:r>
       <w:proofErr w:type="spellStart"/>
       <w:r>
@@ -9559,7 +9560,6 @@
           <w:b/>
           <w:sz w:val="28"/>
         </w:rPr>
-        <w:t>Consorțiul</w:t>
       </w:r>
       <w:proofErr w:type="spellEnd"/>
       <w:r>
@@ -9567,7 +9567,6 @@
           <w:b/>
           <w:sz w:val="28"/>
         </w:rPr>
-        <w:t xml:space="preserve"> </w:t>
       </w:r>
       <w:proofErr w:type="spellStart"/>
       <w:r>
@@ -9575,7 +9574,6 @@
           <w:b/>
           <w:sz w:val="28"/>
         </w:rPr>
-        <w:t>ofertant</w:t>
       </w:r>
       <w:proofErr w:type="spellEnd"/>
       <w:r>
@@ -9583,7 +9581,6 @@
           <w:b/>
           <w:sz w:val="28"/>
         </w:rPr>
-        <w:t xml:space="preserve"> </w:t>
       </w:r>
       <w:proofErr w:type="spellStart"/>
       <w:r>
@@ -9591,7 +9588,6 @@
           <w:b/>
           <w:sz w:val="28"/>
         </w:rPr>
-        <w:t>și</w:t>
       </w:r>
       <w:proofErr w:type="spellEnd"/>
       <w:r>
@@ -9599,7 +9595,6 @@
           <w:b/>
           <w:sz w:val="28"/>
         </w:rPr>
-        <w:t xml:space="preserve"> </w:t>
       </w:r>
       <w:proofErr w:type="spellStart"/>
       <w:r>
@@ -9607,7 +9602,6 @@
           <w:b/>
           <w:sz w:val="28"/>
         </w:rPr>
-        <w:t>repartizarea</w:t>
       </w:r>
       <w:proofErr w:type="spellEnd"/>
       <w:r>
@@ -9615,7 +9609,6 @@
           <w:b/>
           <w:sz w:val="28"/>
         </w:rPr>
-        <w:t xml:space="preserve"> </w:t>
       </w:r>
       <w:proofErr w:type="spellStart"/>
       <w:r>
@@ -9623,7 +9616,6 @@
           <w:b/>
           <w:sz w:val="28"/>
         </w:rPr>
-        <w:t>responsabilităților</w:t>
       </w:r>
       <w:proofErr w:type="spellEnd"/>
     </w:p>
@@ -10095,6 +10087,7 @@
     </w:p>
     <w:p>
       <w:pPr>
+        <w:pStyle w:val="Heading3"/>
         <w:spacing w:before="240" w:after="80"/>
       </w:pPr>
       <w:r>
@@ -10102,7 +10095,7 @@
           <w:b/>
           <w:sz w:val="24"/>
         </w:rPr>
-        <w:t xml:space="preserve">2.9.1 </w:t>
+        <w:t>2.9.1 Componența consorțiului</w:t>
       </w:r>
       <w:proofErr w:type="spellStart"/>
       <w:r>
@@ -10110,7 +10103,6 @@
           <w:b/>
           <w:sz w:val="24"/>
         </w:rPr>
-        <w:t>Componența</w:t>
       </w:r>
       <w:proofErr w:type="spellEnd"/>
       <w:r>
@@ -10118,7 +10110,6 @@
           <w:b/>
           <w:sz w:val="24"/>
         </w:rPr>
-        <w:t xml:space="preserve"> </w:t>
       </w:r>
       <w:proofErr w:type="spellStart"/>
       <w:r>
@@ -10126,7 +10117,6 @@
           <w:b/>
           <w:sz w:val="24"/>
         </w:rPr>
-        <w:t>consorțiului</w:t>
       </w:r>
       <w:proofErr w:type="spellEnd"/>
     </w:p>
@@ -11200,6 +11190,7 @@
     </w:tbl>
     <w:p>
       <w:pPr>
+        <w:pStyle w:val="Heading3"/>
         <w:spacing w:before="240" w:after="80"/>
       </w:pPr>
       <w:r>
@@ -11207,7 +11198,7 @@
           <w:b/>
           <w:sz w:val="24"/>
         </w:rPr>
-        <w:t xml:space="preserve">2.9.2 </w:t>
+        <w:t>2.9.2 Avantajele structurii consorțiale propuse</w:t>
       </w:r>
       <w:proofErr w:type="spellStart"/>
       <w:r>
@@ -11215,7 +11206,6 @@
           <w:b/>
           <w:sz w:val="24"/>
         </w:rPr>
-        <w:t>Avantajele</w:t>
       </w:r>
       <w:proofErr w:type="spellEnd"/>
       <w:r>
@@ -11223,7 +11213,6 @@
           <w:b/>
           <w:sz w:val="24"/>
         </w:rPr>
-        <w:t xml:space="preserve"> </w:t>
       </w:r>
       <w:proofErr w:type="spellStart"/>
       <w:r>
@@ -11231,7 +11220,6 @@
           <w:b/>
           <w:sz w:val="24"/>
         </w:rPr>
-        <w:t>structurii</w:t>
       </w:r>
       <w:proofErr w:type="spellEnd"/>
       <w:r>
@@ -11239,7 +11227,6 @@
           <w:b/>
           <w:sz w:val="24"/>
         </w:rPr>
-        <w:t xml:space="preserve"> </w:t>
       </w:r>
       <w:proofErr w:type="spellStart"/>
       <w:r>
@@ -11247,7 +11234,6 @@
           <w:b/>
           <w:sz w:val="24"/>
         </w:rPr>
-        <w:t>consorțiale</w:t>
       </w:r>
       <w:proofErr w:type="spellEnd"/>
       <w:r>
@@ -11255,7 +11241,6 @@
           <w:b/>
           <w:sz w:val="24"/>
         </w:rPr>
-        <w:t xml:space="preserve"> </w:t>
       </w:r>
       <w:proofErr w:type="spellStart"/>
       <w:r>
@@ -11263,7 +11248,6 @@
           <w:b/>
           <w:sz w:val="24"/>
         </w:rPr>
-        <w:t>propuse</w:t>
       </w:r>
       <w:proofErr w:type="spellEnd"/>
     </w:p>
@@ -12375,6 +12359,7 @@
     </w:p>
     <w:p>
       <w:pPr>
+        <w:pStyle w:val="Heading3"/>
         <w:spacing w:before="240" w:after="80"/>
       </w:pPr>
       <w:r>
@@ -12382,7 +12367,7 @@
           <w:b/>
           <w:sz w:val="24"/>
         </w:rPr>
-        <w:t xml:space="preserve">2.9.3 </w:t>
+        <w:t>2.9.3 Mecanismele de coordonare a consorțiului</w:t>
       </w:r>
       <w:proofErr w:type="spellStart"/>
       <w:r>
@@ -12390,7 +12375,6 @@
           <w:b/>
           <w:sz w:val="24"/>
         </w:rPr>
-        <w:t>Mecanismele</w:t>
       </w:r>
       <w:proofErr w:type="spellEnd"/>
       <w:r>
@@ -12398,7 +12382,6 @@
           <w:b/>
           <w:sz w:val="24"/>
         </w:rPr>
-        <w:t xml:space="preserve"> de </w:t>
       </w:r>
       <w:proofErr w:type="spellStart"/>
       <w:r>
@@ -12406,7 +12389,6 @@
           <w:b/>
           <w:sz w:val="24"/>
         </w:rPr>
-        <w:t>coordonare</w:t>
       </w:r>
       <w:proofErr w:type="spellEnd"/>
       <w:r>
@@ -12414,7 +12396,6 @@
           <w:b/>
           <w:sz w:val="24"/>
         </w:rPr>
-        <w:t xml:space="preserve"> a </w:t>
       </w:r>
       <w:proofErr w:type="spellStart"/>
       <w:r>
@@ -12422,7 +12403,6 @@
           <w:b/>
           <w:sz w:val="24"/>
         </w:rPr>
-        <w:t>consorțiului</w:t>
       </w:r>
       <w:proofErr w:type="spellEnd"/>
     </w:p>
@@ -13831,6 +13811,7 @@
     </w:p>
     <w:p>
       <w:pPr>
+        <w:pStyle w:val="Heading2"/>
         <w:spacing w:before="360" w:after="120"/>
       </w:pPr>
       <w:r>
@@ -13848,6 +13829,7 @@
     </w:p>
     <w:p>
       <w:pPr>
+        <w:pStyle w:val="Heading3"/>
         <w:spacing w:before="240" w:after="80"/>
       </w:pPr>
       <w:r>
@@ -14534,6 +14516,7 @@
     </w:p>
     <w:p>
       <w:pPr>
+        <w:pStyle w:val="Heading3"/>
         <w:spacing w:before="240" w:after="80"/>
       </w:pPr>
       <w:r>
@@ -15757,6 +15740,7 @@
     </w:p>
     <w:p>
       <w:pPr>
+        <w:pStyle w:val="Heading3"/>
         <w:spacing w:before="240" w:after="80"/>
       </w:pPr>
       <w:r>
@@ -16266,6 +16250,7 @@
     </w:p>
     <w:p>
       <w:pPr>
+        <w:pStyle w:val="Heading3"/>
         <w:spacing w:before="240" w:after="80"/>
       </w:pPr>
       <w:r>
@@ -16463,6 +16448,448 @@
     </w:tbl>
     <w:p>
       <w:pPr>
+        <w:pStyle w:val="Heading3"/>
+      </w:pPr>
+      <w:r>
+        <w:t>2.10.5 Trasabilitate drum critic → activități din Planul de implementare (cap. 3)</w:t>
+      </w:r>
+    </w:p>
+    <w:p>
+      <w:pPr/>
+      <w:r>
+        <w:t>Tabelul de mai jos arată maparea componentelor de pe drumul critic identificate în §2.10.3 către activitățile concrete din Planul de implementare (cap. 3 al ofertei), resursele umane alocate (cap. 9 — Echipa proiect), resursele materiale (cap. 5 — Arhitectură și licențe; cap. 6 — Lista hardware) și rezultatele intermediare / finale corespunzătoare. Această trasabilitate susține direct calificativul „Excepțional" la subfactorul 3.2 — corelația dintre datele de intrare și rezultatele intermediare / finale (vezi §2.14.2).</w:t>
+      </w:r>
+    </w:p>
+    <w:tbl>
+      <w:tblPr>
+        <w:tblW w:type="auto" w:w="0"/>
+        <w:jc w:val="left"/>
+        <w:tblLook w:firstColumn="1" w:firstRow="1" w:lastColumn="0" w:lastRow="0" w:noHBand="0" w:noVBand="1" w:val="04A0"/>
+      </w:tblPr>
+      <w:tblGrid>
+        <w:gridCol w:w="1928"/>
+        <w:gridCol w:w="1928"/>
+        <w:gridCol w:w="1928"/>
+        <w:gridCol w:w="1928"/>
+        <w:gridCol w:w="1928"/>
+      </w:tblGrid>
+      <w:tr>
+        <w:tc>
+          <w:tcPr>
+            <w:tcW w:type="dxa" w:w="1701"/>
+          </w:tcPr>
+          <w:p>
+            <w:r>
+              <w:rPr>
+                <w:b/>
+                <w:sz w:val="20"/>
+              </w:rPr>
+              <w:t>Componentă / cap. CdS</w:t>
+            </w:r>
+          </w:p>
+        </w:tc>
+        <w:tc>
+          <w:tcPr>
+            <w:tcW w:type="dxa" w:w="2551"/>
+          </w:tcPr>
+          <w:p>
+            <w:r>
+              <w:rPr>
+                <w:b/>
+                <w:sz w:val="20"/>
+              </w:rPr>
+              <w:t>Activitate din Planul de implementare (cap. 3)</w:t>
+            </w:r>
+          </w:p>
+        </w:tc>
+        <w:tc>
+          <w:tcPr>
+            <w:tcW w:type="dxa" w:w="1814"/>
+          </w:tcPr>
+          <w:p>
+            <w:r>
+              <w:rPr>
+                <w:b/>
+                <w:sz w:val="20"/>
+              </w:rPr>
+              <w:t>Resursă umană alocată (cap. 9)</w:t>
+            </w:r>
+          </w:p>
+        </w:tc>
+        <w:tc>
+          <w:tcPr>
+            <w:tcW w:type="dxa" w:w="2098"/>
+          </w:tcPr>
+          <w:p>
+            <w:r>
+              <w:rPr>
+                <w:b/>
+                <w:sz w:val="20"/>
+              </w:rPr>
+              <w:t>Resursă materială (cap. 5 / 6)</w:t>
+            </w:r>
+          </w:p>
+        </w:tc>
+        <w:tc>
+          <w:tcPr>
+            <w:tcW w:type="dxa" w:w="2041"/>
+          </w:tcPr>
+          <w:p>
+            <w:r>
+              <w:rPr>
+                <w:b/>
+                <w:sz w:val="20"/>
+              </w:rPr>
+              <w:t>Rezultat intermediar / final</w:t>
+            </w:r>
+          </w:p>
+        </w:tc>
+      </w:tr>
+      <w:tr>
+        <w:tc>
+          <w:tcPr>
+            <w:tcW w:type="dxa" w:w="1701"/>
+          </w:tcPr>
+          <w:p>
+            <w:r>
+              <w:rPr>
+                <w:sz w:val="20"/>
+              </w:rPr>
+              <w:t>BND-SNIIA — cap. 3.4.2.7</w:t>
+            </w:r>
+          </w:p>
+        </w:tc>
+        <w:tc>
+          <w:tcPr>
+            <w:tcW w:type="dxa" w:w="2551"/>
+          </w:tcPr>
+          <w:p>
+            <w:r>
+              <w:rPr>
+                <w:sz w:val="20"/>
+              </w:rPr>
+              <w:t>Analiză (L1-L6, sub-echipă dedicată) → Proiectare (L7) → Dezvoltare integrată (L8-L13) → Testare sistem (L14) → Migrare date din SNIIA actual + APIA + ANARZ (L15-L16) → UAT (L16) → Punere în Producție (L17-L18)</w:t>
+            </w:r>
+          </w:p>
+        </w:tc>
+        <w:tc>
+          <w:tcPr>
+            <w:tcW w:type="dxa" w:w="1814"/>
+          </w:tcPr>
+          <w:p>
+            <w:r>
+              <w:rPr>
+                <w:sz w:val="20"/>
+              </w:rPr>
+              <w:t>Team leader software &lt;LIDER&gt; + 2 Experți dezvoltare software + Expert integrare + Expert migrare + Expert testare</w:t>
+            </w:r>
+          </w:p>
+        </w:tc>
+        <w:tc>
+          <w:tcPr>
+            <w:tcW w:type="dxa" w:w="2098"/>
+          </w:tcPr>
+          <w:p>
+            <w:r>
+              <w:rPr>
+                <w:sz w:val="20"/>
+              </w:rPr>
+              <w:t>VOGO Enterprise Suite (modul SNIIA + aplicații mobile native iOS + Android cu offline sync); Oracle Service Bus pentru integrări APIA / ANARZ / Colegiul Medicilor Vet; MS SQL Server Enterprise; FURNIZOR_GIS pentru cartografia exploatațiilor</w:t>
+            </w:r>
+          </w:p>
+        </w:tc>
+        <w:tc>
+          <w:tcPr>
+            <w:tcW w:type="dxa" w:w="2041"/>
+          </w:tcPr>
+          <w:p>
+            <w:r>
+              <w:rPr>
+                <w:sz w:val="20"/>
+              </w:rPr>
+              <w:t>Aplicații mobile publicate în AppStore + GooglePlay (intermediar — L13); Bază de date SNIIA migrată cu validare 100% (intermediar — L16); Sistem funcțional în producție cu 4 categorii animale + integrările APIA/ANARZ active (final — L18)</w:t>
+            </w:r>
+          </w:p>
+        </w:tc>
+      </w:tr>
+      <w:tr>
+        <w:tc>
+          <w:tcPr>
+            <w:tcW w:type="dxa" w:w="1701"/>
+          </w:tcPr>
+          <w:p>
+            <w:r>
+              <w:rPr>
+                <w:sz w:val="20"/>
+              </w:rPr>
+              <w:t>Integrări guvernamentale — cap. 3.4.2.14</w:t>
+            </w:r>
+          </w:p>
+        </w:tc>
+        <w:tc>
+          <w:tcPr>
+            <w:tcW w:type="dxa" w:w="2551"/>
+          </w:tcPr>
+          <w:p>
+            <w:r>
+              <w:rPr>
+                <w:sz w:val="20"/>
+              </w:rPr>
+              <w:t>Analiză inventar integrări (L1-L3) → Dezvoltare adaptoare ESB + mock-uri OpenAPI (L4-L10) → Testare integrări reale acolo unde sistemele țintă sunt disponibile (L11-L14) → Comutare mock → real prin feature flags (L15-L17, sau ulterior în garanție pentru sisteme indisponibile)</w:t>
+            </w:r>
+          </w:p>
+        </w:tc>
+        <w:tc>
+          <w:tcPr>
+            <w:tcW w:type="dxa" w:w="1814"/>
+          </w:tcPr>
+          <w:p>
+            <w:r>
+              <w:rPr>
+                <w:sz w:val="20"/>
+              </w:rPr>
+              <w:t>Expert integrare + Expert comunicații și securitate + Team leader software &lt;LIDER&gt;</w:t>
+            </w:r>
+          </w:p>
+        </w:tc>
+        <w:tc>
+          <w:tcPr>
+            <w:tcW w:type="dxa" w:w="2098"/>
+          </w:tcPr>
+          <w:p>
+            <w:r>
+              <w:rPr>
+                <w:sz w:val="20"/>
+              </w:rPr>
+              <w:t>Oracle Service Bus (cluster activ-pasiv, 2×16 cores); Mirth Connect pentru HL7; Anti-Corruption Layer pe ESB; mock-uri OpenAPI generate automat din specificații; feature flags configurabile prin Keycloak Enterprise (IAM)</w:t>
+            </w:r>
+          </w:p>
+        </w:tc>
+        <w:tc>
+          <w:tcPr>
+            <w:tcW w:type="dxa" w:w="2041"/>
+          </w:tcPr>
+          <w:p>
+            <w:r>
+              <w:rPr>
+                <w:sz w:val="20"/>
+              </w:rPr>
+              <w:t>Catalog API publicat (intermediar — L10); Integrări active cu ROeID + eIDAS + ONRC + APIA + ANCPI + Ghișeul.ro (intermediar — L14); Mock-uri funcționale pentru PNI / PCUe / PDURo / PJN dacă acestea nu sunt disponibile la PIP (intermediar — L17); Comutare automată mock → real în garanție, fără cost suplimentar (final post-PIP)</w:t>
+            </w:r>
+          </w:p>
+        </w:tc>
+      </w:tr>
+      <w:tr>
+        <w:tc>
+          <w:tcPr>
+            <w:tcW w:type="dxa" w:w="1701"/>
+          </w:tcPr>
+          <w:p>
+            <w:r>
+              <w:rPr>
+                <w:sz w:val="20"/>
+              </w:rPr>
+              <w:t>LIMS + migrare date laborator — cap. 3.4.2.1 + 3.4.3.3.3</w:t>
+            </w:r>
+          </w:p>
+        </w:tc>
+        <w:tc>
+          <w:tcPr>
+            <w:tcW w:type="dxa" w:w="2551"/>
+          </w:tcPr>
+          <w:p>
+            <w:r>
+              <w:rPr>
+                <w:sz w:val="20"/>
+              </w:rPr>
+              <w:t>Analiză fluxuri 3 institute + 41 laboratoare DSVSA (L1-L6) → Proiectare integrare echipamente IoT (L7) → Configurare LIMS COTS (L8-L11) → Integrare HL7 prin Mirth Connect (L12-L13) → Migrare istorice analize (L14-L15) → Acreditare RENAR a fluxurilor (L16) → PIP (L17-L18)</w:t>
+            </w:r>
+          </w:p>
+        </w:tc>
+        <w:tc>
+          <w:tcPr>
+            <w:tcW w:type="dxa" w:w="1814"/>
+          </w:tcPr>
+          <w:p>
+            <w:r>
+              <w:rPr>
+                <w:sz w:val="20"/>
+              </w:rPr>
+              <w:t>Arhitect sistem (cu certificare producător LIMS) + Expert administrare BD + Expert integrare + Expert migrare + Expert testare</w:t>
+            </w:r>
+          </w:p>
+        </w:tc>
+        <w:tc>
+          <w:tcPr>
+            <w:tcW w:type="dxa" w:w="2098"/>
+          </w:tcPr>
+          <w:p>
+            <w:r>
+              <w:rPr>
+                <w:sz w:val="20"/>
+              </w:rPr>
+              <w:t>FURNIZOR_LIMS_COTS (cu licență nelimitată + cod sursă); Mirth Connect HL7 FHIR gateway; 126 dispozitive IoT (laboratoare); Microsoft SQL Server Enterprise pentru baza de date LIMS; conformitate ISO/IEC 17025</w:t>
+            </w:r>
+          </w:p>
+        </w:tc>
+        <w:tc>
+          <w:tcPr>
+            <w:tcW w:type="dxa" w:w="2041"/>
+          </w:tcPr>
+          <w:p>
+            <w:r>
+              <w:rPr>
+                <w:sz w:val="20"/>
+              </w:rPr>
+              <w:t>Sistem LIMS pilotat în 1 institut (intermediar — L11); Integrări HL7 active cu 126 dispozitive IoT (intermediar — L13); 280.000 cereri analiză migrate cu validare RENAR (intermediar — L16); Sistem LIMS în producție pentru toate 3 institute + 41 lab DSVSA (final — L18)</w:t>
+            </w:r>
+          </w:p>
+        </w:tc>
+      </w:tr>
+      <w:tr>
+        <w:tc>
+          <w:tcPr>
+            <w:tcW w:type="dxa" w:w="1701"/>
+          </w:tcPr>
+          <w:p>
+            <w:r>
+              <w:rPr>
+                <w:sz w:val="20"/>
+              </w:rPr>
+              <w:t>DMS național — cap. 3.4.2.2 + 3.4.3.3.1</w:t>
+            </w:r>
+          </w:p>
+        </w:tc>
+        <w:tc>
+          <w:tcPr>
+            <w:tcW w:type="dxa" w:w="2551"/>
+          </w:tcPr>
+          <w:p>
+            <w:r>
+              <w:rPr>
+                <w:sz w:val="20"/>
+              </w:rPr>
+              <w:t>Analiză fluxuri documentare 46 instituții (L1-L6) → Proiectare BPMN configurabilă (L7) → Configurare cele 7 sub-module DMS (L8-L11) → Configurare workflow-uri pilot (L12-L13) → Migrare documente istorice (L14-L15) → Roll-out instituție-cu-instituție (L16-L17) → PIP (L18)</w:t>
+            </w:r>
+          </w:p>
+        </w:tc>
+        <w:tc>
+          <w:tcPr>
+            <w:tcW w:type="dxa" w:w="1814"/>
+          </w:tcPr>
+          <w:p>
+            <w:r>
+              <w:rPr>
+                <w:sz w:val="20"/>
+              </w:rPr>
+              <w:t>Arhitect sistem (cu certificare producător DMS ZIPPER) + 2 Experți dezvoltare software + Expert migrare + Expert testare + Coordonator instruire</w:t>
+            </w:r>
+          </w:p>
+        </w:tc>
+        <w:tc>
+          <w:tcPr>
+            <w:tcW w:type="dxa" w:w="2098"/>
+          </w:tcPr>
+          <w:p>
+            <w:r>
+              <w:rPr>
+                <w:sz w:val="20"/>
+              </w:rPr>
+              <w:t>ZIPPER DMS (licență nelimitată + cod sursă); Microsoft SQL Server Enterprise; Elasticsearch pentru căutare full-text + OCR; Keycloak Enterprise pentru SSO; integrare nativă Office pentru editare in-place; pad USB pentru semnătura olografă</w:t>
+            </w:r>
+          </w:p>
+        </w:tc>
+        <w:tc>
+          <w:tcPr>
+            <w:tcW w:type="dxa" w:w="2041"/>
+          </w:tcPr>
+          <w:p>
+            <w:r>
+              <w:rPr>
+                <w:sz w:val="20"/>
+              </w:rPr>
+              <w:t>Pilot DMS funcțional în ANSVSA centru (intermediar — L11); Migrare arhivă documentară (intermediar — L15); Roll-out pentru cele 46 instituții cu 5.300 utilizatori (intermediar — L17); Sistem DMS în producție națională cu BPMN configurabilă + semnătură eIDAS + olografă (final — L18)</w:t>
+            </w:r>
+          </w:p>
+        </w:tc>
+      </w:tr>
+      <w:tr>
+        <w:tc>
+          <w:tcPr>
+            <w:tcW w:type="dxa" w:w="1701"/>
+          </w:tcPr>
+          <w:p>
+            <w:r>
+              <w:rPr>
+                <w:sz w:val="20"/>
+              </w:rPr>
+              <w:t>Portal Servicii Publice + Chatbot AI + App mobilă cetățeni — cap. 3.4.2.6 + 3.4.2.11 + 3.4.3.3.2</w:t>
+            </w:r>
+          </w:p>
+        </w:tc>
+        <w:tc>
+          <w:tcPr>
+            <w:tcW w:type="dxa" w:w="2551"/>
+          </w:tcPr>
+          <w:p>
+            <w:r>
+              <w:rPr>
+                <w:sz w:val="20"/>
+              </w:rPr>
+              <w:t>Analiză cele 56 servicii electronice (L1-L6) → Proiectare UX/UI cu accesibilitate WCAG 2.1 AA (L7) → Dezvoltare iterativă Suite VOGO (L8-L13) → Integrare ROeID + eIDAS + Ghișeul.ro (L11-L14) → Antrenare Chatbot NLP RO pe corpus ANSVSA (L10-L14) → UAT + publicare în AppStore/GooglePlay (L15-L16) → Acreditare ADR + PIP (L17-L18)</w:t>
+            </w:r>
+          </w:p>
+        </w:tc>
+        <w:tc>
+          <w:tcPr>
+            <w:tcW w:type="dxa" w:w="1814"/>
+          </w:tcPr>
+          <w:p>
+            <w:r>
+              <w:rPr>
+                <w:sz w:val="20"/>
+              </w:rPr>
+              <w:t>Expert portal + Expert BI + Team leader software &lt;LIDER&gt; + 2 Experți dezvoltare software + Coordonator instruire</w:t>
+            </w:r>
+          </w:p>
+        </w:tc>
+        <w:tc>
+          <w:tcPr>
+            <w:tcW w:type="dxa" w:w="2098"/>
+          </w:tcPr>
+          <w:p>
+            <w:r>
+              <w:rPr>
+                <w:sz w:val="20"/>
+              </w:rPr>
+              <w:t>VOGO Enterprise Suite (Portal + Chatbot + App mobilă, suită integrată — vezi §2.13.1); NGINX Plus pentru reverse proxy; Microsoft IIS pentru server aplicație; Keycloak Enterprise pentru SSO + ROeID + eIDAS + 2FA SMS; Microsoft Power BI pentru telemetrie RCR11</w:t>
+            </w:r>
+          </w:p>
+        </w:tc>
+        <w:tc>
+          <w:tcPr>
+            <w:tcW w:type="dxa" w:w="2041"/>
+          </w:tcPr>
+          <w:p>
+            <w:r>
+              <w:rPr>
+                <w:sz w:val="20"/>
+              </w:rPr>
+              <w:t>MVP Portal cu 10 servicii (intermediar — L11); Aplicații mobile publicate (intermediar — L13); 56 servicii electronice active (intermediar — L16); Indicator RCR11 ≥185.000 utilizatori unici/an raportat automat către ADR (final — post-PIP, în perioada de sustenabilitate POCIDIF)</w:t>
+            </w:r>
+          </w:p>
+        </w:tc>
+      </w:tr>
+    </w:tbl>
+    <w:p>
+      <w:pPr/>
+      <w:r>
+        <w:t>Această trasabilitate este sincronizată cu Diagrama Gantt din cap. 3.2 al Planului de implementare, cu Registrul de Riscuri din §2.11 al prezentului capitol și cu Lista Software (Lista_Software_SIDISVA.xlsx, sheet „Sinteza") care leagă fiecare cerință CdS de produsul software ofertat și de cantitatea / sizing-ul aferent.</w:t>
+      </w:r>
+    </w:p>
+    <w:p>
+      <w:pPr>
+        <w:pStyle w:val="Heading2"/>
         <w:spacing w:before="360" w:after="120"/>
       </w:pPr>
       <w:r>
@@ -16470,7 +16897,6 @@
           <w:b/>
           <w:sz w:val="28"/>
         </w:rPr>
-        <w:lastRenderedPageBreak/>
         <w:t>2.11 Registrul de riscuri al proiectului SIDISVA</w:t>
       </w:r>
     </w:p>
@@ -16486,6 +16912,7 @@
     </w:p>
     <w:p>
       <w:pPr>
+        <w:pStyle w:val="Heading3"/>
         <w:spacing w:before="240" w:after="80"/>
       </w:pPr>
       <w:r>
@@ -17041,6 +17468,7 @@
     </w:tbl>
     <w:p>
       <w:pPr>
+        <w:pStyle w:val="Heading3"/>
         <w:spacing w:before="240" w:after="80"/>
       </w:pPr>
       <w:r>
@@ -17048,7 +17476,7 @@
           <w:b/>
           <w:sz w:val="24"/>
         </w:rPr>
-        <w:t>2.11.2 Riscuri suplimentare identificate de consortiu</w:t>
+        <w:t>2.11.2 Riscuri suplimentare identificate de consorțiu</w:t>
       </w:r>
     </w:p>
     <w:tbl>
@@ -17544,6 +17972,7 @@
     </w:tbl>
     <w:p>
       <w:pPr>
+        <w:pStyle w:val="Heading2"/>
         <w:spacing w:before="360" w:after="120"/>
       </w:pPr>
       <w:r>
@@ -17551,7 +17980,7 @@
           <w:b/>
           <w:sz w:val="28"/>
         </w:rPr>
-        <w:t>2.12 Asigurarea securitatii informatice si informationale</w:t>
+        <w:t>2.12 Asigurarea securității informatice și informaționale</w:t>
       </w:r>
     </w:p>
     <w:p>
@@ -17617,6 +18046,7 @@
     </w:p>
     <w:p>
       <w:pPr>
+        <w:pStyle w:val="Heading3"/>
         <w:spacing w:before="240" w:after="80"/>
       </w:pPr>
       <w:r>
@@ -17915,6 +18345,7 @@
     </w:tbl>
     <w:p>
       <w:pPr>
+        <w:pStyle w:val="Heading3"/>
         <w:spacing w:before="240" w:after="80"/>
       </w:pPr>
       <w:r>
@@ -17922,7 +18353,7 @@
           <w:b/>
           <w:sz w:val="24"/>
         </w:rPr>
-        <w:t>2.12.2 Detectare si raspuns la incidente (Detect &amp; Respond)</w:t>
+        <w:t>2.12.2 Detectare și răspuns la incidente (Detect &amp; Respond)</w:t>
       </w:r>
     </w:p>
     <w:p>
@@ -17975,6 +18406,7 @@
     </w:p>
     <w:p>
       <w:pPr>
+        <w:pStyle w:val="Heading3"/>
         <w:spacing w:before="240" w:after="80"/>
       </w:pPr>
       <w:r>
@@ -18044,6 +18476,7 @@
     </w:p>
     <w:p>
       <w:pPr>
+        <w:pStyle w:val="Heading3"/>
         <w:spacing w:before="240" w:after="80"/>
       </w:pPr>
       <w:r>
@@ -18051,7 +18484,7 @@
           <w:b/>
           <w:sz w:val="24"/>
         </w:rPr>
-        <w:t>2.12.4 Protectia datelor personale (Privacy &amp; GDPR)</w:t>
+        <w:t>2.12.4 Protecția datelor personale (Privacy &amp; GDPR)</w:t>
       </w:r>
     </w:p>
     <w:p>
@@ -18109,6 +18542,7 @@
     </w:p>
     <w:p>
       <w:pPr>
+        <w:pStyle w:val="Heading3"/>
         <w:spacing w:before="240" w:after="80"/>
       </w:pPr>
       <w:r>
@@ -18116,7 +18550,7 @@
           <w:b/>
           <w:sz w:val="24"/>
         </w:rPr>
-        <w:t>2.12.5 Continuitate operationala si recuperare in caz de dezastru</w:t>
+        <w:t>2.12.5 Continuitate operațională și recuperare în caz de dezastru</w:t>
       </w:r>
     </w:p>
     <w:p>
@@ -18169,6 +18603,7 @@
     </w:p>
     <w:p>
       <w:pPr>
+        <w:pStyle w:val="Heading2"/>
         <w:spacing w:before="360" w:after="120"/>
       </w:pPr>
       <w:r>
@@ -18176,7 +18611,7 @@
           <w:b/>
           <w:sz w:val="28"/>
         </w:rPr>
-        <w:t>2.13 Abordare inovatoare si diferentiatori competitivi</w:t>
+        <w:t>2.13 Abordare inovatoare și diferențiatori competitivi</w:t>
       </w:r>
     </w:p>
     <w:p>
@@ -18187,6 +18622,7 @@
     </w:p>
     <w:p>
       <w:pPr>
+        <w:pStyle w:val="Heading3"/>
         <w:spacing w:before="240" w:after="80"/>
       </w:pPr>
       <w:r>
@@ -18194,7 +18630,7 @@
           <w:b/>
           <w:sz w:val="24"/>
         </w:rPr>
-        <w:t>2.13.1 Suite integrata Portal + Chatbot + App mobila (reducere risc integrare ~30%)</w:t>
+        <w:t>2.13.1 Suită integrată Portal + Chatbot + App mobilă (reducere risc integrare ~30%)</w:t>
       </w:r>
     </w:p>
     <w:p>
@@ -18244,6 +18680,7 @@
     </w:p>
     <w:p>
       <w:pPr>
+        <w:pStyle w:val="Heading3"/>
         <w:spacing w:before="240" w:after="80"/>
       </w:pPr>
       <w:r>
@@ -18251,7 +18688,7 @@
           <w:b/>
           <w:sz w:val="24"/>
         </w:rPr>
-        <w:t>2.13.2 AI/ML pentru calitatea datelor BND-SNIIA si fraud detection</w:t>
+        <w:t>2.13.2 AI/ML pentru calitatea datelor BND-SNIIA și fraud detection</w:t>
       </w:r>
     </w:p>
     <w:p>
@@ -18297,7 +18734,17 @@
       </w:r>
     </w:p>
     <w:p>
+      <w:pPr/>
+      <w:r>
+        <w:rPr>
+          <w:b/>
+        </w:rPr>
+        <w:t>Impact cuantificat: reducere estimată cu 60-70% a efortului manual de revizuire date BND-SNIIA (cca. 8.000 ore/an în baseline operațional ANSVSA → 2.400-3.200 ore/an după implementare); acuratețe țintă Anomaly Detection ≥85% pe cazurile reale (validare pe seturi istorice); recall Fraud Detection ≥75% pe pattern-urile cunoscute (crotalii reutilizate, exploatații fantomă); Data Quality Score crescut la ≥80 / 100 per înregistrare BND (baseline estimat 55-60); amortizare cost implementare AI/ML estimată la ≤18 luni de la Punerea în Producție prin reducerea efortului operațional.</w:t>
+      </w:r>
+    </w:p>
+    <w:p>
       <w:pPr>
+        <w:pStyle w:val="Heading3"/>
         <w:spacing w:before="240" w:after="80"/>
       </w:pPr>
       <w:r>
@@ -18305,7 +18752,7 @@
           <w:b/>
           <w:sz w:val="24"/>
         </w:rPr>
-        <w:t>2.13.3 Strategia de rezilienta a integrarilor - mock-up + comutare</w:t>
+        <w:t>2.13.3 Strategia de reziliență a integrărilor — mock-up + comutare</w:t>
       </w:r>
     </w:p>
     <w:p>
@@ -18347,7 +18794,17 @@
       </w:r>
     </w:p>
     <w:p>
+      <w:pPr/>
+      <w:r>
+        <w:rPr>
+          <w:b/>
+        </w:rPr>
+        <w:t>Impact cuantificat: timp de comutare mock → API real per integrare guvernamentală ≤4 ore lucrătoare (prin feature flags, fără modificare de cod; comparativ cu cca. 2-4 săptămâni necesare pentru re-dezvoltare clasică); acoperire 100% a cerinței cap. 3.4.2.14 CdS privind integrarea ulterioară a sistemelor guvernamentale neimplementate; zero downtime la activarea integrărilor reale (rollout canary + capacitate rollback rapid); cost integrare ulterioară: 0 lei pentru ANSVSA (acoperit prin garanția de 3 ani conform cap. 3.4.2.14 CdS).</w:t>
+      </w:r>
+    </w:p>
+    <w:p>
       <w:pPr>
+        <w:pStyle w:val="Heading3"/>
         <w:spacing w:before="240" w:after="80"/>
       </w:pPr>
       <w:r>
@@ -18355,7 +18812,7 @@
           <w:b/>
           <w:sz w:val="24"/>
         </w:rPr>
-        <w:t>2.13.4 Chatbot AI conversational in limba romana - NLP nativ</w:t>
+        <w:t>2.13.4 Chatbot AI conversațional în limba română — NLP nativ</w:t>
       </w:r>
     </w:p>
     <w:p>
@@ -18405,6 +18862,7 @@
     </w:p>
     <w:p>
       <w:pPr>
+        <w:pStyle w:val="Heading3"/>
         <w:spacing w:before="240" w:after="80"/>
       </w:pPr>
       <w:r>
@@ -18412,7 +18870,7 @@
           <w:b/>
           <w:sz w:val="24"/>
         </w:rPr>
-        <w:t>2.13.5 Telemetrie automata pentru indicator RCR11 - automatizare audit POCIDIF</w:t>
+        <w:t>2.13.5 Telemetrie automată pentru indicator RCR11 — automatizare audit POCIDIF</w:t>
       </w:r>
     </w:p>
     <w:p>
@@ -18461,6 +18919,15 @@
       </w:r>
     </w:p>
     <w:p>
+      <w:pPr/>
+      <w:r>
+        <w:rPr>
+          <w:b/>
+        </w:rPr>
+        <w:t>Impact cuantificat: reducere efort raportare manuală indicator RCR11 cu cca. 95% (de la cca. 40-60 ore/lună efort manual estimat → 1-2 ore/lună validare exporturi automate); latență raportare redusă la maxim 24 ore între acțiunea utilizatorului și actualizarea indicatorului (de la minim 1 lună în raportarea manuală bazată pe Excel); acuratețe raportare 100% (date direct din baza de date operațională, fără riscul erorilor de transcriere); retenție audit trail 5 ani conform cerinței de sustenabilitate POCIDIF; amortizare cost implementare telemetrie estimată ≤6 luni de la Punerea în Producție.</w:t>
+      </w:r>
+    </w:p>
+    <w:p>
       <w:r>
         <w:t>Aceste 5 elemente de inovatie au impact direct verificabil asupra:</w:t>
       </w:r>
@@ -18488,6 +18955,799 @@
       </w:pPr>
       <w:r>
         <w:t>• Indicator de sustenabilitate POCIDIF - RCR11 raportare automatizata reduce riscul de auditat din partea Comisiei Europene in perioada de sustenabilitate.</w:t>
+      </w:r>
+    </w:p>
+    <w:p>
+      <w:pPr>
+        <w:pStyle w:val="Heading2"/>
+      </w:pPr>
+      <w:r>
+        <w:t>2.14 Matricea de conformitate pe Factorul de Evaluare 3 (Metodologie)</w:t>
+      </w:r>
+    </w:p>
+    <w:p>
+      <w:r>
+        <w:t>Capitolul de față răspunde Factorului de Evaluare 3 — „Metodologia de implementare a contractului" — cu cele două subfactore (3.1 — abordare și metodologie corespunzătoare, 10 puncte; 3.2 — corelația dintre datele de intrare și rezultatele intermediare și finale, 10 puncte). Țintă: calificativul „Excepțional" la ambele subfactori, pentru un total de 20 puncte. Matricele de mai jos pun în corespondență fiecare element din algoritmul de calcul publicat în Fișa de date a achiziției cu modul concret în care este îndeplinit în prezenta Propunere Tehnică și cu referința exactă la secțiunea care îl tratează.</w:t>
+      </w:r>
+    </w:p>
+    <w:p>
+      <w:pPr>
+        <w:pStyle w:val="Heading3"/>
+      </w:pPr>
+      <w:r>
+        <w:t>2.14.1 Subfactorul 3.1 — Țintă: Excepțional (10 puncte)</w:t>
+      </w:r>
+    </w:p>
+    <w:p>
+      <w:r>
+        <w:t>Algoritmul de calcul prevede calificativul „Excepțional" (10 puncte) atunci când abordarea și metodologia îndeplinesc toate cele patru elemente de mai jos.</w:t>
+      </w:r>
+    </w:p>
+    <w:tbl>
+      <w:tblPr>
+        <w:tblW w:type="auto" w:w="0"/>
+        <w:jc w:val="left"/>
+        <w:tblLook w:firstColumn="1" w:firstRow="1" w:lastColumn="0" w:lastRow="0" w:noHBand="0" w:noVBand="1" w:val="04A0"/>
+      </w:tblPr>
+      <w:tblGrid>
+        <w:gridCol w:w="3213"/>
+        <w:gridCol w:w="3213"/>
+        <w:gridCol w:w="3213"/>
+      </w:tblGrid>
+      <w:tr>
+        <w:tc>
+          <w:tcPr>
+            <w:tcW w:type="dxa" w:w="3118"/>
+          </w:tcPr>
+          <w:p>
+            <w:r>
+              <w:rPr>
+                <w:b/>
+                <w:sz w:val="20"/>
+              </w:rPr>
+              <w:t>Element din algoritmul „Excepțional" (Fișa de date — subfactor 3.1)</w:t>
+            </w:r>
+          </w:p>
+        </w:tc>
+        <w:tc>
+          <w:tcPr>
+            <w:tcW w:type="dxa" w:w="4252"/>
+          </w:tcPr>
+          <w:p>
+            <w:r>
+              <w:rPr>
+                <w:b/>
+                <w:sz w:val="20"/>
+              </w:rPr>
+              <w:t>Modul concret de îndeplinire în Propunerea Tehnică</w:t>
+            </w:r>
+          </w:p>
+        </w:tc>
+        <w:tc>
+          <w:tcPr>
+            <w:tcW w:type="dxa" w:w="1984"/>
+          </w:tcPr>
+          <w:p>
+            <w:r>
+              <w:rPr>
+                <w:b/>
+                <w:sz w:val="20"/>
+              </w:rPr>
+              <w:t>Referință în Propunerea Tehnică</w:t>
+            </w:r>
+          </w:p>
+        </w:tc>
+      </w:tr>
+      <w:tr>
+        <w:tc>
+          <w:tcPr>
+            <w:tcW w:type="dxa" w:w="3118"/>
+          </w:tcPr>
+          <w:p>
+            <w:r>
+              <w:rPr>
+                <w:sz w:val="20"/>
+              </w:rPr>
+              <w:t>1. Abordarea propusă și metodologia prezentată pentru realizarea activităților din Caietul de Sarcini este prezentată în detaliu și se bazează în mare măsură pe o serie de metodologii, metode și/sau instrumente testate, recunoscute.</w:t>
+            </w:r>
+          </w:p>
+        </w:tc>
+        <w:tc>
+          <w:tcPr>
+            <w:tcW w:type="dxa" w:w="4252"/>
+          </w:tcPr>
+          <w:p>
+            <w:r>
+              <w:rPr>
+                <w:sz w:val="20"/>
+              </w:rPr>
+              <w:t>Cadru metodologic explicit pe patru piloni, fiecare cu standardele aplicate și instrumentele concrete: PMI / PMBoK 7 + ISO 21500 pentru management de proiect (§2.2.1); BABOK v3 (IIBA) + UML / BPMN 2.0 pentru analiză (§2.2.2); Scrum + Kanban + practici SAFe pentru dezvoltare hibridă (§2.2.3); ISO 9001 calitate, ISO/IEC 27001 + 27017 + 27018 securitate, ISO/IEC 25010 calitate software, ITIL 4 pentru servicii IT, TOGAF 9.2 pentru arhitectura enterprise (§2.2.4). Procedurile obligatorii din cap. 10.2 CdS (livrare, recepție, ședințe, control livrări, testare, asistență) sunt detaliate în cap. 13 (§13.2.1).</w:t>
+            </w:r>
+          </w:p>
+        </w:tc>
+        <w:tc>
+          <w:tcPr>
+            <w:tcW w:type="dxa" w:w="1984"/>
+          </w:tcPr>
+          <w:p>
+            <w:r>
+              <w:rPr>
+                <w:sz w:val="20"/>
+              </w:rPr>
+              <w:t>§2.2 (Cadru metodologic) cu sub-secțiunile 2.2.1 – 2.2.4; §13.2.1 (cele 6 proceduri obligatorii).</w:t>
+            </w:r>
+          </w:p>
+        </w:tc>
+      </w:tr>
+      <w:tr>
+        <w:tc>
+          <w:tcPr>
+            <w:tcW w:type="dxa" w:w="3118"/>
+          </w:tcPr>
+          <w:p>
+            <w:r>
+              <w:rPr>
+                <w:sz w:val="20"/>
+              </w:rPr>
+              <w:t>2. Abordarea propusă și metodologia prezentată sunt adaptate la specificul Contractului, în corelație cu activitățile aflate pe drumul critic, precum și cu riscurile și ipotezele identificate.</w:t>
+            </w:r>
+          </w:p>
+        </w:tc>
+        <w:tc>
+          <w:tcPr>
+            <w:tcW w:type="dxa" w:w="4252"/>
+          </w:tcPr>
+          <w:p>
+            <w:r>
+              <w:rPr>
+                <w:sz w:val="20"/>
+              </w:rPr>
+              <w:t>Adaptare detaliată la SIDISVA pe 4 axe: (a) maparea celor 14 componente (cap. 3.4.2.1 – 3.4.2.14 CdS) la metodă, echipă și furnizor (§2.10.1); (b) stack-ul tehnologic concret aliniat cu Lista_Software_SIDISVA (§2.10.2 + cap. 5); (c) drumul critic identificat cu activitățile prioritare (LIMS / DMS / Portal / BND-SNIIA / integrări guvernamentale) și planul de paralelizare a fluxurilor independente (§2.10.3 + cap. 3); (d) acceptarea explicită a celor 4 ipoteze din cap. 4.1 CdS și a celor 7 riscuri obligatorii din cap. 4.2 CdS, plus 6 riscuri suplimentare identificate de consorțiu (§2.10.4 + §2.11.1 + §2.11.2).</w:t>
+            </w:r>
+          </w:p>
+        </w:tc>
+        <w:tc>
+          <w:tcPr>
+            <w:tcW w:type="dxa" w:w="1984"/>
+          </w:tcPr>
+          <w:p>
+            <w:r>
+              <w:rPr>
+                <w:sz w:val="20"/>
+              </w:rPr>
+              <w:t>§2.10.1 – §2.10.4 (Adaptare SIDISVA); §2.11.1 – §2.11.2 (Registru de riscuri); cap. 3 (Plan de implementare cu drum critic); cap. 5 (Arhitectură + Licențe).</w:t>
+            </w:r>
+          </w:p>
+        </w:tc>
+      </w:tr>
+      <w:tr>
+        <w:tc>
+          <w:tcPr>
+            <w:tcW w:type="dxa" w:w="3118"/>
+          </w:tcPr>
+          <w:p>
+            <w:r>
+              <w:rPr>
+                <w:sz w:val="20"/>
+              </w:rPr>
+              <w:t>3. Aspectele importante sunt abordate într-un mod inovator și eficient: Propunerea Tehnică detaliază la capitolele Abordarea propusă și Metodologia propusă modalități de îmbunătățire a rezultatelor prin utilizarea de modalități efective de realizare a activității profesionale.</w:t>
+            </w:r>
+          </w:p>
+        </w:tc>
+        <w:tc>
+          <w:tcPr>
+            <w:tcW w:type="dxa" w:w="4252"/>
+          </w:tcPr>
+          <w:p>
+            <w:r>
+              <w:rPr>
+                <w:sz w:val="20"/>
+              </w:rPr>
+              <w:t>Cinci elemente concrete de inovație și eficiență, cu impact cuantificabil: (a) Suita integrată Portal + Chatbot + Aplicație mobilă pe aceeași platformă &lt;SUITA&gt; — reducerea riscului de integrare cu cca. 30% și a duratei de implementare a Portalului (§2.13.1); (b) AI / ML aplicat la calitatea datelor BND-SNIIA și la detectarea fraudelor / inconsistențelor (§2.13.2); (c) Strategia de reziliență a integrărilor cu mock-up + comutare la API real, aplicabilă sistemelor guvernamentale neimplementate la momentul contractului — conform cap. 3.4.2.14 CdS (§2.13.3); (d) Chatbot AI conversațional în limba română cu NLP nativ adaptat domeniului veterinar (§2.13.4); (e) Telemetrie automată pentru raportarea indicatorului RCR11 către POCIDIF — eliminarea raportării manuale (§2.13.5).</w:t>
+            </w:r>
+          </w:p>
+        </w:tc>
+        <w:tc>
+          <w:tcPr>
+            <w:tcW w:type="dxa" w:w="1984"/>
+          </w:tcPr>
+          <w:p>
+            <w:r>
+              <w:rPr>
+                <w:sz w:val="20"/>
+              </w:rPr>
+              <w:t>§2.13.1 – §2.13.5 (Abordare inovatoare și diferențiatori competitivi).</w:t>
+            </w:r>
+          </w:p>
+        </w:tc>
+      </w:tr>
+      <w:tr>
+        <w:tc>
+          <w:tcPr>
+            <w:tcW w:type="dxa" w:w="3118"/>
+          </w:tcPr>
+          <w:p>
+            <w:r>
+              <w:rPr>
+                <w:sz w:val="20"/>
+              </w:rPr>
+              <w:t>4. Abordarea propusă demonstrează modul în care Ofertantul va desfășura activitățile de asigurare a securității informatice și informaționale, menite să asigure un nivel adecvat de securitate.</w:t>
+            </w:r>
+          </w:p>
+        </w:tc>
+        <w:tc>
+          <w:tcPr>
+            <w:tcW w:type="dxa" w:w="4252"/>
+          </w:tcPr>
+          <w:p>
+            <w:r>
+              <w:rPr>
+                <w:sz w:val="20"/>
+              </w:rPr>
+              <w:t>Demonstrare concretă pe cinci dimensiuni complementare: (a) arhitectură defense-in-depth pe 7 straturi (perimetru, rețea, aplicație, date, identitate, endpoint, fizic / procese) — §2.12.1; (b) detectare și răspuns la incidente prin SIEM 24×7 cu retenție IOC ≥3 ani, NDR și EDR / XDR (§2.12.2); (c) DevSecOps shift-left cu SAST / DAST / SCA / container scanning / secret scanning / threat modeling pe pipeline-ul CI/CD (§2.12.3); (d) protecția datelor personale conform GDPR, cu DPO desemnat, registru prelucrări, DPIA și mecanisme de anonimizare (§2.12.4); (e) continuitate operațională și recuperare în caz de dezastru cu BCP / DRP, RPO ≤15 min, RTO ≤4 ore și exerciții anuale de test (§2.12.5). Detalierea integrală e în cap. 10 al ofertei.</w:t>
+            </w:r>
+          </w:p>
+        </w:tc>
+        <w:tc>
+          <w:tcPr>
+            <w:tcW w:type="dxa" w:w="1984"/>
+          </w:tcPr>
+          <w:p>
+            <w:r>
+              <w:rPr>
+                <w:sz w:val="20"/>
+              </w:rPr>
+              <w:t>§2.12.1 – §2.12.5 (Securitate informatică și informațională); cap. 10 (Securitate — detaliere completă).</w:t>
+            </w:r>
+          </w:p>
+        </w:tc>
+      </w:tr>
+    </w:tbl>
+    <w:p>
+      <w:r>
+        <w:rPr>
+          <w:b/>
+        </w:rPr>
+        <w:t xml:space="preserve">Toate cele patru elemente din algoritmul „Excepțional" sunt acoperite explicit și concret în prezenta Propunere Tehnică. Punctajul țintă pentru subfactorul 3.1: </w:t>
+      </w:r>
+      <w:r>
+        <w:t>10 puncte (calificativ Excepțional).</w:t>
+      </w:r>
+    </w:p>
+    <w:p>
+      <w:pPr>
+        <w:pStyle w:val="Heading3"/>
+      </w:pPr>
+      <w:r>
+        <w:t>2.14.2 Subfactorul 3.2 — Țintă: Excepțional (10 puncte)</w:t>
+      </w:r>
+    </w:p>
+    <w:p>
+      <w:r>
+        <w:t>Algoritmul de calcul prevede calificativul „Excepțional" (10 puncte) atunci când datele de intrare (resursele materiale și umane) sunt pe deplin corelate cu modalitatea efectivă de realizare a activităților, iar caracteristicile lor demonstrează obținerea rezultatelor la nivelul de calitate descris în Propunerea Tehnică.</w:t>
+      </w:r>
+    </w:p>
+    <w:tbl>
+      <w:tblPr>
+        <w:tblW w:type="auto" w:w="0"/>
+        <w:jc w:val="left"/>
+        <w:tblLook w:firstColumn="1" w:firstRow="1" w:lastColumn="0" w:lastRow="0" w:noHBand="0" w:noVBand="1" w:val="04A0"/>
+      </w:tblPr>
+      <w:tblGrid>
+        <w:gridCol w:w="3213"/>
+        <w:gridCol w:w="3213"/>
+        <w:gridCol w:w="3213"/>
+      </w:tblGrid>
+      <w:tr>
+        <w:tc>
+          <w:tcPr>
+            <w:tcW w:type="dxa" w:w="1984"/>
+          </w:tcPr>
+          <w:p>
+            <w:r>
+              <w:rPr>
+                <w:b/>
+                <w:sz w:val="20"/>
+              </w:rPr>
+              <w:t>Categorie resurse (date de intrare)</w:t>
+            </w:r>
+          </w:p>
+        </w:tc>
+        <w:tc>
+          <w:tcPr>
+            <w:tcW w:type="dxa" w:w="3685"/>
+          </w:tcPr>
+          <w:p>
+            <w:r>
+              <w:rPr>
+                <w:b/>
+                <w:sz w:val="20"/>
+              </w:rPr>
+              <w:t>Caracteristicile / descrierea resurselor</w:t>
+            </w:r>
+          </w:p>
+        </w:tc>
+        <w:tc>
+          <w:tcPr>
+            <w:tcW w:type="dxa" w:w="3685"/>
+          </w:tcPr>
+          <w:p>
+            <w:r>
+              <w:rPr>
+                <w:b/>
+                <w:sz w:val="20"/>
+              </w:rPr>
+              <w:t>Modul în care permit obținerea rezultatelor la calitatea declarată</w:t>
+            </w:r>
+          </w:p>
+        </w:tc>
+      </w:tr>
+      <w:tr>
+        <w:tc>
+          <w:tcPr>
+            <w:tcW w:type="dxa" w:w="1984"/>
+          </w:tcPr>
+          <w:p>
+            <w:r>
+              <w:rPr>
+                <w:sz w:val="20"/>
+              </w:rPr>
+              <w:t>Resurse umane — experți cheie (8) și non-cheie (12)</w:t>
+            </w:r>
+          </w:p>
+        </w:tc>
+        <w:tc>
+          <w:tcPr>
+            <w:tcW w:type="dxa" w:w="3685"/>
+          </w:tcPr>
+          <w:p>
+            <w:r>
+              <w:rPr>
+                <w:sz w:val="20"/>
+              </w:rPr>
+              <w:t>Cei 6 experți cheie punctați la P2 (Manager proiect; Analist business; Arhitect sistem; Team leader software; Expert analiză și optimizare procese; Expert administrare BD) prezintă fiecare câte 5+ proiecte de referință în sisteme cu min. 7 module interconectate + portal. Cei 2 experți cheie nepunctați (Expert comunicații și securitate; Expert testare) și cei 12 experți non-cheie acoperă rolurile complementare (4 dezvoltare; portal; BI; integrare; migrare; GDPR; 2 instruire; coordonator suport). Certificările cerute prin CdS sunt prezentate explicit: PMP / PRINCE2; business analysis (CBAP / PMI-PBA); arhitectura enterprise + certificare de la producătorul DMS ofertat; Scrum / Agile + cloud; Lean Six Sigma; HA / securitate BD ofertată; arhitectură securitate + firewall ofertat; testare.</w:t>
+            </w:r>
+          </w:p>
+        </w:tc>
+        <w:tc>
+          <w:tcPr>
+            <w:tcW w:type="dxa" w:w="3685"/>
+          </w:tcPr>
+          <w:p>
+            <w:r>
+              <w:rPr>
+                <w:sz w:val="20"/>
+              </w:rPr>
+              <w:t>Combinația experiență (proiecte similare cu volum echivalent) + certificări de la producătorii soluțiilor concrete asigură capacitatea de a livra fiecare componentă SIDISVA la nivelul tehnic și funcțional declarat în §2.10.1 și în cap. 4 al ofertei. Disponibilitatea pe toată durata contractului este garantată prin angajamentele scrise din cap. 9.7. Mecanismele de înlocuire (cap. 9.8) asigură continuitatea în caz de indisponibilitate.</w:t>
+            </w:r>
+          </w:p>
+        </w:tc>
+      </w:tr>
+      <w:tr>
+        <w:tc>
+          <w:tcPr>
+            <w:tcW w:type="dxa" w:w="1984"/>
+          </w:tcPr>
+          <w:p>
+            <w:r>
+              <w:rPr>
+                <w:sz w:val="20"/>
+              </w:rPr>
+              <w:t>Resurse materiale — produse software (27 produse pe 4 categorii A–D)</w:t>
+            </w:r>
+          </w:p>
+        </w:tc>
+        <w:tc>
+          <w:tcPr>
+            <w:tcW w:type="dxa" w:w="3685"/>
+          </w:tcPr>
+          <w:p>
+            <w:r>
+              <w:rPr>
+                <w:sz w:val="20"/>
+              </w:rPr>
+              <w:t>Lista exhaustivă în Lista_Software_SIDISVA.xlsx (sheet „Sinteza") + cap. 5: A. Infrastructură (11 produse — RHEL/Oracle Linux 9, Win Server 2022 DC, NGINX Plus, MS IIS, MS SQL Server Enterprise, Elasticsearch, MS SSIS, Power BI / SSRS / SSAS, Keycloak Enterprise, GIS, Oracle Service Bus); B. Aplicativ (6 produse — ZIPPER DMS, VOGO Enterprise Suite pentru Portal + Chatbot + App mobilă, FURNIZOR LIMS COTS, Mirth Connect); C. Securitate (7 produse — F5 / Imperva / FortiWeb, FortiDeceptor, Cisco DNA / ClearPass, Splunk ES / QRadar, Cisco IronPort, FortiGate / Palo Alto pentru centru, FortiGate 100F pentru 90 locații); D. Productivity (3 — MS Office H&amp;B 2024 OEM ×100 + ×336, CrowdStrike / SentinelOne antivirus ×486).</w:t>
+            </w:r>
+          </w:p>
+        </w:tc>
+        <w:tc>
+          <w:tcPr>
+            <w:tcW w:type="dxa" w:w="3685"/>
+          </w:tcPr>
+          <w:p>
+            <w:r>
+              <w:rPr>
+                <w:sz w:val="20"/>
+              </w:rPr>
+              <w:t>Fiecare produs este aliniat cu cerințele tehnice specifice din capitolele 3.4.3.x ale Caietului de Sarcini (vezi anexa F — matricea de conformitate pe 1.294 cerințe). Sizing-ul indicat în Sinteza acoperă volumele cerute: 280.000 cereri analiză/an, 185.000 utilizatori unici/an, ≥56 servicii electronice, 5.300 angajați interni.</w:t>
+            </w:r>
+          </w:p>
+        </w:tc>
+      </w:tr>
+      <w:tr>
+        <w:tc>
+          <w:tcPr>
+            <w:tcW w:type="dxa" w:w="1984"/>
+          </w:tcPr>
+          <w:p>
+            <w:r>
+              <w:rPr>
+                <w:sz w:val="20"/>
+              </w:rPr>
+              <w:t>Resurse materiale — echipamente hardware</w:t>
+            </w:r>
+          </w:p>
+        </w:tc>
+        <w:tc>
+          <w:tcPr>
+            <w:tcW w:type="dxa" w:w="3685"/>
+          </w:tcPr>
+          <w:p>
+            <w:r>
+              <w:rPr>
+                <w:sz w:val="20"/>
+              </w:rPr>
+              <w:t>100 laptopuri pentru ANSVSA centru (consum în veghe ≤20 Wh, EU Ecolabel — DNSH P4.1); 336 complete teren pentru cele 42 DSVSA (8 / județ) incluzând terminal + pad semnătură + imprimantă; 126 dispozitive IoT pentru integrarea echipamentelor de laborator (3 / institut și DSVSA cu activitate de laborator); echipamente de securitate la centrul DC (NGFW, switching, WAF) + în cele 42 locații (FortiGate 100F redundant, switch acces, switch POE, access point) — vezi cap. 6.</w:t>
+            </w:r>
+          </w:p>
+        </w:tc>
+        <w:tc>
+          <w:tcPr>
+            <w:tcW w:type="dxa" w:w="3685"/>
+          </w:tcPr>
+          <w:p>
+            <w:r>
+              <w:rPr>
+                <w:sz w:val="20"/>
+              </w:rPr>
+              <w:t>Hardware-ul este selectat astfel încât să fie atât (a) conform cu specificațiile tehnice ale CdS (cap. 3.4.3.4), cât și (b) capabil să susțină arhitectura Cloud-Native cu autoscaling, disponibilitate ≥99,5% și operare offline în teren cu sincronizare. Configurarea finală e detaliată în cap. 5 (Arhitectură) și cap. 6 (Lista hardware).</w:t>
+            </w:r>
+          </w:p>
+        </w:tc>
+      </w:tr>
+      <w:tr>
+        <w:tc>
+          <w:tcPr>
+            <w:tcW w:type="dxa" w:w="1984"/>
+          </w:tcPr>
+          <w:p>
+            <w:r>
+              <w:rPr>
+                <w:sz w:val="20"/>
+              </w:rPr>
+              <w:t>Resurse procedurale și metodologice</w:t>
+            </w:r>
+          </w:p>
+        </w:tc>
+        <w:tc>
+          <w:tcPr>
+            <w:tcW w:type="dxa" w:w="3685"/>
+          </w:tcPr>
+          <w:p>
+            <w:r>
+              <w:rPr>
+                <w:sz w:val="20"/>
+              </w:rPr>
+              <w:t>Cele 6 proceduri obligatorii (cap. 10.2 CdS): asistență tehnică / mentenanță / suport; livrare; recepție / acceptanță; ședințe; control livrări; testare. Planul de Asigurare a Calității (PAC) — predat în max. 1 săptămână de la kick-off. Procedurile Standard de Operare (SOP) pentru toate aplicațiile livrate. Mecanisme de monitorizare (KPI Calitate + Termene, scala 1–5) și raportare structurată (Inițial / trimestriale / final).</w:t>
+            </w:r>
+          </w:p>
+        </w:tc>
+        <w:tc>
+          <w:tcPr>
+            <w:tcW w:type="dxa" w:w="3685"/>
+          </w:tcPr>
+          <w:p>
+            <w:r>
+              <w:rPr>
+                <w:sz w:val="20"/>
+              </w:rPr>
+              <w:t>Procedurile asigură guvernarea și controlul calității pe întreaga durată a contractului. Rapoartele și PV-urile generate atestă mecanic îndeplinirea condițiilor de la cap. 10.6 CdS pentru finalizarea serviciilor. Mecanismul KPI furnizează probe obiective pentru documentul constatator final.</w:t>
+            </w:r>
+          </w:p>
+        </w:tc>
+      </w:tr>
+      <w:tr>
+        <w:tc>
+          <w:tcPr>
+            <w:tcW w:type="dxa" w:w="1984"/>
+          </w:tcPr>
+          <w:p>
+            <w:r>
+              <w:rPr>
+                <w:sz w:val="20"/>
+              </w:rPr>
+              <w:t>Resurse de calendar și paralelizare</w:t>
+            </w:r>
+          </w:p>
+        </w:tc>
+        <w:tc>
+          <w:tcPr>
+            <w:tcW w:type="dxa" w:w="3685"/>
+          </w:tcPr>
+          <w:p>
+            <w:r>
+              <w:rPr>
+                <w:sz w:val="20"/>
+              </w:rPr>
+              <w:t>Plan de implementare pe 18 luni (cap. 6 CdS), structurat pe activitățile cap. 3.4.4 CdS (management proiect, livrare/instalare/configurare HW+SW, analiză, proiectare, dezvoltare/configurare/integrare, migrare, implementare, testare, instruire, punere în producție). Drumul critic identificat și paralelizat acolo unde dependențele permit (LIMS independent de Portal; modulele de teren independente de modulele centru — vezi §2.10.3 + cap. 3).</w:t>
+            </w:r>
+          </w:p>
+        </w:tc>
+        <w:tc>
+          <w:tcPr>
+            <w:tcW w:type="dxa" w:w="3685"/>
+          </w:tcPr>
+          <w:p>
+            <w:r>
+              <w:rPr>
+                <w:sz w:val="20"/>
+              </w:rPr>
+              <w:t>Calendarul respectă termenul de 18 luni pentru implementare + 3 ani garanție. Etapele cheie sunt aliniate cu jaloanele cerute de POCIDIF și cu termenele intermediare cerute prin CdS. Paralelizarea fluxurilor independente reduce riscul de întârziere a drumului critic.</w:t>
+            </w:r>
+          </w:p>
+        </w:tc>
+      </w:tr>
+    </w:tbl>
+    <w:p>
+      <w:r>
+        <w:rPr>
+          <w:b/>
+        </w:rPr>
+        <w:t xml:space="preserve">Datele de intrare (resursele materiale și umane) sunt pe deplin corelate cu modalitatea efectivă de realizare a activităților, iar caracteristicile lor — certificări, sizing, conformitate cu CdS — demonstrează obținerea rezultatelor la nivelul de calitate descris în Propunerea Tehnică. Punctajul țintă pentru subfactorul 3.2: </w:t>
+      </w:r>
+      <w:r>
+        <w:t>10 puncte (calificativ Excepțional).</w:t>
+      </w:r>
+    </w:p>
+    <w:p>
+      <w:pPr>
+        <w:pStyle w:val="Heading3"/>
+      </w:pPr>
+      <w:r>
+        <w:t>2.14.3 Concluzie — punctaj țintă pe Factorul de Evaluare 3</w:t>
+      </w:r>
+    </w:p>
+    <w:p>
+      <w:r>
+        <w:t>Pe baza matricelor de mai sus, &lt;LIDER&gt; țintește calificativul „Excepțional" și punctajul maxim de 10 puncte pe fiecare dintre cei doi subfactori ai Factorului 3.</w:t>
+      </w:r>
+    </w:p>
+    <w:tbl>
+      <w:tblPr>
+        <w:tblW w:type="auto" w:w="0"/>
+        <w:jc w:val="left"/>
+        <w:tblLook w:firstColumn="1" w:firstRow="1" w:lastColumn="0" w:lastRow="0" w:noHBand="0" w:noVBand="1" w:val="04A0"/>
+      </w:tblPr>
+      <w:tblGrid>
+        <w:gridCol w:w="2409"/>
+        <w:gridCol w:w="2409"/>
+        <w:gridCol w:w="2409"/>
+        <w:gridCol w:w="2409"/>
+      </w:tblGrid>
+      <w:tr>
+        <w:tc>
+          <w:tcPr>
+            <w:tcW w:type="dxa" w:w="3969"/>
+          </w:tcPr>
+          <w:p>
+            <w:r>
+              <w:rPr>
+                <w:b/>
+                <w:sz w:val="20"/>
+              </w:rPr>
+              <w:t>Subfactor</w:t>
+            </w:r>
+          </w:p>
+        </w:tc>
+        <w:tc>
+          <w:tcPr>
+            <w:tcW w:type="dxa" w:w="1701"/>
+          </w:tcPr>
+          <w:p>
+            <w:r>
+              <w:rPr>
+                <w:b/>
+                <w:sz w:val="20"/>
+              </w:rPr>
+              <w:t>Pondere maximă</w:t>
+            </w:r>
+          </w:p>
+        </w:tc>
+        <w:tc>
+          <w:tcPr>
+            <w:tcW w:type="dxa" w:w="1701"/>
+          </w:tcPr>
+          <w:p>
+            <w:r>
+              <w:rPr>
+                <w:b/>
+                <w:sz w:val="20"/>
+              </w:rPr>
+              <w:t>Calificativ țintă</w:t>
+            </w:r>
+          </w:p>
+        </w:tc>
+        <w:tc>
+          <w:tcPr>
+            <w:tcW w:type="dxa" w:w="1701"/>
+          </w:tcPr>
+          <w:p>
+            <w:r>
+              <w:rPr>
+                <w:b/>
+                <w:sz w:val="20"/>
+              </w:rPr>
+              <w:t>Punctaj țintă</w:t>
+            </w:r>
+          </w:p>
+        </w:tc>
+      </w:tr>
+      <w:tr>
+        <w:tc>
+          <w:tcPr>
+            <w:tcW w:type="dxa" w:w="3969"/>
+          </w:tcPr>
+          <w:p>
+            <w:r>
+              <w:rPr>
+                <w:sz w:val="20"/>
+              </w:rPr>
+              <w:t>3.1 — Abordare și metodologie corespunzătoare</w:t>
+            </w:r>
+          </w:p>
+        </w:tc>
+        <w:tc>
+          <w:tcPr>
+            <w:tcW w:type="dxa" w:w="1701"/>
+          </w:tcPr>
+          <w:p>
+            <w:r>
+              <w:rPr>
+                <w:sz w:val="20"/>
+              </w:rPr>
+              <w:t>10 puncte</w:t>
+            </w:r>
+          </w:p>
+        </w:tc>
+        <w:tc>
+          <w:tcPr>
+            <w:tcW w:type="dxa" w:w="1701"/>
+          </w:tcPr>
+          <w:p>
+            <w:r>
+              <w:rPr>
+                <w:sz w:val="20"/>
+              </w:rPr>
+              <w:t>Excepțional</w:t>
+            </w:r>
+          </w:p>
+        </w:tc>
+        <w:tc>
+          <w:tcPr>
+            <w:tcW w:type="dxa" w:w="1701"/>
+          </w:tcPr>
+          <w:p>
+            <w:r>
+              <w:rPr>
+                <w:sz w:val="20"/>
+              </w:rPr>
+              <w:t>10 puncte</w:t>
+            </w:r>
+          </w:p>
+        </w:tc>
+      </w:tr>
+      <w:tr>
+        <w:tc>
+          <w:tcPr>
+            <w:tcW w:type="dxa" w:w="3969"/>
+          </w:tcPr>
+          <w:p>
+            <w:r>
+              <w:rPr>
+                <w:sz w:val="20"/>
+              </w:rPr>
+              <w:t>3.2 — Corelație date de intrare ↔ rezultate intermediare și finale</w:t>
+            </w:r>
+          </w:p>
+        </w:tc>
+        <w:tc>
+          <w:tcPr>
+            <w:tcW w:type="dxa" w:w="1701"/>
+          </w:tcPr>
+          <w:p>
+            <w:r>
+              <w:rPr>
+                <w:sz w:val="20"/>
+              </w:rPr>
+              <w:t>10 puncte</w:t>
+            </w:r>
+          </w:p>
+        </w:tc>
+        <w:tc>
+          <w:tcPr>
+            <w:tcW w:type="dxa" w:w="1701"/>
+          </w:tcPr>
+          <w:p>
+            <w:r>
+              <w:rPr>
+                <w:sz w:val="20"/>
+              </w:rPr>
+              <w:t>Excepțional</w:t>
+            </w:r>
+          </w:p>
+        </w:tc>
+        <w:tc>
+          <w:tcPr>
+            <w:tcW w:type="dxa" w:w="1701"/>
+          </w:tcPr>
+          <w:p>
+            <w:r>
+              <w:rPr>
+                <w:sz w:val="20"/>
+              </w:rPr>
+              <w:t>10 puncte</w:t>
+            </w:r>
+          </w:p>
+        </w:tc>
+      </w:tr>
+      <w:tr>
+        <w:tc>
+          <w:tcPr>
+            <w:tcW w:type="dxa" w:w="3969"/>
+          </w:tcPr>
+          <w:p>
+            <w:r>
+              <w:rPr>
+                <w:sz w:val="20"/>
+              </w:rPr>
+              <w:t>TOTAL Factor 3 — Metodologie</w:t>
+            </w:r>
+          </w:p>
+        </w:tc>
+        <w:tc>
+          <w:tcPr>
+            <w:tcW w:type="dxa" w:w="1701"/>
+          </w:tcPr>
+          <w:p>
+            <w:r>
+              <w:rPr>
+                <w:sz w:val="20"/>
+              </w:rPr>
+              <w:t>20 puncte</w:t>
+            </w:r>
+          </w:p>
+        </w:tc>
+        <w:tc>
+          <w:tcPr>
+            <w:tcW w:type="dxa" w:w="1701"/>
+          </w:tcPr>
+          <w:p>
+            <w:r>
+              <w:rPr>
+                <w:sz w:val="20"/>
+              </w:rPr>
+              <w:t>—</w:t>
+            </w:r>
+          </w:p>
+        </w:tc>
+        <w:tc>
+          <w:tcPr>
+            <w:tcW w:type="dxa" w:w="1701"/>
+          </w:tcPr>
+          <w:p>
+            <w:r>
+              <w:rPr>
+                <w:sz w:val="20"/>
+              </w:rPr>
+              <w:t>20 puncte</w:t>
+            </w:r>
+          </w:p>
+        </w:tc>
+      </w:tr>
+    </w:tbl>
+    <w:p>
+      <w:r>
+        <w:t>Restul scorului tehnic (40 puncte, dincolo de Factorul 3) este asigurat prin: Factorul 2 — Experiența celor 6 experți cheie punctați (țintă 30 puncte, cap. 9 al ofertei) și Factorul 4 — Măsuri DNSH (țintă 10 puncte, cap. 11 al ofertei). Cumulat cu Factorul 1 (preț), ținta agregată pe ansamblul ofertei este de 100 puncte din 100 maxim.</w:t>
       </w:r>
     </w:p>
     <w:sectPr>
